--- a/gem5_snn/промежуточные результаты.docx
+++ b/gem5_snn/промежуточные результаты.docx
@@ -1,6 +1,6 @@
 
 <file path=word/document.xml><?xml version="1.0" encoding="utf-8"?>
-<w:document xmlns:wpc="http://schemas.microsoft.com/office/word/2010/wordprocessingCanvas" xmlns:cx="http://schemas.microsoft.com/office/drawing/2014/chartex" xmlns:cx1="http://schemas.microsoft.com/office/drawing/2015/9/8/chartex" xmlns:cx2="http://schemas.microsoft.com/office/drawing/2015/10/21/chartex" xmlns:cx3="http://schemas.microsoft.com/office/drawing/2016/5/9/chartex" xmlns:cx4="http://schemas.microsoft.com/office/drawing/2016/5/10/chartex" xmlns:cx5="http://schemas.microsoft.com/office/drawing/2016/5/11/chartex" xmlns:cx6="http://schemas.microsoft.com/office/drawing/2016/5/12/chartex" xmlns:cx7="http://schemas.microsoft.com/office/drawing/2016/5/13/chartex" xmlns:cx8="http://schemas.microsoft.com/office/drawing/2016/5/14/chartex" xmlns:mc="http://schemas.openxmlformats.org/markup-compatibility/2006" xmlns:aink="http://schemas.microsoft.com/office/drawing/2016/ink" xmlns:am3d="http://schemas.microsoft.com/office/drawing/2017/model3d" xmlns:o="urn:schemas-microsoft-com:office:office" xmlns:r="http://schemas.openxmlformats.org/officeDocument/2006/relationships" xmlns:m="http://schemas.openxmlformats.org/officeDocument/2006/math" xmlns:v="urn:schemas-microsoft-com:vml" xmlns:wp14="http://schemas.microsoft.com/office/word/2010/wordprocessingDrawing" xmlns:wp="http://schemas.openxmlformats.org/drawingml/2006/wordprocessingDrawing" xmlns:w10="urn:schemas-microsoft-com:office:word" xmlns:w="http://schemas.openxmlformats.org/wordprocessingml/2006/main" xmlns:w14="http://schemas.microsoft.com/office/word/2010/wordml" xmlns:w15="http://schemas.microsoft.com/office/word/2012/wordml" xmlns:w16cex="http://schemas.microsoft.com/office/word/2018/wordml/cex" xmlns:w16cid="http://schemas.microsoft.com/office/word/2016/wordml/cid" xmlns:w16="http://schemas.microsoft.com/office/word/2018/wordml" xmlns:w16sdtdh="http://schemas.microsoft.com/office/word/2020/wordml/sdtdatahash" xmlns:w16se="http://schemas.microsoft.com/office/word/2015/wordml/symex" xmlns:wpg="http://schemas.microsoft.com/office/word/2010/wordprocessingGroup" xmlns:wpi="http://schemas.microsoft.com/office/word/2010/wordprocessingInk" xmlns:wne="http://schemas.microsoft.com/office/word/2006/wordml" xmlns:wps="http://schemas.microsoft.com/office/word/2010/wordprocessingShape" mc:Ignorable="w14 w15 w16se w16cid w16 w16cex w16sdtdh wp14">
+<w:document xmlns:wpc="http://schemas.microsoft.com/office/word/2010/wordprocessingCanvas" xmlns:cx="http://schemas.microsoft.com/office/drawing/2014/chartex" xmlns:cx1="http://schemas.microsoft.com/office/drawing/2015/9/8/chartex" xmlns:mc="http://schemas.openxmlformats.org/markup-compatibility/2006" xmlns:o="urn:schemas-microsoft-com:office:office" xmlns:r="http://schemas.openxmlformats.org/officeDocument/2006/relationships" xmlns:m="http://schemas.openxmlformats.org/officeDocument/2006/math" xmlns:v="urn:schemas-microsoft-com:vml" xmlns:wp14="http://schemas.microsoft.com/office/word/2010/wordprocessingDrawing" xmlns:wp="http://schemas.openxmlformats.org/drawingml/2006/wordprocessingDrawing" xmlns:w10="urn:schemas-microsoft-com:office:word" xmlns:w="http://schemas.openxmlformats.org/wordprocessingml/2006/main" xmlns:w14="http://schemas.microsoft.com/office/word/2010/wordml" xmlns:w15="http://schemas.microsoft.com/office/word/2012/wordml" xmlns:w16se="http://schemas.microsoft.com/office/word/2015/wordml/symex" xmlns:wpg="http://schemas.microsoft.com/office/word/2010/wordprocessingGroup" xmlns:wpi="http://schemas.microsoft.com/office/word/2010/wordprocessingInk" xmlns:wne="http://schemas.microsoft.com/office/word/2006/wordml" xmlns:wps="http://schemas.microsoft.com/office/word/2010/wordprocessingShape" mc:Ignorable="w14 w15 w16se wp14">
   <w:body>
     <w:p>
       <w:r>
@@ -17,13 +17,36 @@
     </w:p>
     <w:p/>
     <w:p>
-      <w:proofErr w:type="gramStart"/>
-      <w:r>
-        <w:t>Расчёт  энергии</w:t>
-      </w:r>
-      <w:proofErr w:type="gramEnd"/>
-      <w:r>
-        <w:t xml:space="preserve"> затрачиваемой кроссбар-массивом</w:t>
+      <w:pPr>
+        <w:rPr>
+          <w:b/>
+        </w:rPr>
+      </w:pPr>
+      <w:r>
+        <w:rPr>
+          <w:b/>
+        </w:rPr>
+        <w:t>Расчёт энергии</w:t>
+      </w:r>
+      <w:r>
+        <w:rPr>
+          <w:b/>
+        </w:rPr>
+        <w:t xml:space="preserve"> затрачиваемой </w:t>
+      </w:r>
+      <w:proofErr w:type="spellStart"/>
+      <w:r>
+        <w:rPr>
+          <w:b/>
+        </w:rPr>
+        <w:t>кроссбар</w:t>
+      </w:r>
+      <w:proofErr w:type="spellEnd"/>
+      <w:r>
+        <w:rPr>
+          <w:b/>
+        </w:rPr>
+        <w:t>-массивом</w:t>
       </w:r>
     </w:p>
     <w:p>
@@ -189,7 +212,29 @@
     </w:p>
     <w:p>
       <w:r>
-        <w:t>Тогда, суммарная энергия для всего кроссбар-массива</w:t>
+        <w:t>Тогда, суммарная энергия для все</w:t>
+      </w:r>
+      <w:r>
+        <w:t xml:space="preserve">х </w:t>
+      </w:r>
+      <w:proofErr w:type="spellStart"/>
+      <w:r>
+        <w:t>мемристивных</w:t>
+      </w:r>
+      <w:proofErr w:type="spellEnd"/>
+      <w:r>
+        <w:t xml:space="preserve"> элементов</w:t>
+      </w:r>
+      <w:r>
+        <w:t xml:space="preserve"> </w:t>
+      </w:r>
+      <w:proofErr w:type="spellStart"/>
+      <w:r>
+        <w:t>кроссбар</w:t>
+      </w:r>
+      <w:proofErr w:type="spellEnd"/>
+      <w:r>
+        <w:t>-массива</w:t>
       </w:r>
       <w:r>
         <w:t xml:space="preserve"> </w:t>
@@ -217,6 +262,11 @@
       </w:r>
     </w:p>
     <w:p>
+      <w:pPr>
+        <w:rPr>
+          <w:rFonts w:eastAsiaTheme="minorEastAsia"/>
+        </w:rPr>
+      </w:pPr>
       <m:oMathPara>
         <m:oMath>
           <m:sSub>
@@ -358,12 +408,32 @@
                       </m:r>
                     </m:e>
                     <m:sub>
-                      <m:r>
-                        <w:rPr>
-                          <w:rFonts w:ascii="Cambria Math" w:hAnsi="Cambria Math"/>
-                        </w:rPr>
-                        <m:t>ij</m:t>
-                      </m:r>
+                      <m:sSub>
+                        <m:sSubPr>
+                          <m:ctrlPr>
+                            <w:rPr>
+                              <w:rFonts w:ascii="Cambria Math" w:hAnsi="Cambria Math"/>
+                              <w:i/>
+                            </w:rPr>
+                          </m:ctrlPr>
+                        </m:sSubPr>
+                        <m:e>
+                          <m:r>
+                            <w:rPr>
+                              <w:rFonts w:ascii="Cambria Math" w:hAnsi="Cambria Math"/>
+                            </w:rPr>
+                            <m:t>mem</m:t>
+                          </m:r>
+                        </m:e>
+                        <m:sub>
+                          <m:r>
+                            <w:rPr>
+                              <w:rFonts w:ascii="Cambria Math" w:hAnsi="Cambria Math"/>
+                            </w:rPr>
+                            <m:t>ij</m:t>
+                          </m:r>
+                        </m:sub>
+                      </m:sSub>
                     </m:sub>
                     <m:sup>
                       <m:r>
@@ -398,12 +468,32 @@
                       </m:r>
                     </m:e>
                     <m:sub>
-                      <m:r>
-                        <w:rPr>
-                          <w:rFonts w:ascii="Cambria Math" w:hAnsi="Cambria Math"/>
-                        </w:rPr>
-                        <m:t>ig</m:t>
-                      </m:r>
+                      <m:sSub>
+                        <m:sSubPr>
+                          <m:ctrlPr>
+                            <w:rPr>
+                              <w:rFonts w:ascii="Cambria Math" w:hAnsi="Cambria Math"/>
+                              <w:i/>
+                            </w:rPr>
+                          </m:ctrlPr>
+                        </m:sSubPr>
+                        <m:e>
+                          <m:r>
+                            <w:rPr>
+                              <w:rFonts w:ascii="Cambria Math" w:hAnsi="Cambria Math"/>
+                            </w:rPr>
+                            <m:t>mem</m:t>
+                          </m:r>
+                        </m:e>
+                        <m:sub>
+                          <m:r>
+                            <w:rPr>
+                              <w:rFonts w:ascii="Cambria Math" w:hAnsi="Cambria Math"/>
+                            </w:rPr>
+                            <m:t>ij</m:t>
+                          </m:r>
+                        </m:sub>
+                      </m:sSub>
                     </m:sub>
                   </m:sSub>
                 </m:e>
@@ -419,39 +509,1676 @@
         </m:oMath>
       </m:oMathPara>
     </w:p>
+    <w:p>
+      <w:r>
+        <w:rPr>
+          <w:rFonts w:eastAsiaTheme="minorEastAsia"/>
+        </w:rPr>
+        <w:t>Для соединительных линий строк (</w:t>
+      </w:r>
+      <w:r>
+        <w:rPr>
+          <w:rFonts w:eastAsiaTheme="minorEastAsia"/>
+          <w:lang w:val="en-US"/>
+        </w:rPr>
+        <w:t>word</w:t>
+      </w:r>
+      <w:r>
+        <w:rPr>
+          <w:rFonts w:eastAsiaTheme="minorEastAsia"/>
+        </w:rPr>
+        <w:t xml:space="preserve"> </w:t>
+      </w:r>
+      <w:r>
+        <w:rPr>
+          <w:rFonts w:eastAsiaTheme="minorEastAsia"/>
+          <w:lang w:val="en-US"/>
+        </w:rPr>
+        <w:t>lines</w:t>
+      </w:r>
+      <w:r>
+        <w:rPr>
+          <w:rFonts w:eastAsiaTheme="minorEastAsia"/>
+        </w:rPr>
+        <w:t>)</w:t>
+      </w:r>
+      <w:r>
+        <w:rPr>
+          <w:rFonts w:eastAsiaTheme="minorEastAsia"/>
+        </w:rPr>
+        <w:t>:</w:t>
+      </w:r>
+    </w:p>
+    <w:p>
+      <w:pPr>
+        <w:rPr>
+          <w:rFonts w:eastAsiaTheme="minorEastAsia"/>
+        </w:rPr>
+      </w:pPr>
+      <m:oMathPara>
+        <m:oMath>
+          <m:sSub>
+            <m:sSubPr>
+              <m:ctrlPr>
+                <w:rPr>
+                  <w:rFonts w:ascii="Cambria Math" w:hAnsi="Cambria Math"/>
+                  <w:i/>
+                </w:rPr>
+              </m:ctrlPr>
+            </m:sSubPr>
+            <m:e>
+              <m:r>
+                <w:rPr>
+                  <w:rFonts w:ascii="Cambria Math" w:hAnsi="Cambria Math"/>
+                </w:rPr>
+                <m:t>E</m:t>
+              </m:r>
+            </m:e>
+            <m:sub>
+              <m:r>
+                <w:rPr>
+                  <w:rFonts w:ascii="Cambria Math" w:hAnsi="Cambria Math"/>
+                </w:rPr>
+                <m:t>WL</m:t>
+              </m:r>
+            </m:sub>
+          </m:sSub>
+          <m:r>
+            <w:rPr>
+              <w:rFonts w:ascii="Cambria Math" w:hAnsi="Cambria Math"/>
+            </w:rPr>
+            <m:t>=</m:t>
+          </m:r>
+          <m:sSub>
+            <m:sSubPr>
+              <m:ctrlPr>
+                <w:rPr>
+                  <w:rFonts w:ascii="Cambria Math" w:hAnsi="Cambria Math"/>
+                  <w:i/>
+                </w:rPr>
+              </m:ctrlPr>
+            </m:sSubPr>
+            <m:e>
+              <m:r>
+                <w:rPr>
+                  <w:rFonts w:ascii="Cambria Math" w:hAnsi="Cambria Math"/>
+                </w:rPr>
+                <m:t>t</m:t>
+              </m:r>
+            </m:e>
+            <m:sub>
+              <m:r>
+                <w:rPr>
+                  <w:rFonts w:ascii="Cambria Math" w:hAnsi="Cambria Math"/>
+                </w:rPr>
+                <m:t>imp</m:t>
+              </m:r>
+            </m:sub>
+          </m:sSub>
+          <m:r>
+            <w:rPr>
+              <w:rFonts w:ascii="Cambria Math" w:hAnsi="Cambria Math"/>
+            </w:rPr>
+            <m:t>*</m:t>
+          </m:r>
+          <m:nary>
+            <m:naryPr>
+              <m:chr m:val="∑"/>
+              <m:limLoc m:val="undOvr"/>
+              <m:ctrlPr>
+                <w:rPr>
+                  <w:rFonts w:ascii="Cambria Math" w:hAnsi="Cambria Math"/>
+                  <w:i/>
+                </w:rPr>
+              </m:ctrlPr>
+            </m:naryPr>
+            <m:sub>
+              <m:r>
+                <w:rPr>
+                  <w:rFonts w:ascii="Cambria Math" w:hAnsi="Cambria Math"/>
+                </w:rPr>
+                <m:t>i=1</m:t>
+              </m:r>
+            </m:sub>
+            <m:sup>
+              <m:r>
+                <w:rPr>
+                  <w:rFonts w:ascii="Cambria Math" w:hAnsi="Cambria Math"/>
+                  <w:lang w:val="en-US"/>
+                </w:rPr>
+                <m:t>m</m:t>
+              </m:r>
+            </m:sup>
+            <m:e>
+              <m:nary>
+                <m:naryPr>
+                  <m:chr m:val="∑"/>
+                  <m:limLoc m:val="undOvr"/>
+                  <m:ctrlPr>
+                    <w:rPr>
+                      <w:rFonts w:ascii="Cambria Math" w:hAnsi="Cambria Math"/>
+                      <w:i/>
+                    </w:rPr>
+                  </m:ctrlPr>
+                </m:naryPr>
+                <m:sub>
+                  <m:r>
+                    <w:rPr>
+                      <w:rFonts w:ascii="Cambria Math" w:hAnsi="Cambria Math"/>
+                    </w:rPr>
+                    <m:t>j=1</m:t>
+                  </m:r>
+                </m:sub>
+                <m:sup>
+                  <m:r>
+                    <w:rPr>
+                      <w:rFonts w:ascii="Cambria Math" w:hAnsi="Cambria Math"/>
+                    </w:rPr>
+                    <m:t>n</m:t>
+                  </m:r>
+                </m:sup>
+                <m:e>
+                  <m:sSubSup>
+                    <m:sSubSupPr>
+                      <m:ctrlPr>
+                        <w:rPr>
+                          <w:rFonts w:ascii="Cambria Math" w:hAnsi="Cambria Math"/>
+                          <w:i/>
+                        </w:rPr>
+                      </m:ctrlPr>
+                    </m:sSubSupPr>
+                    <m:e>
+                      <m:r>
+                        <w:rPr>
+                          <w:rFonts w:ascii="Cambria Math" w:hAnsi="Cambria Math"/>
+                        </w:rPr>
+                        <m:t>I</m:t>
+                      </m:r>
+                    </m:e>
+                    <m:sub>
+                      <m:sSub>
+                        <m:sSubPr>
+                          <m:ctrlPr>
+                            <w:rPr>
+                              <w:rFonts w:ascii="Cambria Math" w:hAnsi="Cambria Math"/>
+                              <w:i/>
+                            </w:rPr>
+                          </m:ctrlPr>
+                        </m:sSubPr>
+                        <m:e>
+                          <m:r>
+                            <w:rPr>
+                              <w:rFonts w:ascii="Cambria Math" w:hAnsi="Cambria Math"/>
+                            </w:rPr>
+                            <m:t>WL</m:t>
+                          </m:r>
+                        </m:e>
+                        <m:sub>
+                          <m:r>
+                            <w:rPr>
+                              <w:rFonts w:ascii="Cambria Math" w:hAnsi="Cambria Math"/>
+                            </w:rPr>
+                            <m:t>ij</m:t>
+                          </m:r>
+                        </m:sub>
+                      </m:sSub>
+                    </m:sub>
+                    <m:sup>
+                      <m:r>
+                        <w:rPr>
+                          <w:rFonts w:ascii="Cambria Math" w:hAnsi="Cambria Math"/>
+                        </w:rPr>
+                        <m:t>2</m:t>
+                      </m:r>
+                    </m:sup>
+                  </m:sSubSup>
+                  <m:r>
+                    <w:rPr>
+                      <w:rFonts w:ascii="Cambria Math" w:hAnsi="Cambria Math"/>
+                    </w:rPr>
+                    <m:t>*</m:t>
+                  </m:r>
+                  <m:sSub>
+                    <m:sSubPr>
+                      <m:ctrlPr>
+                        <w:rPr>
+                          <w:rFonts w:ascii="Cambria Math" w:hAnsi="Cambria Math"/>
+                          <w:i/>
+                        </w:rPr>
+                      </m:ctrlPr>
+                    </m:sSubPr>
+                    <m:e>
+                      <m:r>
+                        <w:rPr>
+                          <w:rFonts w:ascii="Cambria Math" w:hAnsi="Cambria Math"/>
+                        </w:rPr>
+                        <m:t>R</m:t>
+                      </m:r>
+                    </m:e>
+                    <m:sub>
+                      <m:sSub>
+                        <m:sSubPr>
+                          <m:ctrlPr>
+                            <w:rPr>
+                              <w:rFonts w:ascii="Cambria Math" w:hAnsi="Cambria Math"/>
+                              <w:i/>
+                            </w:rPr>
+                          </m:ctrlPr>
+                        </m:sSubPr>
+                        <m:e>
+                          <m:r>
+                            <w:rPr>
+                              <w:rFonts w:ascii="Cambria Math" w:hAnsi="Cambria Math"/>
+                            </w:rPr>
+                            <m:t>WL</m:t>
+                          </m:r>
+                        </m:e>
+                        <m:sub>
+                          <m:r>
+                            <w:rPr>
+                              <w:rFonts w:ascii="Cambria Math" w:hAnsi="Cambria Math"/>
+                            </w:rPr>
+                            <m:t>ij</m:t>
+                          </m:r>
+                        </m:sub>
+                      </m:sSub>
+                    </m:sub>
+                  </m:sSub>
+                </m:e>
+              </m:nary>
+              <m:r>
+                <w:rPr>
+                  <w:rFonts w:ascii="Cambria Math" w:hAnsi="Cambria Math"/>
+                </w:rPr>
+                <m:t xml:space="preserve">  </m:t>
+              </m:r>
+            </m:e>
+          </m:nary>
+        </m:oMath>
+      </m:oMathPara>
+    </w:p>
+    <w:p>
+      <w:r>
+        <w:rPr>
+          <w:rFonts w:eastAsiaTheme="minorEastAsia"/>
+        </w:rPr>
+        <w:t xml:space="preserve">Для соединительных линий </w:t>
+      </w:r>
+      <w:r>
+        <w:rPr>
+          <w:rFonts w:eastAsiaTheme="minorEastAsia"/>
+        </w:rPr>
+        <w:t>столбцов</w:t>
+      </w:r>
+      <w:r>
+        <w:rPr>
+          <w:rFonts w:eastAsiaTheme="minorEastAsia"/>
+        </w:rPr>
+        <w:t xml:space="preserve"> (</w:t>
+      </w:r>
+      <w:r>
+        <w:rPr>
+          <w:rFonts w:eastAsiaTheme="minorEastAsia"/>
+          <w:lang w:val="en-US"/>
+        </w:rPr>
+        <w:t>word</w:t>
+      </w:r>
+      <w:r>
+        <w:rPr>
+          <w:rFonts w:eastAsiaTheme="minorEastAsia"/>
+        </w:rPr>
+        <w:t xml:space="preserve"> </w:t>
+      </w:r>
+      <w:r>
+        <w:rPr>
+          <w:rFonts w:eastAsiaTheme="minorEastAsia"/>
+          <w:lang w:val="en-US"/>
+        </w:rPr>
+        <w:t>lines</w:t>
+      </w:r>
+      <w:r>
+        <w:rPr>
+          <w:rFonts w:eastAsiaTheme="minorEastAsia"/>
+        </w:rPr>
+        <w:t>)</w:t>
+      </w:r>
+      <w:r>
+        <w:rPr>
+          <w:rFonts w:eastAsiaTheme="minorEastAsia"/>
+        </w:rPr>
+        <w:t>:</w:t>
+      </w:r>
+    </w:p>
+    <w:p>
+      <m:oMathPara>
+        <m:oMath>
+          <m:sSub>
+            <m:sSubPr>
+              <m:ctrlPr>
+                <w:rPr>
+                  <w:rFonts w:ascii="Cambria Math" w:hAnsi="Cambria Math"/>
+                  <w:i/>
+                </w:rPr>
+              </m:ctrlPr>
+            </m:sSubPr>
+            <m:e>
+              <m:r>
+                <w:rPr>
+                  <w:rFonts w:ascii="Cambria Math" w:hAnsi="Cambria Math"/>
+                </w:rPr>
+                <m:t>E</m:t>
+              </m:r>
+            </m:e>
+            <m:sub>
+              <m:r>
+                <w:rPr>
+                  <w:rFonts w:ascii="Cambria Math" w:hAnsi="Cambria Math"/>
+                </w:rPr>
+                <m:t>BL</m:t>
+              </m:r>
+            </m:sub>
+          </m:sSub>
+          <m:r>
+            <w:rPr>
+              <w:rFonts w:ascii="Cambria Math" w:hAnsi="Cambria Math"/>
+            </w:rPr>
+            <m:t>=</m:t>
+          </m:r>
+          <m:sSub>
+            <m:sSubPr>
+              <m:ctrlPr>
+                <w:rPr>
+                  <w:rFonts w:ascii="Cambria Math" w:hAnsi="Cambria Math"/>
+                  <w:i/>
+                </w:rPr>
+              </m:ctrlPr>
+            </m:sSubPr>
+            <m:e>
+              <m:r>
+                <w:rPr>
+                  <w:rFonts w:ascii="Cambria Math" w:hAnsi="Cambria Math"/>
+                </w:rPr>
+                <m:t>t</m:t>
+              </m:r>
+            </m:e>
+            <m:sub>
+              <m:r>
+                <w:rPr>
+                  <w:rFonts w:ascii="Cambria Math" w:hAnsi="Cambria Math"/>
+                </w:rPr>
+                <m:t>imp</m:t>
+              </m:r>
+            </m:sub>
+          </m:sSub>
+          <m:r>
+            <w:rPr>
+              <w:rFonts w:ascii="Cambria Math" w:hAnsi="Cambria Math"/>
+            </w:rPr>
+            <m:t>*</m:t>
+          </m:r>
+          <m:nary>
+            <m:naryPr>
+              <m:chr m:val="∑"/>
+              <m:limLoc m:val="undOvr"/>
+              <m:ctrlPr>
+                <w:rPr>
+                  <w:rFonts w:ascii="Cambria Math" w:hAnsi="Cambria Math"/>
+                  <w:i/>
+                </w:rPr>
+              </m:ctrlPr>
+            </m:naryPr>
+            <m:sub>
+              <m:r>
+                <w:rPr>
+                  <w:rFonts w:ascii="Cambria Math" w:hAnsi="Cambria Math"/>
+                </w:rPr>
+                <m:t>i=1</m:t>
+              </m:r>
+            </m:sub>
+            <m:sup>
+              <m:r>
+                <w:rPr>
+                  <w:rFonts w:ascii="Cambria Math" w:hAnsi="Cambria Math"/>
+                  <w:lang w:val="en-US"/>
+                </w:rPr>
+                <m:t>m</m:t>
+              </m:r>
+            </m:sup>
+            <m:e>
+              <m:nary>
+                <m:naryPr>
+                  <m:chr m:val="∑"/>
+                  <m:limLoc m:val="undOvr"/>
+                  <m:ctrlPr>
+                    <w:rPr>
+                      <w:rFonts w:ascii="Cambria Math" w:hAnsi="Cambria Math"/>
+                      <w:i/>
+                    </w:rPr>
+                  </m:ctrlPr>
+                </m:naryPr>
+                <m:sub>
+                  <m:r>
+                    <w:rPr>
+                      <w:rFonts w:ascii="Cambria Math" w:hAnsi="Cambria Math"/>
+                    </w:rPr>
+                    <m:t>j=1</m:t>
+                  </m:r>
+                </m:sub>
+                <m:sup>
+                  <m:r>
+                    <w:rPr>
+                      <w:rFonts w:ascii="Cambria Math" w:hAnsi="Cambria Math"/>
+                    </w:rPr>
+                    <m:t>n</m:t>
+                  </m:r>
+                </m:sup>
+                <m:e>
+                  <m:sSubSup>
+                    <m:sSubSupPr>
+                      <m:ctrlPr>
+                        <w:rPr>
+                          <w:rFonts w:ascii="Cambria Math" w:hAnsi="Cambria Math"/>
+                          <w:i/>
+                        </w:rPr>
+                      </m:ctrlPr>
+                    </m:sSubSupPr>
+                    <m:e>
+                      <m:r>
+                        <w:rPr>
+                          <w:rFonts w:ascii="Cambria Math" w:hAnsi="Cambria Math"/>
+                        </w:rPr>
+                        <m:t>I</m:t>
+                      </m:r>
+                    </m:e>
+                    <m:sub>
+                      <m:sSub>
+                        <m:sSubPr>
+                          <m:ctrlPr>
+                            <w:rPr>
+                              <w:rFonts w:ascii="Cambria Math" w:hAnsi="Cambria Math"/>
+                              <w:i/>
+                            </w:rPr>
+                          </m:ctrlPr>
+                        </m:sSubPr>
+                        <m:e>
+                          <m:r>
+                            <w:rPr>
+                              <w:rFonts w:ascii="Cambria Math" w:hAnsi="Cambria Math"/>
+                            </w:rPr>
+                            <m:t>BL</m:t>
+                          </m:r>
+                        </m:e>
+                        <m:sub>
+                          <m:r>
+                            <w:rPr>
+                              <w:rFonts w:ascii="Cambria Math" w:hAnsi="Cambria Math"/>
+                            </w:rPr>
+                            <m:t>ij</m:t>
+                          </m:r>
+                        </m:sub>
+                      </m:sSub>
+                    </m:sub>
+                    <m:sup>
+                      <m:r>
+                        <w:rPr>
+                          <w:rFonts w:ascii="Cambria Math" w:hAnsi="Cambria Math"/>
+                        </w:rPr>
+                        <m:t>2</m:t>
+                      </m:r>
+                    </m:sup>
+                  </m:sSubSup>
+                  <m:r>
+                    <w:rPr>
+                      <w:rFonts w:ascii="Cambria Math" w:hAnsi="Cambria Math"/>
+                    </w:rPr>
+                    <m:t>*</m:t>
+                  </m:r>
+                  <m:sSub>
+                    <m:sSubPr>
+                      <m:ctrlPr>
+                        <w:rPr>
+                          <w:rFonts w:ascii="Cambria Math" w:hAnsi="Cambria Math"/>
+                          <w:i/>
+                        </w:rPr>
+                      </m:ctrlPr>
+                    </m:sSubPr>
+                    <m:e>
+                      <m:r>
+                        <w:rPr>
+                          <w:rFonts w:ascii="Cambria Math" w:hAnsi="Cambria Math"/>
+                        </w:rPr>
+                        <m:t>R</m:t>
+                      </m:r>
+                    </m:e>
+                    <m:sub>
+                      <m:sSub>
+                        <m:sSubPr>
+                          <m:ctrlPr>
+                            <w:rPr>
+                              <w:rFonts w:ascii="Cambria Math" w:hAnsi="Cambria Math"/>
+                              <w:i/>
+                            </w:rPr>
+                          </m:ctrlPr>
+                        </m:sSubPr>
+                        <m:e>
+                          <m:r>
+                            <w:rPr>
+                              <w:rFonts w:ascii="Cambria Math" w:hAnsi="Cambria Math"/>
+                            </w:rPr>
+                            <m:t>BL</m:t>
+                          </m:r>
+                        </m:e>
+                        <m:sub>
+                          <m:r>
+                            <w:rPr>
+                              <w:rFonts w:ascii="Cambria Math" w:hAnsi="Cambria Math"/>
+                            </w:rPr>
+                            <m:t>ij</m:t>
+                          </m:r>
+                        </m:sub>
+                      </m:sSub>
+                    </m:sub>
+                  </m:sSub>
+                </m:e>
+              </m:nary>
+              <m:r>
+                <w:rPr>
+                  <w:rFonts w:ascii="Cambria Math" w:hAnsi="Cambria Math"/>
+                </w:rPr>
+                <m:t xml:space="preserve">  </m:t>
+              </m:r>
+            </m:e>
+          </m:nary>
+        </m:oMath>
+      </m:oMathPara>
+    </w:p>
+    <w:p>
+      <w:r>
+        <w:t xml:space="preserve">Тогда суммарная энергия с учетом всех элементов </w:t>
+      </w:r>
+      <w:proofErr w:type="spellStart"/>
+      <w:r>
+        <w:t>кроссбар</w:t>
+      </w:r>
+      <w:proofErr w:type="spellEnd"/>
+      <w:r>
+        <w:t>-массива:</w:t>
+      </w:r>
+    </w:p>
+    <w:p>
+      <w:pPr>
+        <w:jc w:val="center"/>
+        <w:rPr>
+          <w:i/>
+          <w:lang w:val="en-US"/>
+        </w:rPr>
+      </w:pPr>
+      <m:oMathPara>
+        <m:oMath>
+          <m:sSub>
+            <m:sSubPr>
+              <m:ctrlPr>
+                <w:rPr>
+                  <w:rFonts w:ascii="Cambria Math" w:hAnsi="Cambria Math"/>
+                  <w:i/>
+                </w:rPr>
+              </m:ctrlPr>
+            </m:sSubPr>
+            <m:e>
+              <m:r>
+                <w:rPr>
+                  <w:rFonts w:ascii="Cambria Math" w:hAnsi="Cambria Math"/>
+                </w:rPr>
+                <m:t>E</m:t>
+              </m:r>
+            </m:e>
+            <m:sub>
+              <m:r>
+                <w:rPr>
+                  <w:rFonts w:ascii="Cambria Math" w:hAnsi="Cambria Math"/>
+                </w:rPr>
+                <m:t>total</m:t>
+              </m:r>
+            </m:sub>
+          </m:sSub>
+          <m:r>
+            <w:rPr>
+              <w:rFonts w:ascii="Cambria Math" w:hAnsi="Cambria Math"/>
+            </w:rPr>
+            <m:t>=</m:t>
+          </m:r>
+          <m:sSub>
+            <m:sSubPr>
+              <m:ctrlPr>
+                <w:rPr>
+                  <w:rFonts w:ascii="Cambria Math" w:hAnsi="Cambria Math"/>
+                  <w:i/>
+                  <w:lang w:val="en-US"/>
+                </w:rPr>
+              </m:ctrlPr>
+            </m:sSubPr>
+            <m:e>
+              <m:r>
+                <w:rPr>
+                  <w:rFonts w:ascii="Cambria Math" w:hAnsi="Cambria Math"/>
+                  <w:lang w:val="en-US"/>
+                </w:rPr>
+                <m:t>E</m:t>
+              </m:r>
+            </m:e>
+            <m:sub>
+              <m:r>
+                <w:rPr>
+                  <w:rFonts w:ascii="Cambria Math" w:hAnsi="Cambria Math"/>
+                  <w:lang w:val="en-US"/>
+                </w:rPr>
+                <m:t>mem</m:t>
+              </m:r>
+            </m:sub>
+          </m:sSub>
+          <m:r>
+            <w:rPr>
+              <w:rFonts w:ascii="Cambria Math" w:hAnsi="Cambria Math"/>
+              <w:lang w:val="en-US"/>
+            </w:rPr>
+            <m:t>+</m:t>
+          </m:r>
+          <m:sSub>
+            <m:sSubPr>
+              <m:ctrlPr>
+                <w:rPr>
+                  <w:rFonts w:ascii="Cambria Math" w:hAnsi="Cambria Math"/>
+                  <w:i/>
+                  <w:lang w:val="en-US"/>
+                </w:rPr>
+              </m:ctrlPr>
+            </m:sSubPr>
+            <m:e>
+              <m:r>
+                <w:rPr>
+                  <w:rFonts w:ascii="Cambria Math" w:hAnsi="Cambria Math"/>
+                  <w:lang w:val="en-US"/>
+                </w:rPr>
+                <m:t>E</m:t>
+              </m:r>
+            </m:e>
+            <m:sub>
+              <m:r>
+                <w:rPr>
+                  <w:rFonts w:ascii="Cambria Math" w:hAnsi="Cambria Math"/>
+                  <w:lang w:val="en-US"/>
+                </w:rPr>
+                <m:t>WL</m:t>
+              </m:r>
+            </m:sub>
+          </m:sSub>
+          <m:r>
+            <w:rPr>
+              <w:rFonts w:ascii="Cambria Math" w:hAnsi="Cambria Math"/>
+              <w:lang w:val="en-US"/>
+            </w:rPr>
+            <m:t>+</m:t>
+          </m:r>
+          <m:sSub>
+            <m:sSubPr>
+              <m:ctrlPr>
+                <w:rPr>
+                  <w:rFonts w:ascii="Cambria Math" w:hAnsi="Cambria Math"/>
+                  <w:i/>
+                  <w:lang w:val="en-US"/>
+                </w:rPr>
+              </m:ctrlPr>
+            </m:sSubPr>
+            <m:e>
+              <m:r>
+                <w:rPr>
+                  <w:rFonts w:ascii="Cambria Math" w:hAnsi="Cambria Math"/>
+                  <w:lang w:val="en-US"/>
+                </w:rPr>
+                <m:t>E</m:t>
+              </m:r>
+            </m:e>
+            <m:sub>
+              <m:r>
+                <w:rPr>
+                  <w:rFonts w:ascii="Cambria Math" w:hAnsi="Cambria Math"/>
+                  <w:lang w:val="en-US"/>
+                </w:rPr>
+                <m:t>BL</m:t>
+              </m:r>
+            </m:sub>
+          </m:sSub>
+        </m:oMath>
+      </m:oMathPara>
+    </w:p>
+    <w:p>
+      <w:pPr>
+        <w:rPr>
+          <w:lang w:val="en-US"/>
+        </w:rPr>
+      </w:pPr>
+    </w:p>
+    <w:p>
+      <w:pPr>
+        <w:rPr>
+          <w:lang w:val="en-US"/>
+        </w:rPr>
+      </w:pPr>
+    </w:p>
+    <w:p>
+      <w:r>
+        <w:t>Результаты моделирования</w:t>
+      </w:r>
+      <w:r>
+        <w:br/>
+      </w:r>
+      <w:r>
+        <w:br/>
+      </w:r>
+      <w:r>
+        <w:rPr>
+          <w:lang w:val="en-US"/>
+        </w:rPr>
+        <w:t>gem</w:t>
+      </w:r>
+      <w:r>
+        <w:t xml:space="preserve">5  </w:t>
+      </w:r>
+    </w:p>
+    <w:p>
+      <w:pPr>
+        <w:rPr>
+          <w:rStyle w:val="a4"/>
+          <w:rFonts w:eastAsiaTheme="minorEastAsia"/>
+          <w:b w:val="0"/>
+          <w:bCs w:val="0"/>
+          <w:color w:val="0F1115"/>
+          <w:sz w:val="23"/>
+          <w:szCs w:val="23"/>
+          <w:shd w:val="clear" w:color="auto" w:fill="FFFFFF"/>
+        </w:rPr>
+      </w:pPr>
+      <m:oMathPara>
+        <m:oMath>
+          <m:sSub>
+            <m:sSubPr>
+              <m:ctrlPr>
+                <w:rPr>
+                  <w:rFonts w:ascii="Cambria Math" w:hAnsi="Cambria Math"/>
+                  <w:i/>
+                </w:rPr>
+              </m:ctrlPr>
+            </m:sSubPr>
+            <m:e>
+              <m:r>
+                <w:rPr>
+                  <w:rFonts w:ascii="Cambria Math" w:hAnsi="Cambria Math"/>
+                </w:rPr>
+                <m:t>E</m:t>
+              </m:r>
+            </m:e>
+            <m:sub>
+              <m:r>
+                <w:rPr>
+                  <w:rFonts w:ascii="Cambria Math" w:hAnsi="Cambria Math"/>
+                </w:rPr>
+                <m:t>memory</m:t>
+              </m:r>
+            </m:sub>
+          </m:sSub>
+          <m:r>
+            <w:rPr>
+              <w:rFonts w:ascii="Cambria Math" w:hAnsi="Cambria Math"/>
+              <w:lang w:val="en-US"/>
+            </w:rPr>
+            <m:t>=</m:t>
+          </m:r>
+          <m:r>
+            <m:rPr>
+              <m:sty m:val="p"/>
+            </m:rPr>
+            <w:rPr>
+              <w:rStyle w:val="a4"/>
+              <w:rFonts w:ascii="Cambria Math" w:hAnsi="Cambria Math" w:cs="Segoe UI"/>
+              <w:color w:val="0F1115"/>
+              <w:sz w:val="23"/>
+              <w:szCs w:val="23"/>
+              <w:shd w:val="clear" w:color="auto" w:fill="FFFFFF"/>
+            </w:rPr>
+            <m:t>1.956 Дж</m:t>
+          </m:r>
+        </m:oMath>
+      </m:oMathPara>
+    </w:p>
+    <w:p>
+      <w:pPr>
+        <w:rPr>
+          <w:i/>
+        </w:rPr>
+      </w:pPr>
+      <m:oMathPara>
+        <m:oMath>
+          <m:sSub>
+            <m:sSubPr>
+              <m:ctrlPr>
+                <w:rPr>
+                  <w:rFonts w:ascii="Cambria Math" w:hAnsi="Cambria Math"/>
+                  <w:i/>
+                  <w:lang w:val="en-US"/>
+                </w:rPr>
+              </m:ctrlPr>
+            </m:sSubPr>
+            <m:e>
+              <m:r>
+                <w:rPr>
+                  <w:rFonts w:ascii="Cambria Math" w:hAnsi="Cambria Math"/>
+                  <w:lang w:val="en-US"/>
+                </w:rPr>
+                <m:t>E</m:t>
+              </m:r>
+            </m:e>
+            <m:sub>
+              <m:r>
+                <w:rPr>
+                  <w:rFonts w:ascii="Cambria Math" w:hAnsi="Cambria Math"/>
+                  <w:lang w:val="en-US"/>
+                </w:rPr>
+                <m:t>cpu</m:t>
+              </m:r>
+            </m:sub>
+          </m:sSub>
+          <m:r>
+            <w:rPr>
+              <w:rFonts w:ascii="Cambria Math" w:hAnsi="Cambria Math"/>
+              <w:lang w:val="en-US"/>
+            </w:rPr>
+            <m:t>=</m:t>
+          </m:r>
+        </m:oMath>
+      </m:oMathPara>
+    </w:p>
+    <w:p>
+      <w:pPr>
+        <w:pStyle w:val="HTML"/>
+        <w:wordWrap w:val="0"/>
+        <w:spacing w:line="330" w:lineRule="atLeast"/>
+        <w:rPr>
+          <w:rFonts w:ascii="Consolas" w:hAnsi="Consolas"/>
+          <w:color w:val="0F1115"/>
+          <w:lang w:val="en-US"/>
+        </w:rPr>
+      </w:pPr>
+      <w:r>
+        <w:rPr>
+          <w:lang w:val="en-US"/>
+        </w:rPr>
+        <w:br/>
+      </w:r>
+      <w:proofErr w:type="spellStart"/>
+      <w:r>
+        <w:rPr>
+          <w:rFonts w:ascii="Consolas" w:hAnsi="Consolas"/>
+          <w:color w:val="0F1115"/>
+          <w:lang w:val="en-US"/>
+        </w:rPr>
+        <w:t>Energy_int_add</w:t>
+      </w:r>
+      <w:proofErr w:type="spellEnd"/>
+      <w:r>
+        <w:rPr>
+          <w:rFonts w:ascii="Consolas" w:hAnsi="Consolas"/>
+          <w:color w:val="0F1115"/>
+          <w:lang w:val="en-US"/>
+        </w:rPr>
+        <w:t xml:space="preserve"> = 1.618e9 × 0.015 </w:t>
+      </w:r>
+      <w:proofErr w:type="spellStart"/>
+      <w:r>
+        <w:rPr>
+          <w:rFonts w:ascii="Consolas" w:hAnsi="Consolas"/>
+          <w:color w:val="0F1115"/>
+          <w:lang w:val="en-US"/>
+        </w:rPr>
+        <w:t>pJ</w:t>
+      </w:r>
+      <w:proofErr w:type="spellEnd"/>
+      <w:r>
+        <w:rPr>
+          <w:rFonts w:ascii="Consolas" w:hAnsi="Consolas"/>
+          <w:color w:val="0F1115"/>
+          <w:lang w:val="en-US"/>
+        </w:rPr>
+        <w:t xml:space="preserve"> = 24.27 </w:t>
+      </w:r>
+      <w:proofErr w:type="spellStart"/>
+      <w:r>
+        <w:rPr>
+          <w:rFonts w:ascii="Consolas" w:hAnsi="Consolas"/>
+          <w:color w:val="0F1115"/>
+          <w:lang w:val="en-US"/>
+        </w:rPr>
+        <w:t>pJ</w:t>
+      </w:r>
+      <w:proofErr w:type="spellEnd"/>
+      <w:r>
+        <w:rPr>
+          <w:rFonts w:ascii="Consolas" w:hAnsi="Consolas"/>
+          <w:color w:val="0F1115"/>
+          <w:lang w:val="en-US"/>
+        </w:rPr>
+        <w:t xml:space="preserve"> (INT16 addition)</w:t>
+      </w:r>
+    </w:p>
+    <w:p>
+      <w:pPr>
+        <w:tabs>
+          <w:tab w:val="left" w:pos="916"/>
+          <w:tab w:val="left" w:pos="1832"/>
+          <w:tab w:val="left" w:pos="2748"/>
+          <w:tab w:val="left" w:pos="3664"/>
+          <w:tab w:val="left" w:pos="4580"/>
+          <w:tab w:val="left" w:pos="5496"/>
+          <w:tab w:val="left" w:pos="6412"/>
+          <w:tab w:val="left" w:pos="7328"/>
+          <w:tab w:val="left" w:pos="8244"/>
+          <w:tab w:val="left" w:pos="9160"/>
+          <w:tab w:val="left" w:pos="10076"/>
+          <w:tab w:val="left" w:pos="10992"/>
+          <w:tab w:val="left" w:pos="11908"/>
+          <w:tab w:val="left" w:pos="12824"/>
+          <w:tab w:val="left" w:pos="13740"/>
+          <w:tab w:val="left" w:pos="14656"/>
+        </w:tabs>
+        <w:wordWrap w:val="0"/>
+        <w:spacing w:after="0" w:line="330" w:lineRule="atLeast"/>
+        <w:rPr>
+          <w:rFonts w:ascii="Consolas" w:eastAsia="Times New Roman" w:hAnsi="Consolas" w:cs="Courier New"/>
+          <w:color w:val="0F1115"/>
+          <w:sz w:val="20"/>
+          <w:szCs w:val="20"/>
+          <w:lang w:val="en-US" w:eastAsia="ru-RU"/>
+        </w:rPr>
+      </w:pPr>
+      <w:proofErr w:type="spellStart"/>
+      <w:r>
+        <w:rPr>
+          <w:rFonts w:ascii="Consolas" w:eastAsia="Times New Roman" w:hAnsi="Consolas" w:cs="Courier New"/>
+          <w:color w:val="0F1115"/>
+          <w:sz w:val="20"/>
+          <w:szCs w:val="20"/>
+          <w:lang w:val="en-US" w:eastAsia="ru-RU"/>
+        </w:rPr>
+        <w:t>Energy_int_mul</w:t>
+      </w:r>
+      <w:proofErr w:type="spellEnd"/>
+      <w:r>
+        <w:rPr>
+          <w:rFonts w:ascii="Consolas" w:eastAsia="Times New Roman" w:hAnsi="Consolas" w:cs="Courier New"/>
+          <w:color w:val="0F1115"/>
+          <w:sz w:val="20"/>
+          <w:szCs w:val="20"/>
+          <w:lang w:val="en-US" w:eastAsia="ru-RU"/>
+        </w:rPr>
+        <w:t xml:space="preserve"> = 1.114e6 × 0.37 </w:t>
+      </w:r>
+      <w:proofErr w:type="spellStart"/>
+      <w:r>
+        <w:rPr>
+          <w:rFonts w:ascii="Consolas" w:eastAsia="Times New Roman" w:hAnsi="Consolas" w:cs="Courier New"/>
+          <w:color w:val="0F1115"/>
+          <w:sz w:val="20"/>
+          <w:szCs w:val="20"/>
+          <w:lang w:val="en-US" w:eastAsia="ru-RU"/>
+        </w:rPr>
+        <w:t>pJ</w:t>
+      </w:r>
+      <w:proofErr w:type="spellEnd"/>
+      <w:r>
+        <w:rPr>
+          <w:rFonts w:ascii="Consolas" w:eastAsia="Times New Roman" w:hAnsi="Consolas" w:cs="Courier New"/>
+          <w:color w:val="0F1115"/>
+          <w:sz w:val="20"/>
+          <w:szCs w:val="20"/>
+          <w:lang w:val="en-US" w:eastAsia="ru-RU"/>
+        </w:rPr>
+        <w:t xml:space="preserve"> = 0.412 </w:t>
+      </w:r>
+      <w:proofErr w:type="spellStart"/>
+      <w:r>
+        <w:rPr>
+          <w:rFonts w:ascii="Consolas" w:eastAsia="Times New Roman" w:hAnsi="Consolas" w:cs="Courier New"/>
+          <w:color w:val="0F1115"/>
+          <w:sz w:val="20"/>
+          <w:szCs w:val="20"/>
+          <w:lang w:val="en-US" w:eastAsia="ru-RU"/>
+        </w:rPr>
+        <w:t>pJ</w:t>
+      </w:r>
+      <w:proofErr w:type="spellEnd"/>
+      <w:r>
+        <w:rPr>
+          <w:rFonts w:ascii="Consolas" w:eastAsia="Times New Roman" w:hAnsi="Consolas" w:cs="Courier New"/>
+          <w:color w:val="0F1115"/>
+          <w:sz w:val="20"/>
+          <w:szCs w:val="20"/>
+          <w:lang w:val="en-US" w:eastAsia="ru-RU"/>
+        </w:rPr>
+        <w:t xml:space="preserve"> (INT16 multiplication)</w:t>
+      </w:r>
+    </w:p>
+    <w:p>
+      <w:pPr>
+        <w:tabs>
+          <w:tab w:val="left" w:pos="916"/>
+          <w:tab w:val="left" w:pos="1832"/>
+          <w:tab w:val="left" w:pos="2748"/>
+          <w:tab w:val="left" w:pos="3664"/>
+          <w:tab w:val="left" w:pos="4580"/>
+          <w:tab w:val="left" w:pos="5496"/>
+          <w:tab w:val="left" w:pos="6412"/>
+          <w:tab w:val="left" w:pos="7328"/>
+          <w:tab w:val="left" w:pos="8244"/>
+          <w:tab w:val="left" w:pos="9160"/>
+          <w:tab w:val="left" w:pos="10076"/>
+          <w:tab w:val="left" w:pos="10992"/>
+          <w:tab w:val="left" w:pos="11908"/>
+          <w:tab w:val="left" w:pos="12824"/>
+          <w:tab w:val="left" w:pos="13740"/>
+          <w:tab w:val="left" w:pos="14656"/>
+        </w:tabs>
+        <w:wordWrap w:val="0"/>
+        <w:spacing w:after="0" w:line="330" w:lineRule="atLeast"/>
+        <w:rPr>
+          <w:rFonts w:ascii="Consolas" w:eastAsia="Times New Roman" w:hAnsi="Consolas" w:cs="Courier New"/>
+          <w:color w:val="0F1115"/>
+          <w:sz w:val="20"/>
+          <w:szCs w:val="20"/>
+          <w:lang w:val="en-US" w:eastAsia="ru-RU"/>
+        </w:rPr>
+      </w:pPr>
+      <w:r>
+        <w:rPr>
+          <w:rFonts w:ascii="Consolas" w:eastAsia="Times New Roman" w:hAnsi="Consolas" w:cs="Courier New"/>
+          <w:color w:val="0F1115"/>
+          <w:sz w:val="20"/>
+          <w:szCs w:val="20"/>
+          <w:lang w:val="en-US" w:eastAsia="ru-RU"/>
+        </w:rPr>
+        <w:t xml:space="preserve">Total = 24.68 </w:t>
+      </w:r>
+      <w:proofErr w:type="spellStart"/>
+      <w:r>
+        <w:rPr>
+          <w:rFonts w:ascii="Consolas" w:eastAsia="Times New Roman" w:hAnsi="Consolas" w:cs="Courier New"/>
+          <w:color w:val="0F1115"/>
+          <w:sz w:val="20"/>
+          <w:szCs w:val="20"/>
+          <w:lang w:val="en-US" w:eastAsia="ru-RU"/>
+        </w:rPr>
+        <w:t>pJ</w:t>
+      </w:r>
+      <w:proofErr w:type="spellEnd"/>
+      <w:r>
+        <w:rPr>
+          <w:rFonts w:ascii="Consolas" w:eastAsia="Times New Roman" w:hAnsi="Consolas" w:cs="Courier New"/>
+          <w:color w:val="0F1115"/>
+          <w:sz w:val="20"/>
+          <w:szCs w:val="20"/>
+          <w:lang w:val="en-US" w:eastAsia="ru-RU"/>
+        </w:rPr>
+        <w:t xml:space="preserve"> </w:t>
+      </w:r>
+      <w:r>
+        <w:rPr>
+          <w:rFonts w:ascii="Consolas" w:eastAsia="Times New Roman" w:hAnsi="Consolas" w:cs="Courier New"/>
+          <w:color w:val="0F1115"/>
+          <w:sz w:val="20"/>
+          <w:szCs w:val="20"/>
+          <w:lang w:val="en-US" w:eastAsia="ru-RU"/>
+        </w:rPr>
+        <w:br/>
+      </w:r>
+      <w:r>
+        <w:rPr>
+          <w:rFonts w:ascii="Consolas" w:eastAsia="Times New Roman" w:hAnsi="Consolas" w:cs="Courier New"/>
+          <w:color w:val="0F1115"/>
+          <w:sz w:val="20"/>
+          <w:szCs w:val="20"/>
+          <w:lang w:val="en-US" w:eastAsia="ru-RU"/>
+        </w:rPr>
+        <w:br/>
+      </w:r>
+      <w:proofErr w:type="spellStart"/>
+      <w:r>
+        <w:rPr>
+          <w:rFonts w:ascii="Consolas" w:eastAsia="Times New Roman" w:hAnsi="Consolas" w:cs="Courier New"/>
+          <w:color w:val="0F1115"/>
+          <w:sz w:val="20"/>
+          <w:szCs w:val="20"/>
+          <w:lang w:val="en-US" w:eastAsia="ru-RU"/>
+        </w:rPr>
+        <w:lastRenderedPageBreak/>
+        <w:t>system.cpu.d</w:t>
+      </w:r>
+      <w:r>
+        <w:rPr>
+          <w:rFonts w:ascii="Consolas" w:eastAsia="Times New Roman" w:hAnsi="Consolas" w:cs="Courier New"/>
+          <w:color w:val="0F1115"/>
+          <w:sz w:val="20"/>
+          <w:szCs w:val="20"/>
+          <w:lang w:val="en-US" w:eastAsia="ru-RU"/>
+        </w:rPr>
+        <w:t>cache.demandAccesses</w:t>
+      </w:r>
+      <w:proofErr w:type="spellEnd"/>
+      <w:r>
+        <w:rPr>
+          <w:rFonts w:ascii="Consolas" w:eastAsia="Times New Roman" w:hAnsi="Consolas" w:cs="Courier New"/>
+          <w:color w:val="0F1115"/>
+          <w:sz w:val="20"/>
+          <w:szCs w:val="20"/>
+          <w:lang w:val="en-US" w:eastAsia="ru-RU"/>
+        </w:rPr>
+        <w:t>:</w:t>
+      </w:r>
+      <w:proofErr w:type="gramStart"/>
+      <w:r>
+        <w:rPr>
+          <w:rFonts w:ascii="Consolas" w:eastAsia="Times New Roman" w:hAnsi="Consolas" w:cs="Courier New"/>
+          <w:color w:val="0F1115"/>
+          <w:sz w:val="20"/>
+          <w:szCs w:val="20"/>
+          <w:lang w:val="en-US" w:eastAsia="ru-RU"/>
+        </w:rPr>
+        <w:t>:total</w:t>
+      </w:r>
+      <w:proofErr w:type="gramEnd"/>
+      <w:r>
+        <w:rPr>
+          <w:rFonts w:ascii="Consolas" w:eastAsia="Times New Roman" w:hAnsi="Consolas" w:cs="Courier New"/>
+          <w:color w:val="0F1115"/>
+          <w:sz w:val="20"/>
+          <w:szCs w:val="20"/>
+          <w:lang w:val="en-US" w:eastAsia="ru-RU"/>
+        </w:rPr>
+        <w:t xml:space="preserve">  </w:t>
+      </w:r>
+      <w:r>
+        <w:rPr>
+          <w:rFonts w:ascii="Consolas" w:eastAsia="Times New Roman" w:hAnsi="Consolas" w:cs="Courier New"/>
+          <w:color w:val="0F1115"/>
+          <w:sz w:val="20"/>
+          <w:szCs w:val="20"/>
+          <w:lang w:val="en-US" w:eastAsia="ru-RU"/>
+        </w:rPr>
+        <w:t>197453854  # number of demand (</w:t>
+      </w:r>
+      <w:proofErr w:type="spellStart"/>
+      <w:r>
+        <w:rPr>
+          <w:rFonts w:ascii="Consolas" w:eastAsia="Times New Roman" w:hAnsi="Consolas" w:cs="Courier New"/>
+          <w:color w:val="0F1115"/>
+          <w:sz w:val="20"/>
+          <w:szCs w:val="20"/>
+          <w:lang w:val="en-US" w:eastAsia="ru-RU"/>
+        </w:rPr>
+        <w:t>read+write</w:t>
+      </w:r>
+      <w:proofErr w:type="spellEnd"/>
+      <w:r>
+        <w:rPr>
+          <w:rFonts w:ascii="Consolas" w:eastAsia="Times New Roman" w:hAnsi="Consolas" w:cs="Courier New"/>
+          <w:color w:val="0F1115"/>
+          <w:sz w:val="20"/>
+          <w:szCs w:val="20"/>
+          <w:lang w:val="en-US" w:eastAsia="ru-RU"/>
+        </w:rPr>
+        <w:t>) accesses (Count)</w:t>
+      </w:r>
+    </w:p>
+    <w:p>
+      <w:pPr>
+        <w:rPr>
+          <w:rFonts w:ascii="Consolas" w:eastAsia="Times New Roman" w:hAnsi="Consolas" w:cs="Courier New"/>
+          <w:color w:val="0F1115"/>
+          <w:sz w:val="20"/>
+          <w:szCs w:val="20"/>
+          <w:lang w:eastAsia="ru-RU"/>
+        </w:rPr>
+      </w:pPr>
+      <w:proofErr w:type="spellStart"/>
+      <w:r>
+        <w:rPr>
+          <w:rFonts w:ascii="Consolas" w:eastAsia="Times New Roman" w:hAnsi="Consolas" w:cs="Courier New"/>
+          <w:color w:val="0F1115"/>
+          <w:sz w:val="20"/>
+          <w:szCs w:val="20"/>
+          <w:lang w:val="en-US" w:eastAsia="ru-RU"/>
+        </w:rPr>
+        <w:t>Energy_</w:t>
+      </w:r>
+      <w:r>
+        <w:rPr>
+          <w:rFonts w:ascii="Consolas" w:eastAsia="Times New Roman" w:hAnsi="Consolas" w:cs="Courier New"/>
+          <w:color w:val="0F1115"/>
+          <w:sz w:val="20"/>
+          <w:szCs w:val="20"/>
+          <w:lang w:val="en-US" w:eastAsia="ru-RU"/>
+        </w:rPr>
+        <w:t>d</w:t>
+      </w:r>
+      <w:r>
+        <w:rPr>
+          <w:rFonts w:ascii="Consolas" w:eastAsia="Times New Roman" w:hAnsi="Consolas" w:cs="Courier New"/>
+          <w:color w:val="0F1115"/>
+          <w:sz w:val="20"/>
+          <w:szCs w:val="20"/>
+          <w:lang w:val="en-US" w:eastAsia="ru-RU"/>
+        </w:rPr>
+        <w:t>cache</w:t>
+      </w:r>
+      <w:r>
+        <w:rPr>
+          <w:rFonts w:ascii="Consolas" w:eastAsia="Times New Roman" w:hAnsi="Consolas" w:cs="Courier New"/>
+          <w:color w:val="0F1115"/>
+          <w:sz w:val="20"/>
+          <w:szCs w:val="20"/>
+          <w:lang w:val="en-US" w:eastAsia="ru-RU"/>
+        </w:rPr>
+        <w:t>_</w:t>
+      </w:r>
+      <w:r>
+        <w:rPr>
+          <w:rFonts w:ascii="Consolas" w:eastAsia="Times New Roman" w:hAnsi="Consolas" w:cs="Courier New"/>
+          <w:color w:val="0F1115"/>
+          <w:sz w:val="20"/>
+          <w:szCs w:val="20"/>
+          <w:lang w:val="en-US" w:eastAsia="ru-RU"/>
+        </w:rPr>
+        <w:t>Accesses</w:t>
+      </w:r>
+      <w:proofErr w:type="spellEnd"/>
+      <w:r>
+        <w:rPr>
+          <w:rFonts w:ascii="Consolas" w:eastAsia="Times New Roman" w:hAnsi="Consolas" w:cs="Courier New"/>
+          <w:color w:val="0F1115"/>
+          <w:sz w:val="20"/>
+          <w:szCs w:val="20"/>
+          <w:lang w:val="en-US" w:eastAsia="ru-RU"/>
+        </w:rPr>
+        <w:t xml:space="preserve"> = </w:t>
+      </w:r>
+      <w:r>
+        <w:rPr>
+          <w:rFonts w:ascii="Consolas" w:eastAsia="Times New Roman" w:hAnsi="Consolas" w:cs="Courier New"/>
+          <w:color w:val="0F1115"/>
+          <w:sz w:val="20"/>
+          <w:szCs w:val="20"/>
+          <w:lang w:val="en-US" w:eastAsia="ru-RU"/>
+        </w:rPr>
+        <w:t>197453854</w:t>
+      </w:r>
+      <w:r>
+        <w:rPr>
+          <w:rFonts w:ascii="Consolas" w:eastAsia="Times New Roman" w:hAnsi="Consolas" w:cs="Courier New"/>
+          <w:color w:val="0F1115"/>
+          <w:sz w:val="20"/>
+          <w:szCs w:val="20"/>
+          <w:lang w:val="en-US" w:eastAsia="ru-RU"/>
+        </w:rPr>
+        <w:t xml:space="preserve"> * 7.5 </w:t>
+      </w:r>
+      <w:proofErr w:type="spellStart"/>
+      <w:r>
+        <w:rPr>
+          <w:rFonts w:ascii="Consolas" w:eastAsia="Times New Roman" w:hAnsi="Consolas" w:cs="Courier New"/>
+          <w:color w:val="0F1115"/>
+          <w:sz w:val="20"/>
+          <w:szCs w:val="20"/>
+          <w:lang w:val="en-US" w:eastAsia="ru-RU"/>
+        </w:rPr>
+        <w:t>pJ</w:t>
+      </w:r>
+      <w:proofErr w:type="spellEnd"/>
+      <w:r>
+        <w:rPr>
+          <w:rFonts w:ascii="Consolas" w:eastAsia="Times New Roman" w:hAnsi="Consolas" w:cs="Courier New"/>
+          <w:color w:val="0F1115"/>
+          <w:sz w:val="20"/>
+          <w:szCs w:val="20"/>
+          <w:lang w:val="en-US" w:eastAsia="ru-RU"/>
+        </w:rPr>
+        <w:t xml:space="preserve"> = </w:t>
+      </w:r>
+      <w:r>
+        <w:rPr>
+          <w:rFonts w:ascii="Consolas" w:eastAsia="Times New Roman" w:hAnsi="Consolas" w:cs="Courier New"/>
+          <w:color w:val="0F1115"/>
+          <w:sz w:val="20"/>
+          <w:szCs w:val="20"/>
+          <w:lang w:val="en-US" w:eastAsia="ru-RU"/>
+        </w:rPr>
+        <w:t>1.48</w:t>
+      </w:r>
+      <w:r>
+        <w:rPr>
+          <w:rFonts w:ascii="Consolas" w:eastAsia="Times New Roman" w:hAnsi="Consolas" w:cs="Courier New"/>
+          <w:color w:val="0F1115"/>
+          <w:sz w:val="20"/>
+          <w:szCs w:val="20"/>
+          <w:lang w:val="en-US" w:eastAsia="ru-RU"/>
+        </w:rPr>
+        <w:t xml:space="preserve"> </w:t>
+      </w:r>
+      <w:proofErr w:type="spellStart"/>
+      <w:r>
+        <w:rPr>
+          <w:rFonts w:ascii="Consolas" w:eastAsia="Times New Roman" w:hAnsi="Consolas" w:cs="Courier New"/>
+          <w:color w:val="0F1115"/>
+          <w:sz w:val="20"/>
+          <w:szCs w:val="20"/>
+          <w:lang w:eastAsia="ru-RU"/>
+        </w:rPr>
+        <w:t>млДж</w:t>
+      </w:r>
+      <w:proofErr w:type="spellEnd"/>
+    </w:p>
+    <w:p>
+      <w:pPr>
+        <w:rPr>
+          <w:rFonts w:ascii="Consolas" w:eastAsia="Times New Roman" w:hAnsi="Consolas" w:cs="Courier New"/>
+          <w:color w:val="0F1115"/>
+          <w:sz w:val="20"/>
+          <w:szCs w:val="20"/>
+          <w:lang w:eastAsia="ru-RU"/>
+        </w:rPr>
+      </w:pPr>
+    </w:p>
+    <w:p>
+      <w:pPr>
+        <w:rPr>
+          <w:rFonts w:ascii="Segoe UI" w:hAnsi="Segoe UI" w:cs="Segoe UI"/>
+          <w:color w:val="0F1115"/>
+          <w:shd w:val="clear" w:color="auto" w:fill="FFFFFF"/>
+        </w:rPr>
+      </w:pPr>
+      <w:r>
+        <w:rPr>
+          <w:rFonts w:ascii="Segoe UI" w:hAnsi="Segoe UI" w:cs="Segoe UI"/>
+          <w:color w:val="0F1115"/>
+          <w:shd w:val="clear" w:color="auto" w:fill="FFFFFF"/>
+        </w:rPr>
+        <w:t xml:space="preserve">оценка для ядра встроенного процессора (ARM </w:t>
+      </w:r>
+      <w:proofErr w:type="spellStart"/>
+      <w:r>
+        <w:rPr>
+          <w:rFonts w:ascii="Segoe UI" w:hAnsi="Segoe UI" w:cs="Segoe UI"/>
+          <w:color w:val="0F1115"/>
+          <w:shd w:val="clear" w:color="auto" w:fill="FFFFFF"/>
+        </w:rPr>
+        <w:t>Cortex</w:t>
+      </w:r>
+      <w:proofErr w:type="spellEnd"/>
+      <w:r>
+        <w:rPr>
+          <w:rFonts w:ascii="Segoe UI" w:hAnsi="Segoe UI" w:cs="Segoe UI"/>
+          <w:color w:val="0F1115"/>
+          <w:shd w:val="clear" w:color="auto" w:fill="FFFFFF"/>
+        </w:rPr>
+        <w:t>-A, RISC-V) или мобильного ядра, работающего на 1 ГГц</w:t>
+      </w:r>
+      <w:r>
+        <w:rPr>
+          <w:rFonts w:ascii="Segoe UI" w:hAnsi="Segoe UI" w:cs="Segoe UI"/>
+          <w:color w:val="0F1115"/>
+          <w:shd w:val="clear" w:color="auto" w:fill="FFFFFF"/>
+        </w:rPr>
+        <w:t xml:space="preserve"> - </w:t>
+      </w:r>
+      <w:r>
+        <w:rPr>
+          <w:rStyle w:val="a4"/>
+          <w:rFonts w:ascii="Segoe UI" w:hAnsi="Segoe UI" w:cs="Segoe UI"/>
+          <w:color w:val="0F1115"/>
+          <w:shd w:val="clear" w:color="auto" w:fill="FFFFFF"/>
+        </w:rPr>
+        <w:t>5 Вт</w:t>
+      </w:r>
+      <w:r>
+        <w:rPr>
+          <w:rFonts w:ascii="Segoe UI" w:hAnsi="Segoe UI" w:cs="Segoe UI"/>
+          <w:color w:val="0F1115"/>
+          <w:shd w:val="clear" w:color="auto" w:fill="FFFFFF"/>
+        </w:rPr>
+        <w:t> </w:t>
+      </w:r>
+    </w:p>
+    <w:p>
+      <w:r>
+        <w:rPr>
+          <w:rFonts w:ascii="Segoe UI" w:hAnsi="Segoe UI" w:cs="Segoe UI"/>
+          <w:color w:val="0F1115"/>
+          <w:shd w:val="clear" w:color="auto" w:fill="FFFFFF"/>
+        </w:rPr>
+        <w:t>Тогда грубо 5Вт*2с (время симуляции) = 10 Дж</w:t>
+      </w:r>
+      <w:r>
+        <w:br/>
+      </w:r>
+      <w:r>
+        <w:t>условно</w:t>
+      </w:r>
+      <w:r>
+        <w:t xml:space="preserve"> </w:t>
+      </w:r>
+      <w:r>
+        <w:t>аналоговая</w:t>
+      </w:r>
+      <w:r>
+        <w:t xml:space="preserve"> </w:t>
+      </w:r>
+      <w:r>
+        <w:t>оценка</w:t>
+      </w:r>
+      <w:r>
+        <w:br/>
+      </w:r>
+    </w:p>
+    <w:p/>
     <w:p/>
     <w:p>
       <w:r>
-        <w:t xml:space="preserve"> </w:t>
-      </w:r>
-      <m:oMath>
-        <m:sSub>
-          <m:sSubPr>
-            <m:ctrlPr>
-              <w:rPr>
-                <w:rFonts w:ascii="Cambria Math" w:hAnsi="Cambria Math"/>
-                <w:i/>
-              </w:rPr>
-            </m:ctrlPr>
-          </m:sSubPr>
-          <m:e>
-            <m:r>
-              <w:rPr>
-                <w:rFonts w:ascii="Cambria Math" w:hAnsi="Cambria Math"/>
-              </w:rPr>
-              <m:t>E</m:t>
-            </m:r>
-          </m:e>
-          <m:sub>
-            <m:r>
-              <w:rPr>
-                <w:rFonts w:ascii="Cambria Math" w:hAnsi="Cambria Math"/>
-              </w:rPr>
-              <m:t>total</m:t>
-            </m:r>
-          </m:sub>
-        </m:sSub>
-      </m:oMath>
+        <w:rPr>
+          <w:rFonts w:ascii="Helvetica" w:hAnsi="Helvetica"/>
+          <w:color w:val="000000"/>
+          <w:sz w:val="18"/>
+          <w:szCs w:val="18"/>
+          <w:shd w:val="clear" w:color="auto" w:fill="ECECEC"/>
+        </w:rPr>
+        <w:t>сгенерированные импульсы нейронами 247</w:t>
+      </w:r>
+      <w:r>
+        <w:rPr>
+          <w:rFonts w:ascii="Helvetica" w:hAnsi="Helvetica"/>
+          <w:color w:val="000000"/>
+          <w:sz w:val="18"/>
+          <w:szCs w:val="18"/>
+        </w:rPr>
+        <w:br/>
+      </w:r>
+      <w:r>
+        <w:rPr>
+          <w:rFonts w:ascii="Helvetica" w:hAnsi="Helvetica"/>
+          <w:color w:val="000000"/>
+          <w:sz w:val="18"/>
+          <w:szCs w:val="18"/>
+          <w:shd w:val="clear" w:color="auto" w:fill="ECECEC"/>
+        </w:rPr>
+        <w:t>количество сравнений с порогом 1250</w:t>
+      </w:r>
+      <w:r>
+        <w:rPr>
+          <w:rFonts w:ascii="Helvetica" w:hAnsi="Helvetica"/>
+          <w:color w:val="000000"/>
+          <w:sz w:val="18"/>
+          <w:szCs w:val="18"/>
+        </w:rPr>
+        <w:br/>
+      </w:r>
+      <w:proofErr w:type="spellStart"/>
+      <w:r>
+        <w:rPr>
+          <w:rFonts w:ascii="Helvetica" w:hAnsi="Helvetica"/>
+          <w:color w:val="000000"/>
+          <w:sz w:val="18"/>
+          <w:szCs w:val="18"/>
+          <w:shd w:val="clear" w:color="auto" w:fill="ECECEC"/>
+        </w:rPr>
+        <w:t>Кроссбар</w:t>
+      </w:r>
+      <w:proofErr w:type="spellEnd"/>
+      <w:r>
+        <w:rPr>
+          <w:rFonts w:ascii="Helvetica" w:hAnsi="Helvetica"/>
+          <w:color w:val="000000"/>
+          <w:sz w:val="18"/>
+          <w:szCs w:val="18"/>
+          <w:shd w:val="clear" w:color="auto" w:fill="ECECEC"/>
+        </w:rPr>
+        <w:t xml:space="preserve"> суммарная 317722 нДж  кол во проходов 1250  средняя 254</w:t>
+      </w:r>
+      <w:r>
+        <w:rPr>
+          <w:color w:val="000000"/>
+          <w:sz w:val="18"/>
+          <w:szCs w:val="18"/>
+          <w:shd w:val="clear" w:color="auto" w:fill="ECECEC"/>
+        </w:rPr>
+        <w:br/>
+      </w:r>
+      <w:r>
+        <w:rPr>
+          <w:color w:val="000000"/>
+          <w:sz w:val="18"/>
+          <w:szCs w:val="18"/>
+          <w:shd w:val="clear" w:color="auto" w:fill="ECECEC"/>
+        </w:rPr>
+        <w:br/>
+        <w:t xml:space="preserve">247 * 5 нДж + 1250 * 30 нДж + 317722 нДж = </w:t>
+      </w:r>
+      <w:r>
+        <w:rPr>
+          <w:color w:val="000000"/>
+          <w:sz w:val="18"/>
+          <w:szCs w:val="18"/>
+          <w:shd w:val="clear" w:color="auto" w:fill="ECECEC"/>
+        </w:rPr>
+        <w:t xml:space="preserve">356457 нДж = 0,356 </w:t>
+      </w:r>
+      <w:proofErr w:type="spellStart"/>
+      <w:r>
+        <w:rPr>
+          <w:color w:val="000000"/>
+          <w:sz w:val="18"/>
+          <w:szCs w:val="18"/>
+          <w:shd w:val="clear" w:color="auto" w:fill="ECECEC"/>
+        </w:rPr>
+        <w:t>млДж</w:t>
+      </w:r>
+      <w:proofErr w:type="spellEnd"/>
+      <w:r>
+        <w:br/>
+      </w:r>
+    </w:p>
+    <w:p/>
+    <w:p>
+      <w:r>
+        <w:drawing>
+          <wp:inline distT="0" distB="0" distL="0" distR="0" wp14:anchorId="149D1B54" wp14:editId="71154019">
+            <wp:extent cx="5940425" cy="4768215"/>
+            <wp:effectExtent l="0" t="0" r="3175" b="0"/>
+            <wp:docPr id="1" name="Рисунок 1"/>
+            <wp:cNvGraphicFramePr>
+              <a:graphicFrameLocks xmlns:a="http://schemas.openxmlformats.org/drawingml/2006/main" noChangeAspect="1"/>
+            </wp:cNvGraphicFramePr>
+            <a:graphic xmlns:a="http://schemas.openxmlformats.org/drawingml/2006/main">
+              <a:graphicData uri="http://schemas.openxmlformats.org/drawingml/2006/picture">
+                <pic:pic xmlns:pic="http://schemas.openxmlformats.org/drawingml/2006/picture">
+                  <pic:nvPicPr>
+                    <pic:cNvPr id="1" name=""/>
+                    <pic:cNvPicPr/>
+                  </pic:nvPicPr>
+                  <pic:blipFill>
+                    <a:blip r:embed="rId4"/>
+                    <a:stretch>
+                      <a:fillRect/>
+                    </a:stretch>
+                  </pic:blipFill>
+                  <pic:spPr>
+                    <a:xfrm>
+                      <a:off x="0" y="0"/>
+                      <a:ext cx="5940425" cy="4768215"/>
+                    </a:xfrm>
+                    <a:prstGeom prst="rect">
+                      <a:avLst/>
+                    </a:prstGeom>
+                  </pic:spPr>
+                </pic:pic>
+              </a:graphicData>
+            </a:graphic>
+          </wp:inline>
+        </w:drawing>
+      </w:r>
+      <w:bookmarkStart w:id="0" w:name="_GoBack"/>
+      <w:bookmarkEnd w:id="0"/>
+    </w:p>
+    <w:p/>
+    <w:p>
+      <w:r>
+        <w:lastRenderedPageBreak/>
+        <w:br/>
+      </w:r>
+      <w:r>
+        <w:rPr>
+          <w:lang w:val="en-US"/>
+        </w:rPr>
+        <w:t>https</w:t>
+      </w:r>
+      <w:r>
+        <w:t>://</w:t>
+      </w:r>
+      <w:proofErr w:type="spellStart"/>
+      <w:r>
+        <w:rPr>
+          <w:lang w:val="en-US"/>
+        </w:rPr>
+        <w:t>tourvisor</w:t>
+      </w:r>
+      <w:proofErr w:type="spellEnd"/>
+      <w:r>
+        <w:t>.</w:t>
+      </w:r>
+      <w:proofErr w:type="spellStart"/>
+      <w:r>
+        <w:rPr>
+          <w:lang w:val="en-US"/>
+        </w:rPr>
+        <w:t>ru</w:t>
+      </w:r>
+      <w:proofErr w:type="spellEnd"/>
+      <w:r>
+        <w:t>/</w:t>
+      </w:r>
+      <w:r>
+        <w:rPr>
+          <w:lang w:val="en-US"/>
+        </w:rPr>
+        <w:t>t</w:t>
+      </w:r>
+      <w:r>
+        <w:t>/6700550342</w:t>
+      </w:r>
     </w:p>
     <w:sectPr>
       <w:pgSz w:w="11906" w:h="16838"/>
@@ -464,7 +2191,7 @@
 </file>
 
 <file path=word/styles.xml><?xml version="1.0" encoding="utf-8"?>
-<w:styles xmlns:mc="http://schemas.openxmlformats.org/markup-compatibility/2006" xmlns:r="http://schemas.openxmlformats.org/officeDocument/2006/relationships" xmlns:w="http://schemas.openxmlformats.org/wordprocessingml/2006/main" xmlns:w14="http://schemas.microsoft.com/office/word/2010/wordml" xmlns:w15="http://schemas.microsoft.com/office/word/2012/wordml" xmlns:w16cex="http://schemas.microsoft.com/office/word/2018/wordml/cex" xmlns:w16cid="http://schemas.microsoft.com/office/word/2016/wordml/cid" xmlns:w16="http://schemas.microsoft.com/office/word/2018/wordml" xmlns:w16sdtdh="http://schemas.microsoft.com/office/word/2020/wordml/sdtdatahash" xmlns:w16se="http://schemas.microsoft.com/office/word/2015/wordml/symex" mc:Ignorable="w14 w15 w16se w16cid w16 w16cex w16sdtdh">
+<w:styles xmlns:mc="http://schemas.openxmlformats.org/markup-compatibility/2006" xmlns:r="http://schemas.openxmlformats.org/officeDocument/2006/relationships" xmlns:w="http://schemas.openxmlformats.org/wordprocessingml/2006/main" xmlns:w14="http://schemas.microsoft.com/office/word/2010/wordml" xmlns:w15="http://schemas.microsoft.com/office/word/2012/wordml" xmlns:w16se="http://schemas.microsoft.com/office/word/2015/wordml/symex" mc:Ignorable="w14 w15 w16se">
   <w:docDefaults>
     <w:rPrDefault>
       <w:rPr>
@@ -480,7 +2207,7 @@
       </w:pPr>
     </w:pPrDefault>
   </w:docDefaults>
-  <w:latentStyles w:defLockedState="0" w:defUIPriority="99" w:defSemiHidden="0" w:defUnhideWhenUsed="0" w:defQFormat="0" w:count="376">
+  <w:latentStyles w:defLockedState="0" w:defUIPriority="99" w:defSemiHidden="0" w:defUnhideWhenUsed="0" w:defQFormat="0" w:count="371">
     <w:lsdException w:name="Normal" w:uiPriority="0" w:qFormat="1"/>
     <w:lsdException w:name="heading 1" w:uiPriority="9" w:qFormat="1"/>
     <w:lsdException w:name="heading 2" w:semiHidden="1" w:uiPriority="9" w:unhideWhenUsed="1" w:qFormat="1"/>
@@ -852,15 +2579,11 @@
     <w:lsdException w:name="List Table 5 Dark Accent 6" w:uiPriority="50"/>
     <w:lsdException w:name="List Table 6 Colorful Accent 6" w:uiPriority="51"/>
     <w:lsdException w:name="List Table 7 Colorful Accent 6" w:uiPriority="52"/>
-    <w:lsdException w:name="Mention" w:semiHidden="1" w:unhideWhenUsed="1"/>
-    <w:lsdException w:name="Smart Hyperlink" w:semiHidden="1" w:unhideWhenUsed="1"/>
-    <w:lsdException w:name="Hashtag" w:semiHidden="1" w:unhideWhenUsed="1"/>
-    <w:lsdException w:name="Unresolved Mention" w:semiHidden="1" w:unhideWhenUsed="1"/>
-    <w:lsdException w:name="Smart Link" w:semiHidden="1" w:unhideWhenUsed="1"/>
   </w:latentStyles>
   <w:style w:type="paragraph" w:default="1" w:styleId="a">
     <w:name w:val="Normal"/>
     <w:qFormat/>
+    <w:rsid w:val="00EE2B5A"/>
   </w:style>
   <w:style w:type="character" w:default="1" w:styleId="a0">
     <w:name w:val="Default Paragraph Font"/>
@@ -897,6 +2620,67 @@
     <w:rsid w:val="009E3545"/>
     <w:rPr>
       <w:color w:val="808080"/>
+    </w:rPr>
+  </w:style>
+  <w:style w:type="character" w:styleId="a4">
+    <w:name w:val="Strong"/>
+    <w:basedOn w:val="a0"/>
+    <w:uiPriority w:val="22"/>
+    <w:qFormat/>
+    <w:rsid w:val="00C7041D"/>
+    <w:rPr>
+      <w:b/>
+      <w:bCs/>
+    </w:rPr>
+  </w:style>
+  <w:style w:type="paragraph" w:styleId="HTML">
+    <w:name w:val="HTML Preformatted"/>
+    <w:basedOn w:val="a"/>
+    <w:link w:val="HTML0"/>
+    <w:uiPriority w:val="99"/>
+    <w:semiHidden/>
+    <w:unhideWhenUsed/>
+    <w:rsid w:val="00714C1F"/>
+    <w:pPr>
+      <w:tabs>
+        <w:tab w:val="left" w:pos="916"/>
+        <w:tab w:val="left" w:pos="1832"/>
+        <w:tab w:val="left" w:pos="2748"/>
+        <w:tab w:val="left" w:pos="3664"/>
+        <w:tab w:val="left" w:pos="4580"/>
+        <w:tab w:val="left" w:pos="5496"/>
+        <w:tab w:val="left" w:pos="6412"/>
+        <w:tab w:val="left" w:pos="7328"/>
+        <w:tab w:val="left" w:pos="8244"/>
+        <w:tab w:val="left" w:pos="9160"/>
+        <w:tab w:val="left" w:pos="10076"/>
+        <w:tab w:val="left" w:pos="10992"/>
+        <w:tab w:val="left" w:pos="11908"/>
+        <w:tab w:val="left" w:pos="12824"/>
+        <w:tab w:val="left" w:pos="13740"/>
+        <w:tab w:val="left" w:pos="14656"/>
+      </w:tabs>
+      <w:spacing w:after="0" w:line="240" w:lineRule="auto"/>
+    </w:pPr>
+    <w:rPr>
+      <w:rFonts w:ascii="Courier New" w:eastAsia="Times New Roman" w:hAnsi="Courier New" w:cs="Courier New"/>
+      <w:sz w:val="20"/>
+      <w:szCs w:val="20"/>
+      <w:lang w:eastAsia="ru-RU"/>
+    </w:rPr>
+  </w:style>
+  <w:style w:type="character" w:customStyle="1" w:styleId="HTML0">
+    <w:name w:val="Стандартный HTML Знак"/>
+    <w:basedOn w:val="a0"/>
+    <w:link w:val="HTML"/>
+    <w:uiPriority w:val="99"/>
+    <w:semiHidden/>
+    <w:rsid w:val="00714C1F"/>
+    <w:rPr>
+      <w:rFonts w:ascii="Courier New" w:eastAsia="Times New Roman" w:hAnsi="Courier New" w:cs="Courier New"/>
+      <w:sz w:val="20"/>
+      <w:szCs w:val="20"/>
+      <w:lang w:eastAsia="ru-RU"/>
     </w:rPr>
   </w:style>
 </w:styles>

--- a/gem5_snn/промежуточные результаты.docx
+++ b/gem5_snn/промежуточные результаты.docx
@@ -802,19 +802,7 @@
         <w:rPr>
           <w:rFonts w:eastAsiaTheme="minorEastAsia"/>
         </w:rPr>
-        <w:t xml:space="preserve">Для соединительных линий </w:t>
-      </w:r>
-      <w:r>
-        <w:rPr>
-          <w:rFonts w:eastAsiaTheme="minorEastAsia"/>
-        </w:rPr>
-        <w:t>столбцов</w:t>
-      </w:r>
-      <w:r>
-        <w:rPr>
-          <w:rFonts w:eastAsiaTheme="minorEastAsia"/>
-        </w:rPr>
-        <w:t xml:space="preserve"> (</w:t>
+        <w:t>Для соединительных линий столбцов (</w:t>
       </w:r>
       <w:r>
         <w:rPr>
@@ -1267,37 +1255,101 @@
     </w:p>
     <w:p>
       <w:r>
+        <w:rPr>
+          <w:i/>
+        </w:rPr>
+        <w:lastRenderedPageBreak/>
         <w:t>Результаты моделирования</w:t>
       </w:r>
       <w:r>
+        <w:rPr>
+          <w:i/>
+        </w:rPr>
+        <w:t xml:space="preserve"> на </w:t>
+      </w:r>
+      <w:r>
+        <w:rPr>
+          <w:i/>
+        </w:rPr>
+        <w:t xml:space="preserve"> </w:t>
+      </w:r>
+      <w:r>
+        <w:rPr>
+          <w:b/>
+          <w:sz w:val="28"/>
+          <w:lang w:val="en-US"/>
+        </w:rPr>
+        <w:t>gem</w:t>
+      </w:r>
+      <w:r>
+        <w:rPr>
+          <w:b/>
+          <w:sz w:val="28"/>
+        </w:rPr>
+        <w:t xml:space="preserve">5  </w:t>
+      </w:r>
+      <w:r>
         <w:br/>
       </w:r>
       <w:r>
-        <w:br/>
-      </w:r>
-      <w:r>
-        <w:rPr>
-          <w:lang w:val="en-US"/>
-        </w:rPr>
-        <w:t>gem</w:t>
-      </w:r>
-      <w:r>
-        <w:t xml:space="preserve">5  </w:t>
+        <w:drawing>
+          <wp:inline distT="0" distB="0" distL="0" distR="0" wp14:anchorId="2ECA0122" wp14:editId="6A09B468">
+            <wp:extent cx="5037826" cy="2667813"/>
+            <wp:effectExtent l="0" t="0" r="0" b="0"/>
+            <wp:docPr id="2" name="Рисунок 2"/>
+            <wp:cNvGraphicFramePr>
+              <a:graphicFrameLocks xmlns:a="http://schemas.openxmlformats.org/drawingml/2006/main" noChangeAspect="1"/>
+            </wp:cNvGraphicFramePr>
+            <a:graphic xmlns:a="http://schemas.openxmlformats.org/drawingml/2006/main">
+              <a:graphicData uri="http://schemas.openxmlformats.org/drawingml/2006/picture">
+                <pic:pic xmlns:pic="http://schemas.openxmlformats.org/drawingml/2006/picture">
+                  <pic:nvPicPr>
+                    <pic:cNvPr id="1" name=""/>
+                    <pic:cNvPicPr/>
+                  </pic:nvPicPr>
+                  <pic:blipFill>
+                    <a:blip r:embed="rId4"/>
+                    <a:stretch>
+                      <a:fillRect/>
+                    </a:stretch>
+                  </pic:blipFill>
+                  <pic:spPr>
+                    <a:xfrm>
+                      <a:off x="0" y="0"/>
+                      <a:ext cx="5055178" cy="2677002"/>
+                    </a:xfrm>
+                    <a:prstGeom prst="rect">
+                      <a:avLst/>
+                    </a:prstGeom>
+                  </pic:spPr>
+                </pic:pic>
+              </a:graphicData>
+            </a:graphic>
+          </wp:inline>
+        </w:drawing>
       </w:r>
     </w:p>
     <w:p>
       <w:pPr>
         <w:rPr>
           <w:rStyle w:val="a4"/>
-          <w:rFonts w:eastAsiaTheme="minorEastAsia"/>
           <w:b w:val="0"/>
           <w:bCs w:val="0"/>
-          <w:color w:val="0F1115"/>
-          <w:sz w:val="23"/>
-          <w:szCs w:val="23"/>
-          <w:shd w:val="clear" w:color="auto" w:fill="FFFFFF"/>
         </w:rPr>
       </w:pPr>
+      <w:r>
+        <w:br/>
+        <w:t xml:space="preserve">Рассчитанная симулятором энергия по </w:t>
+      </w:r>
+      <w:r>
+        <w:rPr>
+          <w:lang w:val="en-US"/>
+        </w:rPr>
+        <w:t>DRAM</w:t>
+      </w:r>
+      <w:r>
+        <w:br/>
+      </w:r>
       <m:oMathPara>
         <m:oMath>
           <m:sSub>
@@ -1329,7 +1381,6 @@
           <m:r>
             <w:rPr>
               <w:rFonts w:ascii="Cambria Math" w:hAnsi="Cambria Math"/>
-              <w:lang w:val="en-US"/>
             </w:rPr>
             <m:t>=</m:t>
           </m:r>
@@ -1353,121 +1404,195 @@
     <w:p>
       <w:pPr>
         <w:rPr>
-          <w:i/>
+          <w:rFonts w:ascii="Cambria Math" w:eastAsiaTheme="minorEastAsia" w:hAnsi="Cambria Math"/>
+          <w:oMath/>
         </w:rPr>
       </w:pPr>
+      <w:r>
+        <w:rPr>
+          <w:rStyle w:val="a4"/>
+          <w:rFonts w:eastAsiaTheme="minorEastAsia"/>
+          <w:b w:val="0"/>
+          <w:bCs w:val="0"/>
+        </w:rPr>
+        <w:t>Количество</w:t>
+      </w:r>
+      <w:r>
+        <w:rPr>
+          <w:rStyle w:val="a4"/>
+          <w:rFonts w:eastAsiaTheme="minorEastAsia"/>
+          <w:b w:val="0"/>
+          <w:bCs w:val="0"/>
+        </w:rPr>
+        <w:t xml:space="preserve"> </w:t>
+      </w:r>
+      <w:r>
+        <w:rPr>
+          <w:rStyle w:val="a4"/>
+          <w:rFonts w:eastAsiaTheme="minorEastAsia"/>
+          <w:b w:val="0"/>
+          <w:bCs w:val="0"/>
+          <w:lang w:val="en-US"/>
+        </w:rPr>
+        <w:t>ALU</w:t>
+      </w:r>
+      <w:r>
+        <w:rPr>
+          <w:rStyle w:val="a4"/>
+          <w:rFonts w:eastAsiaTheme="minorEastAsia"/>
+          <w:b w:val="0"/>
+          <w:bCs w:val="0"/>
+        </w:rPr>
+        <w:t xml:space="preserve"> </w:t>
+      </w:r>
+      <w:r>
+        <w:rPr>
+          <w:rStyle w:val="a4"/>
+          <w:rFonts w:eastAsiaTheme="minorEastAsia"/>
+          <w:b w:val="0"/>
+          <w:bCs w:val="0"/>
+        </w:rPr>
+        <w:t>инструкций</w:t>
+      </w:r>
+      <w:r>
+        <w:rPr>
+          <w:rStyle w:val="a4"/>
+          <w:rFonts w:eastAsiaTheme="minorEastAsia"/>
+          <w:b w:val="0"/>
+          <w:bCs w:val="0"/>
+        </w:rPr>
+        <w:t>:</w:t>
+      </w:r>
+      <w:r>
+        <w:rPr>
+          <w:rFonts w:eastAsiaTheme="minorEastAsia"/>
+        </w:rPr>
+        <w:br/>
+      </w:r>
       <m:oMathPara>
         <m:oMath>
-          <m:sSub>
-            <m:sSubPr>
-              <m:ctrlPr>
-                <w:rPr>
-                  <w:rFonts w:ascii="Cambria Math" w:hAnsi="Cambria Math"/>
-                  <w:i/>
-                  <w:lang w:val="en-US"/>
-                </w:rPr>
-              </m:ctrlPr>
-            </m:sSubPr>
-            <m:e>
-              <m:r>
-                <w:rPr>
-                  <w:rFonts w:ascii="Cambria Math" w:hAnsi="Cambria Math"/>
-                  <w:lang w:val="en-US"/>
-                </w:rPr>
-                <m:t>E</m:t>
-              </m:r>
-            </m:e>
-            <m:sub>
-              <m:r>
-                <w:rPr>
-                  <w:rFonts w:ascii="Cambria Math" w:hAnsi="Cambria Math"/>
-                  <w:lang w:val="en-US"/>
-                </w:rPr>
-                <m:t>cpu</m:t>
-              </m:r>
-            </m:sub>
-          </m:sSub>
-          <m:r>
-            <w:rPr>
-              <w:rFonts w:ascii="Cambria Math" w:hAnsi="Cambria Math"/>
+          <m:r>
+            <w:rPr>
+              <w:rFonts w:ascii="Cambria Math" w:eastAsiaTheme="minorEastAsia" w:hAnsi="Cambria Math"/>
+              <w:color w:val="0F1115"/>
               <w:lang w:val="en-US"/>
             </w:rPr>
-            <m:t>=</m:t>
+            <m:t>Energy</m:t>
+          </m:r>
+          <m:r>
+            <w:rPr>
+              <w:rFonts w:ascii="Cambria Math" w:eastAsiaTheme="minorEastAsia" w:hAnsi="Cambria Math"/>
+              <w:color w:val="0F1115"/>
+            </w:rPr>
+            <m:t>_</m:t>
+          </m:r>
+          <m:r>
+            <w:rPr>
+              <w:rFonts w:ascii="Cambria Math" w:eastAsiaTheme="minorEastAsia" w:hAnsi="Cambria Math"/>
+              <w:color w:val="0F1115"/>
+              <w:lang w:val="en-US"/>
+            </w:rPr>
+            <m:t>int</m:t>
+          </m:r>
+          <m:r>
+            <w:rPr>
+              <w:rFonts w:ascii="Cambria Math" w:eastAsiaTheme="minorEastAsia" w:hAnsi="Cambria Math"/>
+              <w:color w:val="0F1115"/>
+            </w:rPr>
+            <m:t>_</m:t>
+          </m:r>
+          <m:r>
+            <w:rPr>
+              <w:rFonts w:ascii="Cambria Math" w:eastAsiaTheme="minorEastAsia" w:hAnsi="Cambria Math"/>
+              <w:color w:val="0F1115"/>
+              <w:lang w:val="en-US"/>
+            </w:rPr>
+            <m:t>add</m:t>
+          </m:r>
+          <m:r>
+            <w:rPr>
+              <w:rFonts w:ascii="Cambria Math" w:eastAsiaTheme="minorEastAsia" w:hAnsi="Cambria Math"/>
+              <w:color w:val="0F1115"/>
+            </w:rPr>
+            <m:t xml:space="preserve"> = 1.618</m:t>
+          </m:r>
+          <m:r>
+            <w:rPr>
+              <w:rFonts w:ascii="Cambria Math" w:eastAsiaTheme="minorEastAsia" w:hAnsi="Cambria Math"/>
+              <w:color w:val="0F1115"/>
+              <w:lang w:val="en-US"/>
+            </w:rPr>
+            <m:t>e</m:t>
+          </m:r>
+          <m:r>
+            <w:rPr>
+              <w:rFonts w:ascii="Cambria Math" w:eastAsiaTheme="minorEastAsia" w:hAnsi="Cambria Math"/>
+              <w:color w:val="0F1115"/>
+            </w:rPr>
+            <m:t xml:space="preserve">9 × 0.015 </m:t>
+          </m:r>
+          <m:r>
+            <w:rPr>
+              <w:rFonts w:ascii="Cambria Math" w:eastAsiaTheme="minorEastAsia" w:hAnsi="Cambria Math"/>
+              <w:color w:val="0F1115"/>
+              <w:lang w:val="en-US"/>
+            </w:rPr>
+            <m:t>pJ</m:t>
+          </m:r>
+          <m:r>
+            <w:rPr>
+              <w:rFonts w:ascii="Cambria Math" w:eastAsiaTheme="minorEastAsia" w:hAnsi="Cambria Math"/>
+              <w:color w:val="0F1115"/>
+            </w:rPr>
+            <m:t xml:space="preserve"> = 24.27 </m:t>
+          </m:r>
+          <m:r>
+            <w:rPr>
+              <w:rFonts w:ascii="Cambria Math" w:eastAsiaTheme="minorEastAsia" w:hAnsi="Cambria Math"/>
+              <w:color w:val="0F1115"/>
+              <w:lang w:val="en-US"/>
+            </w:rPr>
+            <m:t>pJ</m:t>
+          </m:r>
+          <m:r>
+            <w:rPr>
+              <w:rFonts w:ascii="Cambria Math" w:eastAsiaTheme="minorEastAsia" w:hAnsi="Cambria Math"/>
+              <w:color w:val="0F1115"/>
+            </w:rPr>
+            <m:t xml:space="preserve"> (</m:t>
+          </m:r>
+          <m:r>
+            <w:rPr>
+              <w:rFonts w:ascii="Cambria Math" w:eastAsiaTheme="minorEastAsia" w:hAnsi="Cambria Math"/>
+              <w:color w:val="0F1115"/>
+              <w:lang w:val="en-US"/>
+            </w:rPr>
+            <m:t>INT</m:t>
+          </m:r>
+          <m:r>
+            <w:rPr>
+              <w:rFonts w:ascii="Cambria Math" w:eastAsiaTheme="minorEastAsia" w:hAnsi="Cambria Math"/>
+              <w:color w:val="0F1115"/>
+            </w:rPr>
+            <m:t xml:space="preserve">16 </m:t>
+          </m:r>
+          <m:r>
+            <w:rPr>
+              <w:rFonts w:ascii="Cambria Math" w:eastAsiaTheme="minorEastAsia" w:hAnsi="Cambria Math"/>
+              <w:color w:val="0F1115"/>
+              <w:lang w:val="en-US"/>
+            </w:rPr>
+            <m:t>addition</m:t>
+          </m:r>
+          <m:r>
+            <w:rPr>
+              <w:rFonts w:ascii="Cambria Math" w:eastAsiaTheme="minorEastAsia" w:hAnsi="Cambria Math"/>
+              <w:color w:val="0F1115"/>
+            </w:rPr>
+            <m:t>)</m:t>
           </m:r>
         </m:oMath>
       </m:oMathPara>
-    </w:p>
-    <w:p>
-      <w:pPr>
-        <w:pStyle w:val="HTML"/>
-        <w:wordWrap w:val="0"/>
-        <w:spacing w:line="330" w:lineRule="atLeast"/>
-        <w:rPr>
-          <w:rFonts w:ascii="Consolas" w:hAnsi="Consolas"/>
-          <w:color w:val="0F1115"/>
-          <w:lang w:val="en-US"/>
-        </w:rPr>
-      </w:pPr>
-      <w:r>
-        <w:rPr>
-          <w:lang w:val="en-US"/>
-        </w:rPr>
-        <w:br/>
-      </w:r>
-      <w:proofErr w:type="spellStart"/>
-      <w:r>
-        <w:rPr>
-          <w:rFonts w:ascii="Consolas" w:hAnsi="Consolas"/>
-          <w:color w:val="0F1115"/>
-          <w:lang w:val="en-US"/>
-        </w:rPr>
-        <w:t>Energy_int_add</w:t>
-      </w:r>
-      <w:proofErr w:type="spellEnd"/>
-      <w:r>
-        <w:rPr>
-          <w:rFonts w:ascii="Consolas" w:hAnsi="Consolas"/>
-          <w:color w:val="0F1115"/>
-          <w:lang w:val="en-US"/>
-        </w:rPr>
-        <w:t xml:space="preserve"> = 1.618e9 × 0.015 </w:t>
-      </w:r>
-      <w:proofErr w:type="spellStart"/>
-      <w:r>
-        <w:rPr>
-          <w:rFonts w:ascii="Consolas" w:hAnsi="Consolas"/>
-          <w:color w:val="0F1115"/>
-          <w:lang w:val="en-US"/>
-        </w:rPr>
-        <w:t>pJ</w:t>
-      </w:r>
-      <w:proofErr w:type="spellEnd"/>
-      <w:r>
-        <w:rPr>
-          <w:rFonts w:ascii="Consolas" w:hAnsi="Consolas"/>
-          <w:color w:val="0F1115"/>
-          <w:lang w:val="en-US"/>
-        </w:rPr>
-        <w:t xml:space="preserve"> = 24.27 </w:t>
-      </w:r>
-      <w:proofErr w:type="spellStart"/>
-      <w:r>
-        <w:rPr>
-          <w:rFonts w:ascii="Consolas" w:hAnsi="Consolas"/>
-          <w:color w:val="0F1115"/>
-          <w:lang w:val="en-US"/>
-        </w:rPr>
-        <w:t>pJ</w:t>
-      </w:r>
-      <w:proofErr w:type="spellEnd"/>
-      <w:r>
-        <w:rPr>
-          <w:rFonts w:ascii="Consolas" w:hAnsi="Consolas"/>
-          <w:color w:val="0F1115"/>
-          <w:lang w:val="en-US"/>
-        </w:rPr>
-        <w:t xml:space="preserve"> (INT16 addition)</w:t>
-      </w:r>
     </w:p>
     <w:p>
       <w:pPr>
@@ -1492,79 +1617,27 @@
         <w:wordWrap w:val="0"/>
         <w:spacing w:after="0" w:line="330" w:lineRule="atLeast"/>
         <w:rPr>
-          <w:rFonts w:ascii="Consolas" w:eastAsia="Times New Roman" w:hAnsi="Consolas" w:cs="Courier New"/>
+          <w:rFonts w:eastAsiaTheme="minorEastAsia"/>
           <w:color w:val="0F1115"/>
           <w:sz w:val="20"/>
           <w:szCs w:val="20"/>
           <w:lang w:val="en-US" w:eastAsia="ru-RU"/>
         </w:rPr>
       </w:pPr>
-      <w:proofErr w:type="spellStart"/>
-      <w:r>
-        <w:rPr>
-          <w:rFonts w:ascii="Consolas" w:eastAsia="Times New Roman" w:hAnsi="Consolas" w:cs="Courier New"/>
-          <w:color w:val="0F1115"/>
-          <w:sz w:val="20"/>
-          <w:szCs w:val="20"/>
-          <w:lang w:val="en-US" w:eastAsia="ru-RU"/>
-        </w:rPr>
-        <w:t>Energy_int_mul</w:t>
-      </w:r>
-      <w:proofErr w:type="spellEnd"/>
-      <w:r>
-        <w:rPr>
-          <w:rFonts w:ascii="Consolas" w:eastAsia="Times New Roman" w:hAnsi="Consolas" w:cs="Courier New"/>
-          <w:color w:val="0F1115"/>
-          <w:sz w:val="20"/>
-          <w:szCs w:val="20"/>
-          <w:lang w:val="en-US" w:eastAsia="ru-RU"/>
-        </w:rPr>
-        <w:t xml:space="preserve"> = 1.114e6 × 0.37 </w:t>
-      </w:r>
-      <w:proofErr w:type="spellStart"/>
-      <w:r>
-        <w:rPr>
-          <w:rFonts w:ascii="Consolas" w:eastAsia="Times New Roman" w:hAnsi="Consolas" w:cs="Courier New"/>
-          <w:color w:val="0F1115"/>
-          <w:sz w:val="20"/>
-          <w:szCs w:val="20"/>
-          <w:lang w:val="en-US" w:eastAsia="ru-RU"/>
-        </w:rPr>
-        <w:t>pJ</w:t>
-      </w:r>
-      <w:proofErr w:type="spellEnd"/>
-      <w:r>
-        <w:rPr>
-          <w:rFonts w:ascii="Consolas" w:eastAsia="Times New Roman" w:hAnsi="Consolas" w:cs="Courier New"/>
-          <w:color w:val="0F1115"/>
-          <w:sz w:val="20"/>
-          <w:szCs w:val="20"/>
-          <w:lang w:val="en-US" w:eastAsia="ru-RU"/>
-        </w:rPr>
-        <w:t xml:space="preserve"> = 0.412 </w:t>
-      </w:r>
-      <w:proofErr w:type="spellStart"/>
-      <w:r>
-        <w:rPr>
-          <w:rFonts w:ascii="Consolas" w:eastAsia="Times New Roman" w:hAnsi="Consolas" w:cs="Courier New"/>
-          <w:color w:val="0F1115"/>
-          <w:sz w:val="20"/>
-          <w:szCs w:val="20"/>
-          <w:lang w:val="en-US" w:eastAsia="ru-RU"/>
-        </w:rPr>
-        <w:t>pJ</w:t>
-      </w:r>
-      <w:proofErr w:type="spellEnd"/>
-      <w:r>
-        <w:rPr>
-          <w:rFonts w:ascii="Consolas" w:eastAsia="Times New Roman" w:hAnsi="Consolas" w:cs="Courier New"/>
-          <w:color w:val="0F1115"/>
-          <w:sz w:val="20"/>
-          <w:szCs w:val="20"/>
-          <w:lang w:val="en-US" w:eastAsia="ru-RU"/>
-        </w:rPr>
-        <w:t xml:space="preserve"> (INT16 multiplication)</w:t>
-      </w:r>
+      <m:oMathPara>
+        <m:oMath>
+          <m:r>
+            <w:rPr>
+              <w:rFonts w:ascii="Cambria Math" w:eastAsiaTheme="minorEastAsia" w:hAnsi="Cambria Math"/>
+              <w:color w:val="0F1115"/>
+              <w:sz w:val="20"/>
+              <w:szCs w:val="20"/>
+              <w:lang w:val="en-US" w:eastAsia="ru-RU"/>
+            </w:rPr>
+            <m:t>Energy_int_mul = 1.114e6 × 0.37 pJ = 0.412 pJ (INT16 multiplication)</m:t>
+          </m:r>
+        </m:oMath>
+      </m:oMathPara>
     </w:p>
     <w:p>
       <w:pPr>
@@ -1589,155 +1662,152 @@
         <w:wordWrap w:val="0"/>
         <w:spacing w:after="0" w:line="330" w:lineRule="atLeast"/>
         <w:rPr>
-          <w:rFonts w:ascii="Consolas" w:eastAsia="Times New Roman" w:hAnsi="Consolas" w:cs="Courier New"/>
+          <w:rFonts w:eastAsiaTheme="minorEastAsia"/>
           <w:color w:val="0F1115"/>
           <w:sz w:val="20"/>
           <w:szCs w:val="20"/>
           <w:lang w:val="en-US" w:eastAsia="ru-RU"/>
         </w:rPr>
       </w:pPr>
-      <w:r>
-        <w:rPr>
-          <w:rFonts w:ascii="Consolas" w:eastAsia="Times New Roman" w:hAnsi="Consolas" w:cs="Courier New"/>
+      <m:oMathPara>
+        <m:oMath>
+          <m:r>
+            <w:rPr>
+              <w:rFonts w:ascii="Cambria Math" w:eastAsiaTheme="minorEastAsia" w:hAnsi="Cambria Math"/>
+              <w:color w:val="0F1115"/>
+              <w:sz w:val="20"/>
+              <w:szCs w:val="20"/>
+              <w:lang w:val="en-US" w:eastAsia="ru-RU"/>
+            </w:rPr>
+            <m:t>Total = 24.68 pJ</m:t>
+          </m:r>
+          <m:r>
+            <w:rPr>
+              <w:rFonts w:ascii="Cambria Math" w:eastAsia="Times New Roman" w:hAnsi="Cambria Math" w:cs="Courier New"/>
+              <w:color w:val="0F1115"/>
+              <w:sz w:val="20"/>
+              <w:szCs w:val="20"/>
+              <w:lang w:val="en-US" w:eastAsia="ru-RU"/>
+            </w:rPr>
+            <m:t xml:space="preserve"> </m:t>
+          </m:r>
+          <m:r>
+            <w:rPr>
+              <w:rFonts w:ascii="Consolas" w:eastAsia="Times New Roman" w:hAnsi="Consolas" w:cs="Courier New"/>
+              <w:color w:val="0F1115"/>
+              <w:sz w:val="20"/>
+              <w:szCs w:val="20"/>
+              <w:lang w:val="en-US" w:eastAsia="ru-RU"/>
+            </w:rPr>
+            <w:br/>
+          </m:r>
+        </m:oMath>
+      </m:oMathPara>
+    </w:p>
+    <w:p>
+      <w:pPr>
+        <w:tabs>
+          <w:tab w:val="left" w:pos="916"/>
+          <w:tab w:val="left" w:pos="1832"/>
+          <w:tab w:val="left" w:pos="2748"/>
+          <w:tab w:val="left" w:pos="3664"/>
+          <w:tab w:val="left" w:pos="4580"/>
+          <w:tab w:val="left" w:pos="5496"/>
+          <w:tab w:val="left" w:pos="6412"/>
+          <w:tab w:val="left" w:pos="7328"/>
+          <w:tab w:val="left" w:pos="8244"/>
+          <w:tab w:val="left" w:pos="9160"/>
+          <w:tab w:val="left" w:pos="10076"/>
+          <w:tab w:val="left" w:pos="10992"/>
+          <w:tab w:val="left" w:pos="11908"/>
+          <w:tab w:val="left" w:pos="12824"/>
+          <w:tab w:val="left" w:pos="13740"/>
+          <w:tab w:val="left" w:pos="14656"/>
+        </w:tabs>
+        <w:wordWrap w:val="0"/>
+        <w:spacing w:after="0" w:line="360" w:lineRule="auto"/>
+        <w:rPr>
+          <w:rFonts w:ascii="Cambria Math" w:eastAsia="Times New Roman" w:hAnsi="Cambria Math" w:cs="Courier New"/>
           <w:color w:val="0F1115"/>
           <w:sz w:val="20"/>
           <w:szCs w:val="20"/>
-          <w:lang w:val="en-US" w:eastAsia="ru-RU"/>
-        </w:rPr>
-        <w:t xml:space="preserve">Total = 24.68 </w:t>
-      </w:r>
-      <w:proofErr w:type="spellStart"/>
-      <w:r>
-        <w:rPr>
-          <w:rFonts w:ascii="Consolas" w:eastAsia="Times New Roman" w:hAnsi="Consolas" w:cs="Courier New"/>
-          <w:color w:val="0F1115"/>
-          <w:sz w:val="20"/>
-          <w:szCs w:val="20"/>
-          <w:lang w:val="en-US" w:eastAsia="ru-RU"/>
-        </w:rPr>
-        <w:t>pJ</w:t>
-      </w:r>
-      <w:proofErr w:type="spellEnd"/>
-      <w:r>
-        <w:rPr>
-          <w:rFonts w:ascii="Consolas" w:eastAsia="Times New Roman" w:hAnsi="Consolas" w:cs="Courier New"/>
-          <w:color w:val="0F1115"/>
-          <w:sz w:val="20"/>
-          <w:szCs w:val="20"/>
-          <w:lang w:val="en-US" w:eastAsia="ru-RU"/>
+          <w:lang w:eastAsia="ru-RU"/>
+          <w:oMath/>
+        </w:rPr>
+      </w:pPr>
+      <w:r>
+        <w:rPr>
+          <w:rStyle w:val="a4"/>
+          <w:rFonts w:eastAsiaTheme="minorEastAsia"/>
+          <w:b w:val="0"/>
+          <w:bCs w:val="0"/>
+        </w:rPr>
+        <w:t>Количество</w:t>
+      </w:r>
+      <w:r>
+        <w:rPr>
+          <w:rStyle w:val="a4"/>
+          <w:rFonts w:eastAsiaTheme="minorEastAsia"/>
+          <w:b w:val="0"/>
+          <w:bCs w:val="0"/>
         </w:rPr>
         <w:t xml:space="preserve"> </w:t>
       </w:r>
       <w:r>
         <w:rPr>
-          <w:rFonts w:ascii="Consolas" w:eastAsia="Times New Roman" w:hAnsi="Consolas" w:cs="Courier New"/>
-          <w:color w:val="0F1115"/>
-          <w:sz w:val="20"/>
-          <w:szCs w:val="20"/>
-          <w:lang w:val="en-US" w:eastAsia="ru-RU"/>
-        </w:rPr>
-        <w:br/>
-      </w:r>
-      <w:r>
-        <w:rPr>
-          <w:rFonts w:ascii="Consolas" w:eastAsia="Times New Roman" w:hAnsi="Consolas" w:cs="Courier New"/>
-          <w:color w:val="0F1115"/>
-          <w:sz w:val="20"/>
-          <w:szCs w:val="20"/>
-          <w:lang w:val="en-US" w:eastAsia="ru-RU"/>
-        </w:rPr>
-        <w:br/>
-      </w:r>
-      <w:proofErr w:type="spellStart"/>
-      <w:r>
-        <w:rPr>
-          <w:rFonts w:ascii="Consolas" w:eastAsia="Times New Roman" w:hAnsi="Consolas" w:cs="Courier New"/>
-          <w:color w:val="0F1115"/>
-          <w:sz w:val="20"/>
-          <w:szCs w:val="20"/>
-          <w:lang w:val="en-US" w:eastAsia="ru-RU"/>
-        </w:rPr>
-        <w:lastRenderedPageBreak/>
-        <w:t>system.cpu.d</w:t>
-      </w:r>
-      <w:r>
-        <w:rPr>
-          <w:rFonts w:ascii="Consolas" w:eastAsia="Times New Roman" w:hAnsi="Consolas" w:cs="Courier New"/>
-          <w:color w:val="0F1115"/>
-          <w:sz w:val="20"/>
-          <w:szCs w:val="20"/>
-          <w:lang w:val="en-US" w:eastAsia="ru-RU"/>
-        </w:rPr>
-        <w:t>cache.demandAccesses</w:t>
-      </w:r>
-      <w:proofErr w:type="spellEnd"/>
-      <w:r>
-        <w:rPr>
-          <w:rFonts w:ascii="Consolas" w:eastAsia="Times New Roman" w:hAnsi="Consolas" w:cs="Courier New"/>
-          <w:color w:val="0F1115"/>
-          <w:sz w:val="20"/>
-          <w:szCs w:val="20"/>
-          <w:lang w:val="en-US" w:eastAsia="ru-RU"/>
+          <w:rStyle w:val="a4"/>
+          <w:rFonts w:eastAsiaTheme="minorEastAsia"/>
+          <w:b w:val="0"/>
+          <w:bCs w:val="0"/>
+        </w:rPr>
+        <w:t>обращений</w:t>
+      </w:r>
+      <w:r>
+        <w:rPr>
+          <w:rStyle w:val="a4"/>
+          <w:rFonts w:eastAsiaTheme="minorEastAsia"/>
+          <w:b w:val="0"/>
+          <w:bCs w:val="0"/>
+        </w:rPr>
+        <w:t xml:space="preserve"> </w:t>
+      </w:r>
+      <w:r>
+        <w:rPr>
+          <w:rStyle w:val="a4"/>
+          <w:rFonts w:eastAsiaTheme="minorEastAsia"/>
+          <w:b w:val="0"/>
+          <w:bCs w:val="0"/>
+        </w:rPr>
+        <w:t>к</w:t>
+      </w:r>
+      <w:r>
+        <w:rPr>
+          <w:rStyle w:val="a4"/>
+          <w:rFonts w:eastAsiaTheme="minorEastAsia"/>
+          <w:b w:val="0"/>
+          <w:bCs w:val="0"/>
+        </w:rPr>
+        <w:t xml:space="preserve"> </w:t>
+      </w:r>
+      <w:r>
+        <w:rPr>
+          <w:rStyle w:val="a4"/>
+          <w:rFonts w:eastAsiaTheme="minorEastAsia"/>
+          <w:b w:val="0"/>
+          <w:bCs w:val="0"/>
+        </w:rPr>
+        <w:t>памяти</w:t>
+      </w:r>
+      <w:r>
+        <w:rPr>
+          <w:rStyle w:val="a4"/>
+          <w:rFonts w:eastAsiaTheme="minorEastAsia"/>
+          <w:b w:val="0"/>
+          <w:bCs w:val="0"/>
         </w:rPr>
         <w:t>:</w:t>
       </w:r>
-      <w:proofErr w:type="gramStart"/>
-      <w:r>
-        <w:rPr>
-          <w:rFonts w:ascii="Consolas" w:eastAsia="Times New Roman" w:hAnsi="Consolas" w:cs="Courier New"/>
-          <w:color w:val="0F1115"/>
-          <w:sz w:val="20"/>
-          <w:szCs w:val="20"/>
-          <w:lang w:val="en-US" w:eastAsia="ru-RU"/>
-        </w:rPr>
-        <w:t>:total</w:t>
-      </w:r>
-      <w:proofErr w:type="gramEnd"/>
-      <w:r>
-        <w:rPr>
-          <w:rFonts w:ascii="Consolas" w:eastAsia="Times New Roman" w:hAnsi="Consolas" w:cs="Courier New"/>
-          <w:color w:val="0F1115"/>
-          <w:sz w:val="20"/>
-          <w:szCs w:val="20"/>
-          <w:lang w:val="en-US" w:eastAsia="ru-RU"/>
-        </w:rPr>
-        <w:t xml:space="preserve">  </w:t>
-      </w:r>
-      <w:r>
-        <w:rPr>
-          <w:rFonts w:ascii="Consolas" w:eastAsia="Times New Roman" w:hAnsi="Consolas" w:cs="Courier New"/>
-          <w:color w:val="0F1115"/>
-          <w:sz w:val="20"/>
-          <w:szCs w:val="20"/>
-          <w:lang w:val="en-US" w:eastAsia="ru-RU"/>
-        </w:rPr>
-        <w:t>197453854  # number of demand (</w:t>
-      </w:r>
-      <w:proofErr w:type="spellStart"/>
-      <w:r>
-        <w:rPr>
-          <w:rFonts w:ascii="Consolas" w:eastAsia="Times New Roman" w:hAnsi="Consolas" w:cs="Courier New"/>
-          <w:color w:val="0F1115"/>
-          <w:sz w:val="20"/>
-          <w:szCs w:val="20"/>
-          <w:lang w:val="en-US" w:eastAsia="ru-RU"/>
-        </w:rPr>
-        <w:t>read+write</w:t>
-      </w:r>
-      <w:proofErr w:type="spellEnd"/>
-      <w:r>
-        <w:rPr>
-          <w:rFonts w:ascii="Consolas" w:eastAsia="Times New Roman" w:hAnsi="Consolas" w:cs="Courier New"/>
-          <w:color w:val="0F1115"/>
-          <w:sz w:val="20"/>
-          <w:szCs w:val="20"/>
-          <w:lang w:val="en-US" w:eastAsia="ru-RU"/>
-        </w:rPr>
-        <w:t>) accesses (Count)</w:t>
-      </w:r>
-    </w:p>
-    <w:p>
-      <w:pPr>
+      <w:r>
         <w:rPr>
           <w:rFonts w:ascii="Consolas" w:eastAsia="Times New Roman" w:hAnsi="Consolas" w:cs="Courier New"/>
           <w:color w:val="0F1115"/>
@@ -1745,355 +1815,420 @@
           <w:szCs w:val="20"/>
           <w:lang w:eastAsia="ru-RU"/>
         </w:rPr>
-      </w:pPr>
-      <w:proofErr w:type="spellStart"/>
-      <w:r>
-        <w:rPr>
-          <w:rFonts w:ascii="Consolas" w:eastAsia="Times New Roman" w:hAnsi="Consolas" w:cs="Courier New"/>
+        <w:br/>
+      </w:r>
+      <m:oMathPara>
+        <m:oMath>
+          <m:r>
+            <w:rPr>
+              <w:rFonts w:ascii="Cambria Math" w:eastAsia="Times New Roman" w:hAnsi="Cambria Math" w:cs="Courier New"/>
+              <w:color w:val="0F1115"/>
+              <w:sz w:val="20"/>
+              <w:szCs w:val="20"/>
+              <w:lang w:val="en-US" w:eastAsia="ru-RU"/>
+            </w:rPr>
+            <m:t>system</m:t>
+          </m:r>
+          <m:r>
+            <w:rPr>
+              <w:rFonts w:ascii="Cambria Math" w:eastAsia="Times New Roman" w:hAnsi="Cambria Math" w:cs="Courier New"/>
+              <w:color w:val="0F1115"/>
+              <w:sz w:val="20"/>
+              <w:szCs w:val="20"/>
+              <w:lang w:eastAsia="ru-RU"/>
+            </w:rPr>
+            <m:t>.</m:t>
+          </m:r>
+          <m:r>
+            <w:rPr>
+              <w:rFonts w:ascii="Cambria Math" w:eastAsia="Times New Roman" w:hAnsi="Cambria Math" w:cs="Courier New"/>
+              <w:color w:val="0F1115"/>
+              <w:sz w:val="20"/>
+              <w:szCs w:val="20"/>
+              <w:lang w:val="en-US" w:eastAsia="ru-RU"/>
+            </w:rPr>
+            <m:t>cpu</m:t>
+          </m:r>
+          <m:r>
+            <w:rPr>
+              <w:rFonts w:ascii="Cambria Math" w:eastAsia="Times New Roman" w:hAnsi="Cambria Math" w:cs="Courier New"/>
+              <w:color w:val="0F1115"/>
+              <w:sz w:val="20"/>
+              <w:szCs w:val="20"/>
+              <w:lang w:eastAsia="ru-RU"/>
+            </w:rPr>
+            <m:t>.</m:t>
+          </m:r>
+          <m:r>
+            <w:rPr>
+              <w:rFonts w:ascii="Cambria Math" w:eastAsia="Times New Roman" w:hAnsi="Cambria Math" w:cs="Courier New"/>
+              <w:color w:val="0F1115"/>
+              <w:sz w:val="20"/>
+              <w:szCs w:val="20"/>
+              <w:lang w:val="en-US" w:eastAsia="ru-RU"/>
+            </w:rPr>
+            <m:t>dcac</m:t>
+          </m:r>
+          <m:r>
+            <w:rPr>
+              <w:rFonts w:ascii="Cambria Math" w:eastAsia="Times New Roman" w:hAnsi="Cambria Math" w:cs="Courier New"/>
+              <w:color w:val="0F1115"/>
+              <w:sz w:val="20"/>
+              <w:szCs w:val="20"/>
+              <w:lang w:eastAsia="ru-RU"/>
+            </w:rPr>
+            <m:t>h</m:t>
+          </m:r>
+          <m:r>
+            <w:rPr>
+              <w:rFonts w:ascii="Cambria Math" w:eastAsia="Times New Roman" w:hAnsi="Cambria Math" w:cs="Courier New"/>
+              <w:color w:val="0F1115"/>
+              <w:sz w:val="20"/>
+              <w:szCs w:val="20"/>
+              <w:lang w:val="en-US" w:eastAsia="ru-RU"/>
+            </w:rPr>
+            <m:t>e</m:t>
+          </m:r>
+          <m:r>
+            <w:rPr>
+              <w:rFonts w:ascii="Cambria Math" w:eastAsia="Times New Roman" w:hAnsi="Cambria Math" w:cs="Courier New"/>
+              <w:color w:val="0F1115"/>
+              <w:sz w:val="20"/>
+              <w:szCs w:val="20"/>
+              <w:lang w:eastAsia="ru-RU"/>
+            </w:rPr>
+            <m:t>.</m:t>
+          </m:r>
+          <m:r>
+            <w:rPr>
+              <w:rFonts w:ascii="Cambria Math" w:eastAsia="Times New Roman" w:hAnsi="Cambria Math" w:cs="Courier New"/>
+              <w:color w:val="0F1115"/>
+              <w:sz w:val="20"/>
+              <w:szCs w:val="20"/>
+              <w:lang w:val="en-US" w:eastAsia="ru-RU"/>
+            </w:rPr>
+            <m:t>demandAccesses</m:t>
+          </m:r>
+          <m:r>
+            <w:rPr>
+              <w:rFonts w:ascii="Cambria Math" w:eastAsia="Times New Roman" w:hAnsi="Cambria Math" w:cs="Courier New"/>
+              <w:color w:val="0F1115"/>
+              <w:sz w:val="20"/>
+              <w:szCs w:val="20"/>
+              <w:lang w:eastAsia="ru-RU"/>
+            </w:rPr>
+            <m:t>::</m:t>
+          </m:r>
+          <m:r>
+            <w:rPr>
+              <w:rFonts w:ascii="Cambria Math" w:eastAsia="Times New Roman" w:hAnsi="Cambria Math" w:cs="Courier New"/>
+              <w:color w:val="0F1115"/>
+              <w:sz w:val="20"/>
+              <w:szCs w:val="20"/>
+              <w:lang w:val="en-US" w:eastAsia="ru-RU"/>
+            </w:rPr>
+            <m:t>total</m:t>
+          </m:r>
+          <m:r>
+            <w:rPr>
+              <w:rFonts w:ascii="Cambria Math" w:eastAsia="Times New Roman" w:hAnsi="Cambria Math" w:cs="Courier New"/>
+              <w:color w:val="0F1115"/>
+              <w:sz w:val="20"/>
+              <w:szCs w:val="20"/>
+              <w:lang w:eastAsia="ru-RU"/>
+            </w:rPr>
+            <m:t xml:space="preserve">  197453854</m:t>
+          </m:r>
+        </m:oMath>
+      </m:oMathPara>
+    </w:p>
+    <w:p>
+      <w:pPr>
+        <w:spacing w:line="360" w:lineRule="auto"/>
+        <w:jc w:val="center"/>
+        <w:rPr>
+          <w:rFonts w:ascii="Cambria Math" w:eastAsia="Times New Roman" w:hAnsi="Cambria Math" w:cs="Courier New"/>
           <w:color w:val="0F1115"/>
           <w:sz w:val="20"/>
           <w:szCs w:val="20"/>
           <w:lang w:val="en-US" w:eastAsia="ru-RU"/>
-        </w:rPr>
-        <w:t>Energy_</w:t>
-      </w:r>
-      <w:r>
-        <w:rPr>
-          <w:rFonts w:ascii="Consolas" w:eastAsia="Times New Roman" w:hAnsi="Consolas" w:cs="Courier New"/>
+          <w:oMath/>
+        </w:rPr>
+      </w:pPr>
+      <m:oMathPara>
+        <m:oMath>
+          <m:r>
+            <w:rPr>
+              <w:rFonts w:ascii="Cambria Math" w:eastAsia="Times New Roman" w:hAnsi="Cambria Math" w:cs="Courier New"/>
+              <w:color w:val="0F1115"/>
+              <w:sz w:val="20"/>
+              <w:szCs w:val="20"/>
+              <w:lang w:val="en-US" w:eastAsia="ru-RU"/>
+            </w:rPr>
+            <m:t xml:space="preserve">Energy_dcache_Accesses = 197453854 * 7.5 pJ = 1.48 </m:t>
+          </m:r>
+          <m:r>
+            <w:rPr>
+              <w:rFonts w:ascii="Cambria Math" w:eastAsia="Times New Roman" w:hAnsi="Cambria Math" w:cs="Courier New"/>
+              <w:color w:val="0F1115"/>
+              <w:sz w:val="20"/>
+              <w:szCs w:val="20"/>
+              <w:lang w:eastAsia="ru-RU"/>
+            </w:rPr>
+            <m:t>млДж</m:t>
+          </m:r>
+        </m:oMath>
+      </m:oMathPara>
+    </w:p>
+    <w:p>
+      <w:r>
+        <w:t>Э</w:t>
+      </w:r>
+      <w:r>
+        <w:t>нергопотребления процессора целиком оценить напрямую нельзя</w:t>
+      </w:r>
+      <w:r>
+        <w:t>, т.к. выполнение инструкций на уровне логического блока является малой частью общего потребления процессора.</w:t>
+      </w:r>
+    </w:p>
+    <w:p>
+      <w:r>
+        <w:t>О</w:t>
+      </w:r>
+      <w:r>
+        <w:t xml:space="preserve">ценка для ядра встроенного процессора (ARM </w:t>
+      </w:r>
+      <w:proofErr w:type="spellStart"/>
+      <w:r>
+        <w:t>Cortex</w:t>
+      </w:r>
+      <w:proofErr w:type="spellEnd"/>
+      <w:r>
+        <w:t xml:space="preserve">-A, RISC-V) или мобильного ядра, работающего на 1 ГГц </w:t>
+      </w:r>
+      <w:r>
+        <w:t>–</w:t>
+      </w:r>
+      <w:r>
+        <w:t xml:space="preserve"> </w:t>
+      </w:r>
+      <w:r>
+        <w:rPr>
+          <w:b/>
+        </w:rPr>
+        <w:t>1-</w:t>
+      </w:r>
+      <w:r>
+        <w:rPr>
+          <w:b/>
+        </w:rPr>
+        <w:t>5 Вт</w:t>
+      </w:r>
+      <w:r>
+        <w:t> </w:t>
+      </w:r>
+    </w:p>
+    <w:p>
+      <w:pPr>
+        <w:rPr>
+          <w:b/>
+        </w:rPr>
+      </w:pPr>
+      <w:r>
+        <w:rPr>
+          <w:rFonts w:ascii="Segoe UI" w:hAnsi="Segoe UI" w:cs="Segoe UI"/>
+          <w:b/>
           <w:color w:val="0F1115"/>
-          <w:sz w:val="20"/>
-          <w:szCs w:val="20"/>
-          <w:lang w:val="en-US" w:eastAsia="ru-RU"/>
-        </w:rPr>
-        <w:t>d</w:t>
-      </w:r>
-      <w:r>
-        <w:rPr>
-          <w:rFonts w:ascii="Consolas" w:eastAsia="Times New Roman" w:hAnsi="Consolas" w:cs="Courier New"/>
+          <w:shd w:val="clear" w:color="auto" w:fill="FFFFFF"/>
+        </w:rPr>
+        <w:t xml:space="preserve">Тогда грубо </w:t>
+      </w:r>
+      <w:r>
+        <w:rPr>
+          <w:rFonts w:ascii="Segoe UI" w:hAnsi="Segoe UI" w:cs="Segoe UI"/>
+          <w:b/>
           <w:color w:val="0F1115"/>
-          <w:sz w:val="20"/>
-          <w:szCs w:val="20"/>
-          <w:lang w:val="en-US" w:eastAsia="ru-RU"/>
-        </w:rPr>
-        <w:t>cache</w:t>
-      </w:r>
-      <w:r>
-        <w:rPr>
-          <w:rFonts w:ascii="Consolas" w:eastAsia="Times New Roman" w:hAnsi="Consolas" w:cs="Courier New"/>
+          <w:shd w:val="clear" w:color="auto" w:fill="FFFFFF"/>
+        </w:rPr>
+        <w:t>1-</w:t>
+      </w:r>
+      <w:r>
+        <w:rPr>
+          <w:rFonts w:ascii="Segoe UI" w:hAnsi="Segoe UI" w:cs="Segoe UI"/>
+          <w:b/>
           <w:color w:val="0F1115"/>
-          <w:sz w:val="20"/>
-          <w:szCs w:val="20"/>
-          <w:lang w:val="en-US" w:eastAsia="ru-RU"/>
-        </w:rPr>
-        <w:t>_</w:t>
-      </w:r>
-      <w:r>
-        <w:rPr>
-          <w:rFonts w:ascii="Consolas" w:eastAsia="Times New Roman" w:hAnsi="Consolas" w:cs="Courier New"/>
+          <w:shd w:val="clear" w:color="auto" w:fill="FFFFFF"/>
+        </w:rPr>
+        <w:t xml:space="preserve">5Вт*2с (время симуляции) = </w:t>
+      </w:r>
+      <w:r>
+        <w:rPr>
+          <w:rFonts w:ascii="Segoe UI" w:hAnsi="Segoe UI" w:cs="Segoe UI"/>
+          <w:b/>
           <w:color w:val="0F1115"/>
-          <w:sz w:val="20"/>
-          <w:szCs w:val="20"/>
-          <w:lang w:val="en-US" w:eastAsia="ru-RU"/>
-        </w:rPr>
-        <w:t>Accesses</w:t>
+          <w:shd w:val="clear" w:color="auto" w:fill="FFFFFF"/>
+        </w:rPr>
+        <w:t>2-</w:t>
+      </w:r>
+      <w:r>
+        <w:rPr>
+          <w:rFonts w:ascii="Segoe UI" w:hAnsi="Segoe UI" w:cs="Segoe UI"/>
+          <w:b/>
+          <w:color w:val="0F1115"/>
+          <w:shd w:val="clear" w:color="auto" w:fill="FFFFFF"/>
+        </w:rPr>
+        <w:t>10 Дж</w:t>
+      </w:r>
+      <w:r>
+        <w:rPr>
+          <w:b/>
+        </w:rPr>
+        <w:br/>
+      </w:r>
+    </w:p>
+    <w:p>
+      <w:pPr>
+        <w:rPr>
+          <w:lang w:val="en-US"/>
+        </w:rPr>
+      </w:pPr>
+      <w:r>
+        <w:rPr>
+          <w:i/>
+        </w:rPr>
+        <w:t>Результаты моделирования</w:t>
+      </w:r>
+      <w:r>
+        <w:rPr>
+          <w:i/>
+        </w:rPr>
+        <w:t xml:space="preserve"> </w:t>
+      </w:r>
+      <w:r>
+        <w:rPr>
+          <w:b/>
+          <w:sz w:val="28"/>
+          <w:lang w:val="en-US"/>
+        </w:rPr>
+        <w:t>gem</w:t>
+      </w:r>
+      <w:r>
+        <w:rPr>
+          <w:b/>
+          <w:sz w:val="28"/>
+        </w:rPr>
+        <w:t>5</w:t>
+      </w:r>
+      <w:r>
+        <w:rPr>
+          <w:b/>
+          <w:sz w:val="28"/>
+        </w:rPr>
+        <w:t xml:space="preserve"> + </w:t>
+      </w:r>
+      <w:proofErr w:type="spellStart"/>
+      <w:r>
+        <w:rPr>
+          <w:b/>
+          <w:sz w:val="28"/>
+          <w:lang w:val="en-US"/>
+        </w:rPr>
+        <w:t>mcpat</w:t>
       </w:r>
       <w:proofErr w:type="spellEnd"/>
-      <w:r>
-        <w:rPr>
-          <w:rFonts w:ascii="Consolas" w:eastAsia="Times New Roman" w:hAnsi="Consolas" w:cs="Courier New"/>
-          <w:color w:val="0F1115"/>
-          <w:sz w:val="20"/>
-          <w:szCs w:val="20"/>
-          <w:lang w:val="en-US" w:eastAsia="ru-RU"/>
-        </w:rPr>
-        <w:t xml:space="preserve"> = </w:t>
-      </w:r>
-      <w:r>
-        <w:rPr>
-          <w:rFonts w:ascii="Consolas" w:eastAsia="Times New Roman" w:hAnsi="Consolas" w:cs="Courier New"/>
-          <w:color w:val="0F1115"/>
-          <w:sz w:val="20"/>
-          <w:szCs w:val="20"/>
-          <w:lang w:val="en-US" w:eastAsia="ru-RU"/>
-        </w:rPr>
-        <w:t>197453854</w:t>
-      </w:r>
-      <w:r>
-        <w:rPr>
-          <w:rFonts w:ascii="Consolas" w:eastAsia="Times New Roman" w:hAnsi="Consolas" w:cs="Courier New"/>
-          <w:color w:val="0F1115"/>
-          <w:sz w:val="20"/>
-          <w:szCs w:val="20"/>
-          <w:lang w:val="en-US" w:eastAsia="ru-RU"/>
-        </w:rPr>
-        <w:t xml:space="preserve"> * 7.5 </w:t>
+    </w:p>
+    <w:p/>
+    <w:p>
+      <w:r>
+        <w:br/>
+      </w:r>
+    </w:p>
+    <w:p/>
+    <w:p>
+      <w:r>
+        <w:rPr>
+          <w:i/>
+        </w:rPr>
+        <w:t xml:space="preserve">Результаты </w:t>
+      </w:r>
+      <w:proofErr w:type="gramStart"/>
+      <w:r>
+        <w:rPr>
+          <w:i/>
+        </w:rPr>
+        <w:t>моделирования</w:t>
+      </w:r>
+      <w:r>
+        <w:rPr>
+          <w:i/>
+        </w:rPr>
+        <w:t xml:space="preserve"> </w:t>
+      </w:r>
+      <w:r>
+        <w:rPr>
+          <w:i/>
+        </w:rPr>
+        <w:t xml:space="preserve"> </w:t>
       </w:r>
       <w:proofErr w:type="spellStart"/>
       <w:r>
         <w:rPr>
-          <w:rFonts w:ascii="Consolas" w:eastAsia="Times New Roman" w:hAnsi="Consolas" w:cs="Courier New"/>
-          <w:color w:val="0F1115"/>
-          <w:sz w:val="20"/>
-          <w:szCs w:val="20"/>
-          <w:lang w:val="en-US" w:eastAsia="ru-RU"/>
-        </w:rPr>
-        <w:t>pJ</w:t>
-      </w:r>
-      <w:proofErr w:type="spellEnd"/>
-      <w:r>
-        <w:rPr>
-          <w:rFonts w:ascii="Consolas" w:eastAsia="Times New Roman" w:hAnsi="Consolas" w:cs="Courier New"/>
-          <w:color w:val="0F1115"/>
-          <w:sz w:val="20"/>
-          <w:szCs w:val="20"/>
-          <w:lang w:val="en-US" w:eastAsia="ru-RU"/>
-        </w:rPr>
-        <w:t xml:space="preserve"> = </w:t>
-      </w:r>
-      <w:r>
-        <w:rPr>
-          <w:rFonts w:ascii="Consolas" w:eastAsia="Times New Roman" w:hAnsi="Consolas" w:cs="Courier New"/>
-          <w:color w:val="0F1115"/>
-          <w:sz w:val="20"/>
-          <w:szCs w:val="20"/>
-          <w:lang w:val="en-US" w:eastAsia="ru-RU"/>
-        </w:rPr>
-        <w:t>1.48</w:t>
-      </w:r>
-      <w:r>
-        <w:rPr>
-          <w:rFonts w:ascii="Consolas" w:eastAsia="Times New Roman" w:hAnsi="Consolas" w:cs="Courier New"/>
-          <w:color w:val="0F1115"/>
-          <w:sz w:val="20"/>
-          <w:szCs w:val="20"/>
-          <w:lang w:val="en-US" w:eastAsia="ru-RU"/>
-        </w:rPr>
-        <w:t xml:space="preserve"> </w:t>
-      </w:r>
-      <w:proofErr w:type="spellStart"/>
-      <w:r>
-        <w:rPr>
-          <w:rFonts w:ascii="Consolas" w:eastAsia="Times New Roman" w:hAnsi="Consolas" w:cs="Courier New"/>
-          <w:color w:val="0F1115"/>
-          <w:sz w:val="20"/>
-          <w:szCs w:val="20"/>
-          <w:lang w:eastAsia="ru-RU"/>
-        </w:rPr>
-        <w:t>млДж</w:t>
+          <w:b/>
+          <w:sz w:val="28"/>
+        </w:rPr>
+        <w:t>наш</w:t>
+      </w:r>
+      <w:proofErr w:type="gramEnd"/>
+      <w:r>
+        <w:rPr>
+          <w:b/>
+          <w:sz w:val="28"/>
+        </w:rPr>
+        <w:t>_симулятор</w:t>
       </w:r>
       <w:proofErr w:type="spellEnd"/>
     </w:p>
     <w:p>
-      <w:pPr>
-        <w:rPr>
-          <w:rFonts w:ascii="Consolas" w:eastAsia="Times New Roman" w:hAnsi="Consolas" w:cs="Courier New"/>
-          <w:color w:val="0F1115"/>
-          <w:sz w:val="20"/>
-          <w:szCs w:val="20"/>
-          <w:lang w:eastAsia="ru-RU"/>
-        </w:rPr>
-      </w:pPr>
+      <w:r>
+        <w:t>сгенерированные импульсы нейронами 247</w:t>
+      </w:r>
+      <w:r>
+        <w:br/>
+        <w:t>количество сравнений с порогом 1250</w:t>
+      </w:r>
+      <w:bookmarkStart w:id="0" w:name="_GoBack"/>
+      <w:bookmarkEnd w:id="0"/>
+      <w:r>
+        <w:br/>
+      </w:r>
+      <w:proofErr w:type="spellStart"/>
+      <w:r>
+        <w:lastRenderedPageBreak/>
+        <w:t>Кроссбар</w:t>
+      </w:r>
+      <w:proofErr w:type="spellEnd"/>
+      <w:r>
+        <w:t xml:space="preserve"> суммарная 317722 нДж  кол во проходов 1250  средняя 254</w:t>
+      </w:r>
+      <w:r>
+        <w:br/>
+      </w:r>
+      <w:r>
+        <w:br/>
+        <w:t xml:space="preserve">247 * 5 нДж + 1250 * 30 нДж + 317722 нДж = 356457 нДж = 0,356 </w:t>
+      </w:r>
+      <w:proofErr w:type="spellStart"/>
+      <w:r>
+        <w:t>млДж</w:t>
+      </w:r>
+      <w:proofErr w:type="spellEnd"/>
     </w:p>
     <w:p>
-      <w:pPr>
-        <w:rPr>
-          <w:rFonts w:ascii="Segoe UI" w:hAnsi="Segoe UI" w:cs="Segoe UI"/>
-          <w:color w:val="0F1115"/>
-          <w:shd w:val="clear" w:color="auto" w:fill="FFFFFF"/>
-        </w:rPr>
-      </w:pPr>
-      <w:r>
-        <w:rPr>
-          <w:rFonts w:ascii="Segoe UI" w:hAnsi="Segoe UI" w:cs="Segoe UI"/>
-          <w:color w:val="0F1115"/>
-          <w:shd w:val="clear" w:color="auto" w:fill="FFFFFF"/>
-        </w:rPr>
-        <w:t xml:space="preserve">оценка для ядра встроенного процессора (ARM </w:t>
-      </w:r>
-      <w:proofErr w:type="spellStart"/>
-      <w:r>
-        <w:rPr>
-          <w:rFonts w:ascii="Segoe UI" w:hAnsi="Segoe UI" w:cs="Segoe UI"/>
-          <w:color w:val="0F1115"/>
-          <w:shd w:val="clear" w:color="auto" w:fill="FFFFFF"/>
-        </w:rPr>
-        <w:t>Cortex</w:t>
-      </w:r>
-      <w:proofErr w:type="spellEnd"/>
-      <w:r>
-        <w:rPr>
-          <w:rFonts w:ascii="Segoe UI" w:hAnsi="Segoe UI" w:cs="Segoe UI"/>
-          <w:color w:val="0F1115"/>
-          <w:shd w:val="clear" w:color="auto" w:fill="FFFFFF"/>
-        </w:rPr>
-        <w:t>-A, RISC-V) или мобильного ядра, работающего на 1 ГГц</w:t>
-      </w:r>
-      <w:r>
-        <w:rPr>
-          <w:rFonts w:ascii="Segoe UI" w:hAnsi="Segoe UI" w:cs="Segoe UI"/>
-          <w:color w:val="0F1115"/>
-          <w:shd w:val="clear" w:color="auto" w:fill="FFFFFF"/>
-        </w:rPr>
-        <w:t xml:space="preserve"> - </w:t>
-      </w:r>
-      <w:r>
-        <w:rPr>
-          <w:rStyle w:val="a4"/>
-          <w:rFonts w:ascii="Segoe UI" w:hAnsi="Segoe UI" w:cs="Segoe UI"/>
-          <w:color w:val="0F1115"/>
-          <w:shd w:val="clear" w:color="auto" w:fill="FFFFFF"/>
-        </w:rPr>
-        <w:t>5 Вт</w:t>
-      </w:r>
-      <w:r>
-        <w:rPr>
-          <w:rFonts w:ascii="Segoe UI" w:hAnsi="Segoe UI" w:cs="Segoe UI"/>
-          <w:color w:val="0F1115"/>
-          <w:shd w:val="clear" w:color="auto" w:fill="FFFFFF"/>
-        </w:rPr>
-        <w:t> </w:t>
-      </w:r>
-    </w:p>
-    <w:p>
-      <w:r>
-        <w:rPr>
-          <w:rFonts w:ascii="Segoe UI" w:hAnsi="Segoe UI" w:cs="Segoe UI"/>
-          <w:color w:val="0F1115"/>
-          <w:shd w:val="clear" w:color="auto" w:fill="FFFFFF"/>
-        </w:rPr>
-        <w:t>Тогда грубо 5Вт*2с (время симуляции) = 10 Дж</w:t>
-      </w:r>
-      <w:r>
-        <w:br/>
-      </w:r>
-      <w:r>
-        <w:t>условно</w:t>
-      </w:r>
-      <w:r>
-        <w:t xml:space="preserve"> </w:t>
-      </w:r>
-      <w:r>
-        <w:t>аналоговая</w:t>
-      </w:r>
-      <w:r>
-        <w:t xml:space="preserve"> </w:t>
-      </w:r>
-      <w:r>
-        <w:t>оценка</w:t>
-      </w:r>
-      <w:r>
-        <w:br/>
-      </w:r>
-    </w:p>
-    <w:p/>
-    <w:p/>
-    <w:p>
-      <w:r>
-        <w:rPr>
-          <w:rFonts w:ascii="Helvetica" w:hAnsi="Helvetica"/>
-          <w:color w:val="000000"/>
-          <w:sz w:val="18"/>
-          <w:szCs w:val="18"/>
-          <w:shd w:val="clear" w:color="auto" w:fill="ECECEC"/>
-        </w:rPr>
-        <w:t>сгенерированные импульсы нейронами 247</w:t>
-      </w:r>
-      <w:r>
-        <w:rPr>
-          <w:rFonts w:ascii="Helvetica" w:hAnsi="Helvetica"/>
-          <w:color w:val="000000"/>
-          <w:sz w:val="18"/>
-          <w:szCs w:val="18"/>
-        </w:rPr>
-        <w:br/>
-      </w:r>
-      <w:r>
-        <w:rPr>
-          <w:rFonts w:ascii="Helvetica" w:hAnsi="Helvetica"/>
-          <w:color w:val="000000"/>
-          <w:sz w:val="18"/>
-          <w:szCs w:val="18"/>
-          <w:shd w:val="clear" w:color="auto" w:fill="ECECEC"/>
-        </w:rPr>
-        <w:t>количество сравнений с порогом 1250</w:t>
-      </w:r>
-      <w:r>
-        <w:rPr>
-          <w:rFonts w:ascii="Helvetica" w:hAnsi="Helvetica"/>
-          <w:color w:val="000000"/>
-          <w:sz w:val="18"/>
-          <w:szCs w:val="18"/>
-        </w:rPr>
-        <w:br/>
-      </w:r>
-      <w:proofErr w:type="spellStart"/>
-      <w:r>
-        <w:rPr>
-          <w:rFonts w:ascii="Helvetica" w:hAnsi="Helvetica"/>
-          <w:color w:val="000000"/>
-          <w:sz w:val="18"/>
-          <w:szCs w:val="18"/>
-          <w:shd w:val="clear" w:color="auto" w:fill="ECECEC"/>
-        </w:rPr>
-        <w:t>Кроссбар</w:t>
-      </w:r>
-      <w:proofErr w:type="spellEnd"/>
-      <w:r>
-        <w:rPr>
-          <w:rFonts w:ascii="Helvetica" w:hAnsi="Helvetica"/>
-          <w:color w:val="000000"/>
-          <w:sz w:val="18"/>
-          <w:szCs w:val="18"/>
-          <w:shd w:val="clear" w:color="auto" w:fill="ECECEC"/>
-        </w:rPr>
-        <w:t xml:space="preserve"> суммарная 317722 нДж  кол во проходов 1250  средняя 254</w:t>
-      </w:r>
-      <w:r>
-        <w:rPr>
-          <w:color w:val="000000"/>
-          <w:sz w:val="18"/>
-          <w:szCs w:val="18"/>
-          <w:shd w:val="clear" w:color="auto" w:fill="ECECEC"/>
-        </w:rPr>
-        <w:br/>
-      </w:r>
-      <w:r>
-        <w:rPr>
-          <w:color w:val="000000"/>
-          <w:sz w:val="18"/>
-          <w:szCs w:val="18"/>
-          <w:shd w:val="clear" w:color="auto" w:fill="ECECEC"/>
-        </w:rPr>
-        <w:br/>
-        <w:t xml:space="preserve">247 * 5 нДж + 1250 * 30 нДж + 317722 нДж = </w:t>
-      </w:r>
-      <w:r>
-        <w:rPr>
-          <w:color w:val="000000"/>
-          <w:sz w:val="18"/>
-          <w:szCs w:val="18"/>
-          <w:shd w:val="clear" w:color="auto" w:fill="ECECEC"/>
-        </w:rPr>
-        <w:t xml:space="preserve">356457 нДж = 0,356 </w:t>
-      </w:r>
-      <w:proofErr w:type="spellStart"/>
-      <w:r>
-        <w:rPr>
-          <w:color w:val="000000"/>
-          <w:sz w:val="18"/>
-          <w:szCs w:val="18"/>
-          <w:shd w:val="clear" w:color="auto" w:fill="ECECEC"/>
-        </w:rPr>
-        <w:t>млДж</w:t>
-      </w:r>
-      <w:proofErr w:type="spellEnd"/>
-      <w:r>
-        <w:br/>
-      </w:r>
-    </w:p>
-    <w:p/>
-    <w:p>
-      <w:r>
+      <w:r>
+        <w:rPr>
+          <w:noProof/>
+          <w:lang w:eastAsia="ru-RU"/>
+        </w:rPr>
         <w:drawing>
           <wp:inline distT="0" distB="0" distL="0" distR="0" wp14:anchorId="149D1B54" wp14:editId="71154019">
             <wp:extent cx="5940425" cy="4768215"/>
@@ -2110,7 +2245,7 @@
                     <pic:cNvPicPr/>
                   </pic:nvPicPr>
                   <pic:blipFill>
-                    <a:blip r:embed="rId4"/>
+                    <a:blip r:embed="rId5"/>
                     <a:stretch>
                       <a:fillRect/>
                     </a:stretch>
@@ -2130,13 +2265,10 @@
           </wp:inline>
         </w:drawing>
       </w:r>
-      <w:bookmarkStart w:id="0" w:name="_GoBack"/>
-      <w:bookmarkEnd w:id="0"/>
     </w:p>
     <w:p/>
     <w:p>
       <w:r>
-        <w:lastRenderedPageBreak/>
         <w:br/>
       </w:r>
       <w:r>
@@ -2583,7 +2715,7 @@
   <w:style w:type="paragraph" w:default="1" w:styleId="a">
     <w:name w:val="Normal"/>
     <w:qFormat/>
-    <w:rsid w:val="00EE2B5A"/>
+    <w:rsid w:val="007668BE"/>
   </w:style>
   <w:style w:type="character" w:default="1" w:styleId="a0">
     <w:name w:val="Default Paragraph Font"/>

--- a/gem5_snn/промежуточные результаты.docx
+++ b/gem5_snn/промежуточные результаты.docx
@@ -1292,6 +1292,10 @@
         <w:br/>
       </w:r>
       <w:r>
+        <w:rPr>
+          <w:noProof/>
+          <w:lang w:eastAsia="ru-RU"/>
+        </w:rPr>
         <w:drawing>
           <wp:inline distT="0" distB="0" distL="0" distR="0" wp14:anchorId="2ECA0122" wp14:editId="6A09B468">
             <wp:extent cx="5037826" cy="2667813"/>
@@ -1350,6 +1354,9 @@
       <w:r>
         <w:br/>
       </w:r>
+      <w:r>
+        <w:br/>
+      </w:r>
       <m:oMathPara>
         <m:oMath>
           <m:sSub>
@@ -1692,6 +1699,9 @@
             <m:t xml:space="preserve"> </m:t>
           </m:r>
           <m:r>
+            <m:rPr>
+              <m:sty m:val="p"/>
+            </m:rPr>
             <w:rPr>
               <w:rFonts w:ascii="Consolas" w:eastAsia="Times New Roman" w:hAnsi="Consolas" w:cs="Courier New"/>
               <w:color w:val="0F1115"/>
@@ -2087,11 +2097,6 @@
       </w:r>
     </w:p>
     <w:p>
-      <w:pPr>
-        <w:rPr>
-          <w:lang w:val="en-US"/>
-        </w:rPr>
-      </w:pPr>
       <w:r>
         <w:rPr>
           <w:i/>
@@ -2162,13 +2167,7 @@
         <w:rPr>
           <w:i/>
         </w:rPr>
-        <w:t xml:space="preserve"> </w:t>
-      </w:r>
-      <w:r>
-        <w:rPr>
-          <w:i/>
-        </w:rPr>
-        <w:t xml:space="preserve"> </w:t>
+        <w:t xml:space="preserve">  </w:t>
       </w:r>
       <w:proofErr w:type="spellStart"/>
       <w:r>
@@ -2190,20 +2189,18 @@
     </w:p>
     <w:p>
       <w:r>
+        <w:lastRenderedPageBreak/>
         <w:t>сгенерированные импульсы нейронами 247</w:t>
       </w:r>
       <w:r>
         <w:br/>
         <w:t>количество сравнений с порогом 1250</w:t>
       </w:r>
-      <w:bookmarkStart w:id="0" w:name="_GoBack"/>
-      <w:bookmarkEnd w:id="0"/>
       <w:r>
         <w:br/>
       </w:r>
       <w:proofErr w:type="spellStart"/>
       <w:r>
-        <w:lastRenderedPageBreak/>
         <w:t>Кроссбар</w:t>
       </w:r>
       <w:proofErr w:type="spellEnd"/>
@@ -2224,92 +2221,13 @@
       <w:proofErr w:type="spellEnd"/>
     </w:p>
     <w:p>
-      <w:r>
-        <w:rPr>
-          <w:noProof/>
-          <w:lang w:eastAsia="ru-RU"/>
-        </w:rPr>
-        <w:drawing>
-          <wp:inline distT="0" distB="0" distL="0" distR="0" wp14:anchorId="149D1B54" wp14:editId="71154019">
-            <wp:extent cx="5940425" cy="4768215"/>
-            <wp:effectExtent l="0" t="0" r="3175" b="0"/>
-            <wp:docPr id="1" name="Рисунок 1"/>
-            <wp:cNvGraphicFramePr>
-              <a:graphicFrameLocks xmlns:a="http://schemas.openxmlformats.org/drawingml/2006/main" noChangeAspect="1"/>
-            </wp:cNvGraphicFramePr>
-            <a:graphic xmlns:a="http://schemas.openxmlformats.org/drawingml/2006/main">
-              <a:graphicData uri="http://schemas.openxmlformats.org/drawingml/2006/picture">
-                <pic:pic xmlns:pic="http://schemas.openxmlformats.org/drawingml/2006/picture">
-                  <pic:nvPicPr>
-                    <pic:cNvPr id="1" name=""/>
-                    <pic:cNvPicPr/>
-                  </pic:nvPicPr>
-                  <pic:blipFill>
-                    <a:blip r:embed="rId5"/>
-                    <a:stretch>
-                      <a:fillRect/>
-                    </a:stretch>
-                  </pic:blipFill>
-                  <pic:spPr>
-                    <a:xfrm>
-                      <a:off x="0" y="0"/>
-                      <a:ext cx="5940425" cy="4768215"/>
-                    </a:xfrm>
-                    <a:prstGeom prst="rect">
-                      <a:avLst/>
-                    </a:prstGeom>
-                  </pic:spPr>
-                </pic:pic>
-              </a:graphicData>
-            </a:graphic>
-          </wp:inline>
-        </w:drawing>
-      </w:r>
+      <w:bookmarkStart w:id="0" w:name="_GoBack"/>
+      <w:bookmarkEnd w:id="0"/>
     </w:p>
     <w:p/>
     <w:p>
       <w:r>
         <w:br/>
-      </w:r>
-      <w:r>
-        <w:rPr>
-          <w:lang w:val="en-US"/>
-        </w:rPr>
-        <w:t>https</w:t>
-      </w:r>
-      <w:r>
-        <w:t>://</w:t>
-      </w:r>
-      <w:proofErr w:type="spellStart"/>
-      <w:r>
-        <w:rPr>
-          <w:lang w:val="en-US"/>
-        </w:rPr>
-        <w:t>tourvisor</w:t>
-      </w:r>
-      <w:proofErr w:type="spellEnd"/>
-      <w:r>
-        <w:t>.</w:t>
-      </w:r>
-      <w:proofErr w:type="spellStart"/>
-      <w:r>
-        <w:rPr>
-          <w:lang w:val="en-US"/>
-        </w:rPr>
-        <w:t>ru</w:t>
-      </w:r>
-      <w:proofErr w:type="spellEnd"/>
-      <w:r>
-        <w:t>/</w:t>
-      </w:r>
-      <w:r>
-        <w:rPr>
-          <w:lang w:val="en-US"/>
-        </w:rPr>
-        <w:t>t</w:t>
-      </w:r>
-      <w:r>
-        <w:t>/6700550342</w:t>
       </w:r>
     </w:p>
     <w:sectPr>

--- a/gem5_snn/промежуточные результаты.docx
+++ b/gem5_snn/промежуточные результаты.docx
@@ -3,70 +3,1959 @@
 <w:document xmlns:wpc="http://schemas.microsoft.com/office/word/2010/wordprocessingCanvas" xmlns:cx="http://schemas.microsoft.com/office/drawing/2014/chartex" xmlns:cx1="http://schemas.microsoft.com/office/drawing/2015/9/8/chartex" xmlns:mc="http://schemas.openxmlformats.org/markup-compatibility/2006" xmlns:o="urn:schemas-microsoft-com:office:office" xmlns:r="http://schemas.openxmlformats.org/officeDocument/2006/relationships" xmlns:m="http://schemas.openxmlformats.org/officeDocument/2006/math" xmlns:v="urn:schemas-microsoft-com:vml" xmlns:wp14="http://schemas.microsoft.com/office/word/2010/wordprocessingDrawing" xmlns:wp="http://schemas.openxmlformats.org/drawingml/2006/wordprocessingDrawing" xmlns:w10="urn:schemas-microsoft-com:office:word" xmlns:w="http://schemas.openxmlformats.org/wordprocessingml/2006/main" xmlns:w14="http://schemas.microsoft.com/office/word/2010/wordml" xmlns:w15="http://schemas.microsoft.com/office/word/2012/wordml" xmlns:w16se="http://schemas.microsoft.com/office/word/2015/wordml/symex" xmlns:wpg="http://schemas.microsoft.com/office/word/2010/wordprocessingGroup" xmlns:wpi="http://schemas.microsoft.com/office/word/2010/wordprocessingInk" xmlns:wne="http://schemas.microsoft.com/office/word/2006/wordml" xmlns:wps="http://schemas.microsoft.com/office/word/2010/wordprocessingShape" mc:Ignorable="w14 w15 w16se wp14">
   <w:body>
     <w:p>
-      <w:r>
-        <w:t>Уменьшение среднего значения весов по всей матрицы (график), вопрос к нормализации</w:t>
-      </w:r>
+      <w:pPr>
+        <w:rPr>
+          <w:lang w:val="en-US"/>
+        </w:rPr>
+      </w:pPr>
     </w:p>
-    <w:p/>
-    <w:p/>
-    <w:p/>
-    <w:p>
-      <w:r>
-        <w:t>Сильно варьируется энергия кроссбар-массива, т.к. без нормализации разные цифры генерируют разное количество импульсов, опять же вопрос к нормализации уже входных данных</w:t>
-      </w:r>
-    </w:p>
+    <w:sdt>
+      <w:sdtPr>
+        <w:id w:val="2059965780"/>
+        <w:docPartObj>
+          <w:docPartGallery w:val="Table of Contents"/>
+          <w:docPartUnique/>
+        </w:docPartObj>
+      </w:sdtPr>
+      <w:sdtEndPr>
+        <w:rPr>
+          <w:rFonts w:asciiTheme="minorHAnsi" w:eastAsiaTheme="minorHAnsi" w:hAnsiTheme="minorHAnsi" w:cstheme="minorBidi"/>
+          <w:b/>
+          <w:bCs/>
+          <w:color w:val="auto"/>
+          <w:sz w:val="22"/>
+          <w:szCs w:val="22"/>
+          <w:lang w:eastAsia="en-US"/>
+        </w:rPr>
+      </w:sdtEndPr>
+      <w:sdtContent>
+        <w:p>
+          <w:pPr>
+            <w:pStyle w:val="a5"/>
+          </w:pPr>
+          <w:r>
+            <w:t>Оглавление</w:t>
+          </w:r>
+        </w:p>
+        <w:p>
+          <w:pPr>
+            <w:pStyle w:val="11"/>
+            <w:tabs>
+              <w:tab w:val="right" w:leader="dot" w:pos="9345"/>
+            </w:tabs>
+            <w:rPr>
+              <w:rFonts w:eastAsiaTheme="minorEastAsia"/>
+              <w:noProof/>
+              <w:lang w:eastAsia="ru-RU"/>
+            </w:rPr>
+          </w:pPr>
+          <w:r>
+            <w:fldChar w:fldCharType="begin"/>
+          </w:r>
+          <w:r>
+            <w:instrText xml:space="preserve"> TOC \o "1-3" \h \z \u </w:instrText>
+          </w:r>
+          <w:r>
+            <w:fldChar w:fldCharType="separate"/>
+          </w:r>
+          <w:hyperlink w:anchor="_Toc227930987" w:history="1">
+            <w:r>
+              <w:rPr>
+                <w:rStyle w:val="a6"/>
+                <w:noProof/>
+              </w:rPr>
+              <w:t>1. Инференс</w:t>
+            </w:r>
+            <w:r>
+              <w:rPr>
+                <w:noProof/>
+                <w:webHidden/>
+              </w:rPr>
+              <w:tab/>
+            </w:r>
+            <w:r>
+              <w:rPr>
+                <w:noProof/>
+                <w:webHidden/>
+              </w:rPr>
+              <w:fldChar w:fldCharType="begin"/>
+            </w:r>
+            <w:r>
+              <w:rPr>
+                <w:noProof/>
+                <w:webHidden/>
+              </w:rPr>
+              <w:instrText xml:space="preserve"> PAGEREF _Toc227930987 \h </w:instrText>
+            </w:r>
+            <w:r>
+              <w:rPr>
+                <w:noProof/>
+                <w:webHidden/>
+              </w:rPr>
+            </w:r>
+            <w:r>
+              <w:rPr>
+                <w:noProof/>
+                <w:webHidden/>
+              </w:rPr>
+              <w:fldChar w:fldCharType="separate"/>
+            </w:r>
+            <w:r>
+              <w:rPr>
+                <w:noProof/>
+                <w:webHidden/>
+              </w:rPr>
+              <w:t>1</w:t>
+            </w:r>
+            <w:r>
+              <w:rPr>
+                <w:noProof/>
+                <w:webHidden/>
+              </w:rPr>
+              <w:fldChar w:fldCharType="end"/>
+            </w:r>
+          </w:hyperlink>
+        </w:p>
+        <w:p>
+          <w:pPr>
+            <w:pStyle w:val="21"/>
+            <w:tabs>
+              <w:tab w:val="right" w:leader="dot" w:pos="9345"/>
+            </w:tabs>
+            <w:rPr>
+              <w:rFonts w:eastAsiaTheme="minorEastAsia"/>
+              <w:noProof/>
+              <w:lang w:eastAsia="ru-RU"/>
+            </w:rPr>
+          </w:pPr>
+          <w:hyperlink w:anchor="_Toc227930988" w:history="1">
+            <w:r>
+              <w:rPr>
+                <w:rStyle w:val="a6"/>
+                <w:noProof/>
+              </w:rPr>
+              <w:t>1.1 Импульсная нейросеть</w:t>
+            </w:r>
+            <w:r>
+              <w:rPr>
+                <w:noProof/>
+                <w:webHidden/>
+              </w:rPr>
+              <w:tab/>
+            </w:r>
+            <w:r>
+              <w:rPr>
+                <w:noProof/>
+                <w:webHidden/>
+              </w:rPr>
+              <w:fldChar w:fldCharType="begin"/>
+            </w:r>
+            <w:r>
+              <w:rPr>
+                <w:noProof/>
+                <w:webHidden/>
+              </w:rPr>
+              <w:instrText xml:space="preserve"> PAGEREF _Toc227930988 \h </w:instrText>
+            </w:r>
+            <w:r>
+              <w:rPr>
+                <w:noProof/>
+                <w:webHidden/>
+              </w:rPr>
+            </w:r>
+            <w:r>
+              <w:rPr>
+                <w:noProof/>
+                <w:webHidden/>
+              </w:rPr>
+              <w:fldChar w:fldCharType="separate"/>
+            </w:r>
+            <w:r>
+              <w:rPr>
+                <w:noProof/>
+                <w:webHidden/>
+              </w:rPr>
+              <w:t>1</w:t>
+            </w:r>
+            <w:r>
+              <w:rPr>
+                <w:noProof/>
+                <w:webHidden/>
+              </w:rPr>
+              <w:fldChar w:fldCharType="end"/>
+            </w:r>
+          </w:hyperlink>
+        </w:p>
+        <w:p>
+          <w:pPr>
+            <w:pStyle w:val="21"/>
+            <w:tabs>
+              <w:tab w:val="right" w:leader="dot" w:pos="9345"/>
+            </w:tabs>
+            <w:rPr>
+              <w:rFonts w:eastAsiaTheme="minorEastAsia"/>
+              <w:noProof/>
+              <w:lang w:eastAsia="ru-RU"/>
+            </w:rPr>
+          </w:pPr>
+          <w:hyperlink w:anchor="_Toc227930989" w:history="1">
+            <w:r>
+              <w:rPr>
+                <w:rStyle w:val="a6"/>
+                <w:noProof/>
+              </w:rPr>
+              <w:t>1.2 Формальная нейросеть</w:t>
+            </w:r>
+            <w:r>
+              <w:rPr>
+                <w:noProof/>
+                <w:webHidden/>
+              </w:rPr>
+              <w:tab/>
+            </w:r>
+            <w:r>
+              <w:rPr>
+                <w:noProof/>
+                <w:webHidden/>
+              </w:rPr>
+              <w:fldChar w:fldCharType="begin"/>
+            </w:r>
+            <w:r>
+              <w:rPr>
+                <w:noProof/>
+                <w:webHidden/>
+              </w:rPr>
+              <w:instrText xml:space="preserve"> PAGEREF _Toc227930989 \h </w:instrText>
+            </w:r>
+            <w:r>
+              <w:rPr>
+                <w:noProof/>
+                <w:webHidden/>
+              </w:rPr>
+            </w:r>
+            <w:r>
+              <w:rPr>
+                <w:noProof/>
+                <w:webHidden/>
+              </w:rPr>
+              <w:fldChar w:fldCharType="separate"/>
+            </w:r>
+            <w:r>
+              <w:rPr>
+                <w:noProof/>
+                <w:webHidden/>
+              </w:rPr>
+              <w:t>2</w:t>
+            </w:r>
+            <w:r>
+              <w:rPr>
+                <w:noProof/>
+                <w:webHidden/>
+              </w:rPr>
+              <w:fldChar w:fldCharType="end"/>
+            </w:r>
+          </w:hyperlink>
+        </w:p>
+        <w:p>
+          <w:pPr>
+            <w:pStyle w:val="11"/>
+            <w:tabs>
+              <w:tab w:val="right" w:leader="dot" w:pos="9345"/>
+            </w:tabs>
+            <w:rPr>
+              <w:rFonts w:eastAsiaTheme="minorEastAsia"/>
+              <w:noProof/>
+              <w:lang w:eastAsia="ru-RU"/>
+            </w:rPr>
+          </w:pPr>
+          <w:hyperlink w:anchor="_Toc227930990" w:history="1">
+            <w:r>
+              <w:rPr>
+                <w:rStyle w:val="a6"/>
+                <w:noProof/>
+              </w:rPr>
+              <w:t>2. Обучение</w:t>
+            </w:r>
+            <w:r>
+              <w:rPr>
+                <w:noProof/>
+                <w:webHidden/>
+              </w:rPr>
+              <w:tab/>
+            </w:r>
+            <w:r>
+              <w:rPr>
+                <w:noProof/>
+                <w:webHidden/>
+              </w:rPr>
+              <w:fldChar w:fldCharType="begin"/>
+            </w:r>
+            <w:r>
+              <w:rPr>
+                <w:noProof/>
+                <w:webHidden/>
+              </w:rPr>
+              <w:instrText xml:space="preserve"> PAGEREF _Toc227930990 \h </w:instrText>
+            </w:r>
+            <w:r>
+              <w:rPr>
+                <w:noProof/>
+                <w:webHidden/>
+              </w:rPr>
+            </w:r>
+            <w:r>
+              <w:rPr>
+                <w:noProof/>
+                <w:webHidden/>
+              </w:rPr>
+              <w:fldChar w:fldCharType="separate"/>
+            </w:r>
+            <w:r>
+              <w:rPr>
+                <w:noProof/>
+                <w:webHidden/>
+              </w:rPr>
+              <w:t>2</w:t>
+            </w:r>
+            <w:r>
+              <w:rPr>
+                <w:noProof/>
+                <w:webHidden/>
+              </w:rPr>
+              <w:fldChar w:fldCharType="end"/>
+            </w:r>
+          </w:hyperlink>
+        </w:p>
+        <w:p>
+          <w:pPr>
+            <w:pStyle w:val="21"/>
+            <w:tabs>
+              <w:tab w:val="right" w:leader="dot" w:pos="9345"/>
+            </w:tabs>
+            <w:rPr>
+              <w:rFonts w:eastAsiaTheme="minorEastAsia"/>
+              <w:noProof/>
+              <w:lang w:eastAsia="ru-RU"/>
+            </w:rPr>
+          </w:pPr>
+          <w:hyperlink w:anchor="_Toc227930991" w:history="1">
+            <w:r>
+              <w:rPr>
+                <w:rStyle w:val="a6"/>
+                <w:noProof/>
+              </w:rPr>
+              <w:t>2.1 Импульсная нейросеть</w:t>
+            </w:r>
+            <w:r>
+              <w:rPr>
+                <w:noProof/>
+                <w:webHidden/>
+              </w:rPr>
+              <w:tab/>
+            </w:r>
+            <w:r>
+              <w:rPr>
+                <w:noProof/>
+                <w:webHidden/>
+              </w:rPr>
+              <w:fldChar w:fldCharType="begin"/>
+            </w:r>
+            <w:r>
+              <w:rPr>
+                <w:noProof/>
+                <w:webHidden/>
+              </w:rPr>
+              <w:instrText xml:space="preserve"> PAGEREF _Toc227930991 \h </w:instrText>
+            </w:r>
+            <w:r>
+              <w:rPr>
+                <w:noProof/>
+                <w:webHidden/>
+              </w:rPr>
+            </w:r>
+            <w:r>
+              <w:rPr>
+                <w:noProof/>
+                <w:webHidden/>
+              </w:rPr>
+              <w:fldChar w:fldCharType="separate"/>
+            </w:r>
+            <w:r>
+              <w:rPr>
+                <w:noProof/>
+                <w:webHidden/>
+              </w:rPr>
+              <w:t>2</w:t>
+            </w:r>
+            <w:r>
+              <w:rPr>
+                <w:noProof/>
+                <w:webHidden/>
+              </w:rPr>
+              <w:fldChar w:fldCharType="end"/>
+            </w:r>
+          </w:hyperlink>
+        </w:p>
+        <w:p>
+          <w:pPr>
+            <w:pStyle w:val="21"/>
+            <w:tabs>
+              <w:tab w:val="right" w:leader="dot" w:pos="9345"/>
+            </w:tabs>
+            <w:rPr>
+              <w:rFonts w:eastAsiaTheme="minorEastAsia"/>
+              <w:noProof/>
+              <w:lang w:eastAsia="ru-RU"/>
+            </w:rPr>
+          </w:pPr>
+          <w:hyperlink w:anchor="_Toc227930992" w:history="1">
+            <w:r>
+              <w:rPr>
+                <w:rStyle w:val="a6"/>
+                <w:noProof/>
+              </w:rPr>
+              <w:t>2.2 Формальная нейросеть</w:t>
+            </w:r>
+            <w:r>
+              <w:rPr>
+                <w:noProof/>
+                <w:webHidden/>
+              </w:rPr>
+              <w:tab/>
+            </w:r>
+            <w:r>
+              <w:rPr>
+                <w:noProof/>
+                <w:webHidden/>
+              </w:rPr>
+              <w:fldChar w:fldCharType="begin"/>
+            </w:r>
+            <w:r>
+              <w:rPr>
+                <w:noProof/>
+                <w:webHidden/>
+              </w:rPr>
+              <w:instrText xml:space="preserve"> PAGEREF _Toc227930992 \h </w:instrText>
+            </w:r>
+            <w:r>
+              <w:rPr>
+                <w:noProof/>
+                <w:webHidden/>
+              </w:rPr>
+            </w:r>
+            <w:r>
+              <w:rPr>
+                <w:noProof/>
+                <w:webHidden/>
+              </w:rPr>
+              <w:fldChar w:fldCharType="separate"/>
+            </w:r>
+            <w:r>
+              <w:rPr>
+                <w:noProof/>
+                <w:webHidden/>
+              </w:rPr>
+              <w:t>2</w:t>
+            </w:r>
+            <w:r>
+              <w:rPr>
+                <w:noProof/>
+                <w:webHidden/>
+              </w:rPr>
+              <w:fldChar w:fldCharType="end"/>
+            </w:r>
+          </w:hyperlink>
+        </w:p>
+        <w:p>
+          <w:pPr>
+            <w:pStyle w:val="11"/>
+            <w:tabs>
+              <w:tab w:val="right" w:leader="dot" w:pos="9345"/>
+            </w:tabs>
+            <w:rPr>
+              <w:rFonts w:eastAsiaTheme="minorEastAsia"/>
+              <w:noProof/>
+              <w:lang w:eastAsia="ru-RU"/>
+            </w:rPr>
+          </w:pPr>
+          <w:hyperlink w:anchor="_Toc227930993" w:history="1">
+            <w:r>
+              <w:rPr>
+                <w:rStyle w:val="a6"/>
+                <w:noProof/>
+              </w:rPr>
+              <w:t>3. Симуляция аналоговой импульсной нейронной сети</w:t>
+            </w:r>
+            <w:r>
+              <w:rPr>
+                <w:noProof/>
+                <w:webHidden/>
+              </w:rPr>
+              <w:tab/>
+            </w:r>
+            <w:r>
+              <w:rPr>
+                <w:noProof/>
+                <w:webHidden/>
+              </w:rPr>
+              <w:fldChar w:fldCharType="begin"/>
+            </w:r>
+            <w:r>
+              <w:rPr>
+                <w:noProof/>
+                <w:webHidden/>
+              </w:rPr>
+              <w:instrText xml:space="preserve"> PAGEREF _Toc227930993 \h </w:instrText>
+            </w:r>
+            <w:r>
+              <w:rPr>
+                <w:noProof/>
+                <w:webHidden/>
+              </w:rPr>
+            </w:r>
+            <w:r>
+              <w:rPr>
+                <w:noProof/>
+                <w:webHidden/>
+              </w:rPr>
+              <w:fldChar w:fldCharType="separate"/>
+            </w:r>
+            <w:r>
+              <w:rPr>
+                <w:noProof/>
+                <w:webHidden/>
+              </w:rPr>
+              <w:t>2</w:t>
+            </w:r>
+            <w:r>
+              <w:rPr>
+                <w:noProof/>
+                <w:webHidden/>
+              </w:rPr>
+              <w:fldChar w:fldCharType="end"/>
+            </w:r>
+          </w:hyperlink>
+        </w:p>
+        <w:p>
+          <w:r>
+            <w:rPr>
+              <w:b/>
+              <w:bCs/>
+            </w:rPr>
+            <w:fldChar w:fldCharType="end"/>
+          </w:r>
+        </w:p>
+      </w:sdtContent>
+    </w:sdt>
     <w:p/>
     <w:p>
       <w:pPr>
         <w:rPr>
-          <w:b/>
+          <w:rStyle w:val="20"/>
         </w:rPr>
       </w:pPr>
       <w:r>
         <w:rPr>
-          <w:b/>
-        </w:rPr>
-        <w:t>Расчёт энергии</w:t>
-      </w:r>
-      <w:r>
-        <w:rPr>
-          <w:b/>
-        </w:rPr>
-        <w:t xml:space="preserve"> затрачиваемой </w:t>
-      </w:r>
+          <w:i/>
+        </w:rPr>
+        <w:br/>
+      </w:r>
+      <w:r>
+        <w:rPr>
+          <w:i/>
+        </w:rPr>
+        <w:br/>
+      </w:r>
+      <w:bookmarkStart w:id="0" w:name="_Toc227862249"/>
+      <w:bookmarkStart w:id="1" w:name="_Toc227930987"/>
+      <w:r>
+        <w:rPr>
+          <w:rStyle w:val="10"/>
+        </w:rPr>
+        <w:t xml:space="preserve">1. </w:t>
+      </w:r>
+      <w:bookmarkEnd w:id="0"/>
       <w:proofErr w:type="spellStart"/>
       <w:r>
         <w:rPr>
-          <w:b/>
-        </w:rPr>
-        <w:t>кроссбар</w:t>
-      </w:r>
+          <w:rStyle w:val="10"/>
+        </w:rPr>
+        <w:t>Инференс</w:t>
+      </w:r>
+      <w:bookmarkEnd w:id="1"/>
       <w:proofErr w:type="spellEnd"/>
-      <w:r>
-        <w:rPr>
-          <w:b/>
-        </w:rPr>
-        <w:t>-массивом</w:t>
-      </w:r>
     </w:p>
     <w:p>
-      <w:r>
-        <w:t>Для одного элемента кроссбар</w:t>
+      <w:pPr>
+        <w:rPr>
+          <w:rStyle w:val="10"/>
+        </w:rPr>
+      </w:pPr>
+      <w:bookmarkStart w:id="2" w:name="_Toc227930988"/>
+      <w:r>
+        <w:rPr>
+          <w:rStyle w:val="20"/>
+        </w:rPr>
+        <w:t xml:space="preserve">1.1 </w:t>
+      </w:r>
+      <w:r>
+        <w:rPr>
+          <w:rStyle w:val="20"/>
+        </w:rPr>
+        <w:t xml:space="preserve">Импульсная </w:t>
+      </w:r>
+      <w:proofErr w:type="spellStart"/>
+      <w:r>
+        <w:rPr>
+          <w:rStyle w:val="20"/>
+        </w:rPr>
+        <w:t>нейросеть</w:t>
+      </w:r>
+      <w:bookmarkEnd w:id="2"/>
+      <w:proofErr w:type="spellEnd"/>
+    </w:p>
+    <w:p>
+      <w:r>
+        <w:t xml:space="preserve">Тестировалось выполнение </w:t>
+      </w:r>
+      <w:proofErr w:type="spellStart"/>
+      <w:r>
+        <w:t>инференса</w:t>
+      </w:r>
+      <w:proofErr w:type="spellEnd"/>
+      <w:r>
+        <w:t xml:space="preserve"> (в программном виде) двухслойной импульсной нейронной сети 784</w:t>
+      </w:r>
+      <w:r>
+        <w:rPr>
+          <w:lang w:val="en-US"/>
+        </w:rPr>
+        <w:t>x</w:t>
+      </w:r>
+      <w:r>
+        <w:t xml:space="preserve">100 нейронов для 50 изображений </w:t>
+      </w:r>
+      <w:r>
+        <w:t>на максимально простой системе,</w:t>
+      </w:r>
+      <w:r>
+        <w:t xml:space="preserve"> состоящей из одного вычислительного ядра</w:t>
+      </w:r>
+      <w:r>
+        <w:t xml:space="preserve"> (1ГГц</w:t>
+      </w:r>
+      <w:r>
+        <w:t xml:space="preserve">, </w:t>
+      </w:r>
+      <w:r>
+        <w:rPr>
+          <w:lang w:val="en-US"/>
+        </w:rPr>
+        <w:t>RISC</w:t>
+      </w:r>
+      <w:r>
+        <w:t>)</w:t>
+      </w:r>
+      <w:r>
+        <w:t xml:space="preserve"> и</w:t>
+      </w:r>
+      <w:r>
+        <w:t xml:space="preserve"> </w:t>
+      </w:r>
+      <w:proofErr w:type="spellStart"/>
+      <w:r>
+        <w:t>кеша</w:t>
+      </w:r>
+      <w:proofErr w:type="spellEnd"/>
+      <w:r>
+        <w:t xml:space="preserve"> первого уровня (</w:t>
+      </w:r>
+      <w:r>
+        <w:rPr>
+          <w:lang w:val="en-US"/>
+        </w:rPr>
+        <w:t>L</w:t>
+      </w:r>
+      <w:r>
+        <w:t>1</w:t>
+      </w:r>
+      <w:r>
+        <w:t xml:space="preserve">, 8Кб </w:t>
+      </w:r>
+      <w:r>
+        <w:rPr>
+          <w:lang w:val="en-US"/>
+        </w:rPr>
+        <w:t>I</w:t>
       </w:r>
       <w:r>
         <w:t>-</w:t>
       </w:r>
-      <w:r>
-        <w:t xml:space="preserve">массива </w:t>
-      </w:r>
-      <w:r>
-        <w:t xml:space="preserve">(мемристора или соединительной линии) </w:t>
-      </w:r>
-      <w:r>
-        <w:t xml:space="preserve">энергия за время </w:t>
-      </w:r>
-      <w:r>
-        <w:t>одного импульса:</w:t>
+      <w:proofErr w:type="spellStart"/>
+      <w:r>
+        <w:t>кеш</w:t>
+      </w:r>
+      <w:proofErr w:type="spellEnd"/>
+      <w:r>
+        <w:t xml:space="preserve"> и </w:t>
+      </w:r>
+      <w:r>
+        <w:t>8</w:t>
+      </w:r>
+      <w:r>
+        <w:t xml:space="preserve">Кб </w:t>
+      </w:r>
+      <w:r>
+        <w:rPr>
+          <w:lang w:val="en-US"/>
+        </w:rPr>
+        <w:t>D</w:t>
+      </w:r>
+      <w:r>
+        <w:t>-</w:t>
+      </w:r>
+      <w:proofErr w:type="spellStart"/>
+      <w:r>
+        <w:t>кеш</w:t>
+      </w:r>
+      <w:proofErr w:type="spellEnd"/>
+      <w:r>
+        <w:t>) (рис. ниже)</w:t>
+      </w:r>
+    </w:p>
+    <w:p>
+      <w:pPr>
+        <w:jc w:val="center"/>
+      </w:pPr>
+      <w:r>
+        <w:rPr>
+          <w:noProof/>
+          <w:lang w:eastAsia="ru-RU"/>
+        </w:rPr>
+        <w:drawing>
+          <wp:inline distT="0" distB="0" distL="0" distR="0" wp14:anchorId="2D25E251" wp14:editId="29AA20B2">
+            <wp:extent cx="5037455" cy="2333625"/>
+            <wp:effectExtent l="0" t="0" r="0" b="9525"/>
+            <wp:docPr id="2" name="Рисунок 2"/>
+            <wp:cNvGraphicFramePr>
+              <a:graphicFrameLocks xmlns:a="http://schemas.openxmlformats.org/drawingml/2006/main" noChangeAspect="1"/>
+            </wp:cNvGraphicFramePr>
+            <a:graphic xmlns:a="http://schemas.openxmlformats.org/drawingml/2006/main">
+              <a:graphicData uri="http://schemas.openxmlformats.org/drawingml/2006/picture">
+                <pic:pic xmlns:pic="http://schemas.openxmlformats.org/drawingml/2006/picture">
+                  <pic:nvPicPr>
+                    <pic:cNvPr id="1" name=""/>
+                    <pic:cNvPicPr/>
+                  </pic:nvPicPr>
+                  <pic:blipFill rotWithShape="1">
+                    <a:blip r:embed="rId5"/>
+                    <a:srcRect t="6070" b="6450"/>
+                    <a:stretch/>
+                  </pic:blipFill>
+                  <pic:spPr bwMode="auto">
+                    <a:xfrm>
+                      <a:off x="0" y="0"/>
+                      <a:ext cx="5037826" cy="2333797"/>
+                    </a:xfrm>
+                    <a:prstGeom prst="rect">
+                      <a:avLst/>
+                    </a:prstGeom>
+                    <a:ln>
+                      <a:noFill/>
+                    </a:ln>
+                    <a:extLst>
+                      <a:ext uri="{53640926-AAD7-44D8-BBD7-CCE9431645EC}">
+                        <a14:shadowObscured xmlns:a14="http://schemas.microsoft.com/office/drawing/2010/main"/>
+                      </a:ext>
+                    </a:extLst>
+                  </pic:spPr>
+                </pic:pic>
+              </a:graphicData>
+            </a:graphic>
+          </wp:inline>
+        </w:drawing>
+      </w:r>
+    </w:p>
+    <w:p>
+      <w:pPr>
+        <w:jc w:val="center"/>
+      </w:pPr>
+      <w:r>
+        <w:t>Рис 1</w:t>
+      </w:r>
+    </w:p>
+    <w:p>
+      <w:pPr>
+        <w:rPr>
+          <w:rFonts w:ascii="Cambria Math" w:hAnsi="Cambria Math"/>
+          <w:oMath/>
+        </w:rPr>
+      </w:pPr>
+      <w:r>
+        <w:rPr>
+          <w:rStyle w:val="a4"/>
+          <w:rFonts w:eastAsiaTheme="minorEastAsia"/>
+          <w:b w:val="0"/>
+          <w:bCs w:val="0"/>
+        </w:rPr>
+        <w:t>В результате симуляции получена статистика, по ядру, памяти и т.д. Например к</w:t>
+      </w:r>
+      <w:r>
+        <w:rPr>
+          <w:rStyle w:val="a4"/>
+          <w:rFonts w:eastAsiaTheme="minorEastAsia"/>
+          <w:b w:val="0"/>
+          <w:bCs w:val="0"/>
+        </w:rPr>
+        <w:t>оличество</w:t>
+      </w:r>
+      <w:r>
+        <w:rPr>
+          <w:rStyle w:val="a4"/>
+          <w:rFonts w:eastAsiaTheme="minorEastAsia"/>
+          <w:b w:val="0"/>
+          <w:bCs w:val="0"/>
+        </w:rPr>
+        <w:t xml:space="preserve"> </w:t>
+      </w:r>
+      <w:r>
+        <w:rPr>
+          <w:rStyle w:val="a4"/>
+          <w:rFonts w:eastAsiaTheme="minorEastAsia"/>
+          <w:b w:val="0"/>
+          <w:bCs w:val="0"/>
+          <w:lang w:val="en-US"/>
+        </w:rPr>
+        <w:t>ALU</w:t>
+      </w:r>
+      <w:r>
+        <w:rPr>
+          <w:rStyle w:val="a4"/>
+          <w:rFonts w:eastAsiaTheme="minorEastAsia"/>
+          <w:b w:val="0"/>
+          <w:bCs w:val="0"/>
+        </w:rPr>
+        <w:t xml:space="preserve"> </w:t>
+      </w:r>
+      <w:r>
+        <w:rPr>
+          <w:rStyle w:val="a4"/>
+          <w:rFonts w:eastAsiaTheme="minorEastAsia"/>
+          <w:b w:val="0"/>
+          <w:bCs w:val="0"/>
+        </w:rPr>
+        <w:t>инструкций</w:t>
+      </w:r>
+      <w:r>
+        <w:rPr>
+          <w:rStyle w:val="a4"/>
+          <w:rFonts w:eastAsiaTheme="minorEastAsia"/>
+          <w:b w:val="0"/>
+          <w:bCs w:val="0"/>
+        </w:rPr>
+        <w:t xml:space="preserve"> выполненных в процессе симуляции</w:t>
+      </w:r>
+      <w:r>
+        <w:rPr>
+          <w:rStyle w:val="a4"/>
+          <w:rFonts w:eastAsiaTheme="minorEastAsia"/>
+          <w:b w:val="0"/>
+          <w:bCs w:val="0"/>
+        </w:rPr>
+        <w:t>:</w:t>
+      </w:r>
+      <w:r>
+        <w:br/>
+      </w:r>
+      <m:oMathPara>
+        <m:oMath>
+          <m:r>
+            <w:rPr>
+              <w:rFonts w:ascii="Cambria Math" w:hAnsi="Cambria Math"/>
+            </w:rPr>
+            <m:t>int</m:t>
+          </m:r>
+          <m:r>
+            <m:rPr>
+              <m:sty m:val="p"/>
+            </m:rPr>
+            <w:rPr>
+              <w:rFonts w:ascii="Cambria Math" w:hAnsi="Cambria Math"/>
+            </w:rPr>
+            <m:t>_</m:t>
+          </m:r>
+          <m:r>
+            <w:rPr>
+              <w:rFonts w:ascii="Cambria Math" w:hAnsi="Cambria Math"/>
+            </w:rPr>
+            <m:t>add</m:t>
+          </m:r>
+          <m:r>
+            <m:rPr>
+              <m:sty m:val="p"/>
+            </m:rPr>
+            <w:rPr>
+              <w:rFonts w:ascii="Cambria Math" w:hAnsi="Cambria Math"/>
+            </w:rPr>
+            <m:t xml:space="preserve"> = 1.618</m:t>
+          </m:r>
+          <m:r>
+            <w:rPr>
+              <w:rFonts w:ascii="Cambria Math" w:hAnsi="Cambria Math"/>
+            </w:rPr>
+            <m:t>e</m:t>
+          </m:r>
+          <m:r>
+            <m:rPr>
+              <m:sty m:val="p"/>
+            </m:rPr>
+            <w:rPr>
+              <w:rFonts w:ascii="Cambria Math" w:hAnsi="Cambria Math"/>
+            </w:rPr>
+            <m:t xml:space="preserve">9 </m:t>
+          </m:r>
+        </m:oMath>
+      </m:oMathPara>
+    </w:p>
+    <w:p>
+      <m:oMathPara>
+        <m:oMath>
+          <m:r>
+            <w:rPr>
+              <w:rFonts w:ascii="Cambria Math" w:hAnsi="Cambria Math"/>
+            </w:rPr>
+            <m:t>int</m:t>
+          </m:r>
+          <m:r>
+            <m:rPr>
+              <m:sty m:val="p"/>
+            </m:rPr>
+            <w:rPr>
+              <w:rFonts w:ascii="Cambria Math" w:hAnsi="Cambria Math"/>
+            </w:rPr>
+            <m:t>_</m:t>
+          </m:r>
+          <m:r>
+            <w:rPr>
+              <w:rFonts w:ascii="Cambria Math" w:hAnsi="Cambria Math"/>
+            </w:rPr>
+            <m:t>mul</m:t>
+          </m:r>
+          <m:r>
+            <m:rPr>
+              <m:sty m:val="p"/>
+            </m:rPr>
+            <w:rPr>
+              <w:rFonts w:ascii="Cambria Math" w:hAnsi="Cambria Math"/>
+            </w:rPr>
+            <m:t xml:space="preserve"> = 1.114</m:t>
+          </m:r>
+          <m:r>
+            <w:rPr>
+              <w:rFonts w:ascii="Cambria Math" w:hAnsi="Cambria Math"/>
+            </w:rPr>
+            <m:t>e</m:t>
+          </m:r>
+          <m:r>
+            <m:rPr>
+              <m:sty m:val="p"/>
+            </m:rPr>
+            <w:rPr>
+              <w:rFonts w:ascii="Cambria Math" w:hAnsi="Cambria Math"/>
+            </w:rPr>
+            <m:t xml:space="preserve">6 </m:t>
+          </m:r>
+        </m:oMath>
+      </m:oMathPara>
+    </w:p>
+    <w:p>
+      <w:r>
+        <w:t>Э</w:t>
+      </w:r>
+      <w:r>
+        <w:t>нергопотребления процессора целиком оценить напрямую нельзя</w:t>
+      </w:r>
+      <w:r>
+        <w:t>, т.к. выполнение инструкций на уровне логического блока является малой частью общего потребления процессора.</w:t>
+      </w:r>
+      <w:r>
+        <w:t xml:space="preserve"> </w:t>
+      </w:r>
+      <w:r>
+        <w:t>Для оценки энергопотребления выбранной архитектуры</w:t>
+      </w:r>
+      <w:r>
+        <w:t xml:space="preserve"> системы</w:t>
+      </w:r>
+      <w:r>
+        <w:t xml:space="preserve"> при выполнении тестируемой программы использовался </w:t>
+      </w:r>
+      <w:proofErr w:type="spellStart"/>
+      <w:r>
+        <w:t>McPAT</w:t>
+      </w:r>
+      <w:proofErr w:type="spellEnd"/>
+      <w:r>
+        <w:t xml:space="preserve">. </w:t>
+      </w:r>
+      <w:r>
+        <w:t>За время выполнения программы средняя потребляемая мощность</w:t>
+      </w:r>
+      <w:r>
+        <w:t xml:space="preserve"> всего </w:t>
+      </w:r>
+      <w:r>
+        <w:lastRenderedPageBreak/>
+        <w:t>процессора</w:t>
+      </w:r>
+      <w:r>
+        <w:t xml:space="preserve"> составила </w:t>
+      </w:r>
+      <w:r>
+        <w:t>0.176</w:t>
+      </w:r>
+      <w:r>
+        <w:t xml:space="preserve"> Вт (</w:t>
+      </w:r>
+      <w:r>
+        <w:t>0.</w:t>
+      </w:r>
+      <w:r>
+        <w:t>139 Вт ядро)</w:t>
+      </w:r>
+      <w:r>
+        <w:t>. При частоте 1 ГГц выполнение программы при такой конфигурации системы заняло 2.02 секунды, соответственно энергия:</w:t>
+      </w:r>
+    </w:p>
+    <w:p>
+      <w:pPr>
+        <w:rPr>
+          <w:rFonts w:eastAsiaTheme="minorEastAsia"/>
+        </w:rPr>
+      </w:pPr>
+      <m:oMathPara>
+        <m:oMath>
+          <m:r>
+            <w:rPr>
+              <w:rFonts w:ascii="Cambria Math" w:hAnsi="Cambria Math"/>
+            </w:rPr>
+            <m:t>E=0.176</m:t>
+          </m:r>
+          <m:r>
+            <w:rPr>
+              <w:rFonts w:ascii="Cambria Math" w:hAnsi="Cambria Math"/>
+            </w:rPr>
+            <m:t xml:space="preserve"> Вт</m:t>
+          </m:r>
+          <m:r>
+            <w:rPr>
+              <w:rFonts w:ascii="Cambria Math" w:hAnsi="Cambria Math"/>
+            </w:rPr>
+            <m:t xml:space="preserve">*2 </m:t>
+          </m:r>
+          <m:r>
+            <w:rPr>
+              <w:rFonts w:ascii="Cambria Math" w:hAnsi="Cambria Math"/>
+            </w:rPr>
+            <m:t>с</m:t>
+          </m:r>
+          <m:r>
+            <w:rPr>
+              <w:rFonts w:ascii="Cambria Math" w:hAnsi="Cambria Math"/>
+            </w:rPr>
+            <m:t>≈0.35 Дж</m:t>
+          </m:r>
+        </m:oMath>
+      </m:oMathPara>
+    </w:p>
+    <w:p>
+      <w:pPr>
+        <w:rPr>
+          <w:rFonts w:eastAsiaTheme="minorEastAsia"/>
+        </w:rPr>
+      </w:pPr>
+      <w:r>
+        <w:rPr>
+          <w:rFonts w:eastAsiaTheme="minorEastAsia"/>
+        </w:rPr>
+        <w:t>При количестве операций:</w:t>
+      </w:r>
+    </w:p>
+    <w:p>
+      <m:oMathPara>
+        <m:oMath>
+          <m:r>
+            <w:rPr>
+              <w:rFonts w:ascii="Cambria Math" w:hAnsi="Cambria Math"/>
+              <w:lang w:val="en-US"/>
+            </w:rPr>
+            <m:t>tota</m:t>
+          </m:r>
+          <m:sSub>
+            <m:sSubPr>
+              <m:ctrlPr>
+                <w:rPr>
+                  <w:rFonts w:ascii="Cambria Math" w:hAnsi="Cambria Math"/>
+                  <w:i/>
+                  <w:lang w:val="en-US"/>
+                </w:rPr>
+              </m:ctrlPr>
+            </m:sSubPr>
+            <m:e>
+              <m:r>
+                <w:rPr>
+                  <w:rFonts w:ascii="Cambria Math" w:hAnsi="Cambria Math"/>
+                  <w:lang w:val="en-US"/>
+                </w:rPr>
+                <m:t>l</m:t>
+              </m:r>
+            </m:e>
+            <m:sub>
+              <m:r>
+                <w:rPr>
+                  <w:rFonts w:ascii="Cambria Math" w:hAnsi="Cambria Math"/>
+                  <w:lang w:val="en-US"/>
+                </w:rPr>
+                <m:t>inst</m:t>
+              </m:r>
+            </m:sub>
+          </m:sSub>
+          <m:r>
+            <w:rPr>
+              <w:rFonts w:ascii="Cambria Math" w:hAnsi="Cambria Math"/>
+            </w:rPr>
+            <m:t>=</m:t>
+          </m:r>
+          <m:r>
+            <w:rPr>
+              <w:rFonts w:ascii="Cambria Math" w:hAnsi="Cambria Math"/>
+            </w:rPr>
+            <m:t>7</m:t>
+          </m:r>
+          <m:r>
+            <w:rPr>
+              <w:rFonts w:ascii="Cambria Math" w:hAnsi="Cambria Math"/>
+            </w:rPr>
+            <m:t>.</m:t>
+          </m:r>
+          <m:r>
+            <w:rPr>
+              <w:rFonts w:ascii="Cambria Math" w:hAnsi="Cambria Math"/>
+            </w:rPr>
+            <m:t>6</m:t>
+          </m:r>
+          <m:r>
+            <w:rPr>
+              <w:rFonts w:ascii="Cambria Math" w:hAnsi="Cambria Math"/>
+            </w:rPr>
+            <m:t>e6</m:t>
+          </m:r>
+          <m:r>
+            <w:br/>
+          </m:r>
+        </m:oMath>
+      </m:oMathPara>
+      <w:r>
+        <w:t xml:space="preserve">  </w:t>
+      </w:r>
+      <w:r>
+        <w:br/>
+        <w:t xml:space="preserve">Затраченная энергия контроллером памяти и шинами около 0.1 Дж. При выполнении </w:t>
+      </w:r>
+      <w:r>
+        <w:rPr>
+          <w:lang w:val="en-US"/>
+        </w:rPr>
+        <w:t>IPC</w:t>
+      </w:r>
+      <w:r>
+        <w:t xml:space="preserve"> </w:t>
+      </w:r>
+      <w:r>
+        <w:t>б</w:t>
+      </w:r>
+      <w:r>
+        <w:t>ыло на уровне 0.85. (Энергопотребление</w:t>
+      </w:r>
+      <w:r>
+        <w:t xml:space="preserve"> ядра </w:t>
+      </w:r>
+      <w:r>
+        <w:t xml:space="preserve">реальных </w:t>
+      </w:r>
+      <w:r>
+        <w:t>встроенн</w:t>
+      </w:r>
+      <w:r>
+        <w:t xml:space="preserve">ых </w:t>
+      </w:r>
+      <w:r>
+        <w:t>процессор</w:t>
+      </w:r>
+      <w:r>
+        <w:t>ов</w:t>
+      </w:r>
+      <w:r>
+        <w:t xml:space="preserve"> (ARM </w:t>
+      </w:r>
+      <w:proofErr w:type="spellStart"/>
+      <w:r>
+        <w:t>Cortex</w:t>
+      </w:r>
+      <w:proofErr w:type="spellEnd"/>
+      <w:r>
+        <w:t>-A, RISC-V) или мобильн</w:t>
+      </w:r>
+      <w:r>
+        <w:t>ых</w:t>
+      </w:r>
+      <w:r>
+        <w:t xml:space="preserve"> яд</w:t>
+      </w:r>
+      <w:r>
+        <w:t>ер</w:t>
+      </w:r>
+      <w:r>
+        <w:t>, работающ</w:t>
+      </w:r>
+      <w:r>
+        <w:t>их</w:t>
+      </w:r>
+      <w:r>
+        <w:t xml:space="preserve"> на 1 ГГц </w:t>
+      </w:r>
+      <w:r>
+        <w:t xml:space="preserve">примерно </w:t>
+      </w:r>
+      <w:r>
+        <w:t>1-5 Вт</w:t>
+      </w:r>
+      <w:r>
+        <w:t xml:space="preserve"> </w:t>
+      </w:r>
+      <w:r>
+        <w:t xml:space="preserve">при </w:t>
+      </w:r>
+      <w:r>
+        <w:t xml:space="preserve">пиковой </w:t>
+      </w:r>
+      <w:r>
+        <w:t>нагрузке)</w:t>
+      </w:r>
+    </w:p>
+    <w:p>
+      <w:pPr>
+        <w:pStyle w:val="2"/>
+        <w:jc w:val="both"/>
+      </w:pPr>
+      <w:r>
+        <w:t xml:space="preserve">Разница с </w:t>
+      </w:r>
+      <w:proofErr w:type="spellStart"/>
+      <w:r>
+        <w:t>инференсом</w:t>
+      </w:r>
+      <w:proofErr w:type="spellEnd"/>
+      <w:r>
+        <w:t xml:space="preserve"> импульсной нейронной сети в общем случае обусловлена тем, что формальная нейронная сети подразумевает только перемножение входных данных на веса слове сети и использование какой-либо функции на выходе для получения вероятности. Программная симуляция импульсной нейронной сети по мимо перемножения входных данных на веса подразумевает моделирования нейронов, накопления ими заряда, проверку и обработку их срабатывания в случае превышения порогового потенциала (так же другие </w:t>
+      </w:r>
+      <w:proofErr w:type="spellStart"/>
+      <w:r>
+        <w:t>био</w:t>
+      </w:r>
+      <w:proofErr w:type="spellEnd"/>
+      <w:r>
+        <w:t xml:space="preserve">-реалистичные механизмы, в зависимости от архитектуры </w:t>
+      </w:r>
+      <w:proofErr w:type="spellStart"/>
+      <w:r>
+        <w:t>нейросети</w:t>
+      </w:r>
+      <w:proofErr w:type="spellEnd"/>
+      <w:r>
+        <w:t xml:space="preserve">). Таким образом с программно-алгоритмической точки зрения эффективность получается сильно ниже, чем у формальных </w:t>
+      </w:r>
+      <w:proofErr w:type="spellStart"/>
+      <w:r>
+        <w:t>нейросетей</w:t>
+      </w:r>
+      <w:proofErr w:type="spellEnd"/>
+      <w:r>
+        <w:t>.</w:t>
+      </w:r>
+      <w:r>
+        <w:br/>
+      </w:r>
+      <w:r>
+        <w:br/>
+      </w:r>
+      <w:r>
+        <w:br/>
+      </w:r>
+      <w:bookmarkStart w:id="3" w:name="_Toc227930989"/>
+      <w:r>
+        <w:t xml:space="preserve">1.2 Формальная </w:t>
+      </w:r>
+      <w:proofErr w:type="spellStart"/>
+      <w:r>
+        <w:t>нейросеть</w:t>
+      </w:r>
+      <w:bookmarkEnd w:id="3"/>
+      <w:proofErr w:type="spellEnd"/>
+    </w:p>
+    <w:p>
+      <w:pPr>
+        <w:rPr>
+          <w:noProof/>
+          <w:lang w:eastAsia="ru-RU"/>
+        </w:rPr>
+      </w:pPr>
+      <w:r>
+        <w:rPr>
+          <w:noProof/>
+          <w:lang w:eastAsia="ru-RU"/>
+        </w:rPr>
+        <w:t>На аналогичной задаче проводилась симуляция формальной нейронной сети с архитектурой перцептрона (784х32х10). Конфигурация системы соответствовала рис.1</w:t>
+      </w:r>
+      <w:r>
+        <w:rPr>
+          <w:noProof/>
+          <w:lang w:eastAsia="ru-RU"/>
+        </w:rPr>
+        <w:t>.</w:t>
+      </w:r>
+      <w:r>
+        <w:rPr>
+          <w:noProof/>
+          <w:lang w:eastAsia="ru-RU"/>
+        </w:rPr>
+        <w:br/>
+        <w:t>Средне</w:t>
+      </w:r>
+      <w:r>
+        <w:rPr>
+          <w:noProof/>
+          <w:lang w:eastAsia="ru-RU"/>
+        </w:rPr>
+        <w:t>е</w:t>
+      </w:r>
+      <w:r>
+        <w:rPr>
+          <w:noProof/>
+          <w:lang w:eastAsia="ru-RU"/>
+        </w:rPr>
+        <w:t xml:space="preserve"> </w:t>
+      </w:r>
+      <w:r>
+        <w:rPr>
+          <w:noProof/>
+          <w:lang w:eastAsia="ru-RU"/>
+        </w:rPr>
+        <w:t>потребление</w:t>
+      </w:r>
+      <w:r>
+        <w:rPr>
+          <w:noProof/>
+          <w:lang w:eastAsia="ru-RU"/>
+        </w:rPr>
+        <w:t xml:space="preserve"> </w:t>
+      </w:r>
+      <w:r>
+        <w:rPr>
+          <w:noProof/>
+          <w:lang w:eastAsia="ru-RU"/>
+        </w:rPr>
+        <w:t>процессора</w:t>
+      </w:r>
+      <w:r>
+        <w:rPr>
+          <w:noProof/>
+          <w:lang w:eastAsia="ru-RU"/>
+        </w:rPr>
+        <w:t xml:space="preserve"> 0.15 Вт, при времени выполнения 0.08</w:t>
+      </w:r>
+      <w:r>
+        <w:rPr>
+          <w:noProof/>
+          <w:lang w:eastAsia="ru-RU"/>
+        </w:rPr>
+        <w:t xml:space="preserve"> </w:t>
+      </w:r>
+      <w:r>
+        <w:rPr>
+          <w:noProof/>
+          <w:lang w:eastAsia="ru-RU"/>
+        </w:rPr>
+        <w:t>с, соотвтетсвено затраченная энергия:</w:t>
+      </w:r>
+    </w:p>
+    <w:p>
+      <w:pPr>
+        <w:rPr>
+          <w:b/>
+          <w:noProof/>
+          <w:lang w:eastAsia="ru-RU"/>
+        </w:rPr>
+      </w:pPr>
+      <m:oMathPara>
+        <m:oMath>
+          <m:r>
+            <w:rPr>
+              <w:rFonts w:ascii="Cambria Math" w:hAnsi="Cambria Math"/>
+            </w:rPr>
+            <m:t>E=0.</m:t>
+          </m:r>
+          <m:r>
+            <w:rPr>
+              <w:rFonts w:ascii="Cambria Math" w:hAnsi="Cambria Math"/>
+            </w:rPr>
+            <m:t>15</m:t>
+          </m:r>
+          <m:r>
+            <w:rPr>
+              <w:rFonts w:ascii="Cambria Math" w:hAnsi="Cambria Math"/>
+            </w:rPr>
+            <m:t xml:space="preserve"> Вт*</m:t>
+          </m:r>
+          <m:r>
+            <w:rPr>
+              <w:rFonts w:ascii="Cambria Math" w:hAnsi="Cambria Math"/>
+            </w:rPr>
+            <m:t>0.08</m:t>
+          </m:r>
+          <m:r>
+            <w:rPr>
+              <w:rFonts w:ascii="Cambria Math" w:hAnsi="Cambria Math"/>
+            </w:rPr>
+            <m:t xml:space="preserve"> с≈0.</m:t>
+          </m:r>
+          <m:r>
+            <w:rPr>
+              <w:rFonts w:ascii="Cambria Math" w:hAnsi="Cambria Math"/>
+            </w:rPr>
+            <m:t>012</m:t>
+          </m:r>
+          <m:r>
+            <w:rPr>
+              <w:rFonts w:ascii="Cambria Math" w:hAnsi="Cambria Math"/>
+            </w:rPr>
+            <m:t xml:space="preserve"> Дж</m:t>
+          </m:r>
+          <m:r>
+            <w:rPr>
+              <w:rFonts w:eastAsiaTheme="minorEastAsia"/>
+              <w:noProof/>
+            </w:rPr>
+            <w:br/>
+          </m:r>
+        </m:oMath>
+      </m:oMathPara>
+    </w:p>
+    <w:p>
+      <w:bookmarkStart w:id="4" w:name="_Toc227862250"/>
+      <w:bookmarkStart w:id="5" w:name="_Toc227930990"/>
+      <w:r>
+        <w:rPr>
+          <w:rStyle w:val="10"/>
+        </w:rPr>
+        <w:t>2</w:t>
+      </w:r>
+      <w:r>
+        <w:rPr>
+          <w:rStyle w:val="10"/>
+        </w:rPr>
+        <w:t xml:space="preserve">. </w:t>
+      </w:r>
+      <w:bookmarkEnd w:id="4"/>
+      <w:r>
+        <w:rPr>
+          <w:rStyle w:val="10"/>
+        </w:rPr>
+        <w:t>Обучение</w:t>
+      </w:r>
+      <w:bookmarkEnd w:id="5"/>
+      <w:r>
+        <w:rPr>
+          <w:rStyle w:val="10"/>
+        </w:rPr>
+        <w:br/>
+      </w:r>
+    </w:p>
+    <w:p>
+      <w:pPr>
+        <w:rPr>
+          <w:rStyle w:val="20"/>
+        </w:rPr>
+      </w:pPr>
+      <w:bookmarkStart w:id="6" w:name="_Toc227930991"/>
+      <w:r>
+        <w:rPr>
+          <w:rStyle w:val="20"/>
+        </w:rPr>
+        <w:t xml:space="preserve">2.1 Импульсная </w:t>
+      </w:r>
+      <w:proofErr w:type="spellStart"/>
+      <w:r>
+        <w:rPr>
+          <w:rStyle w:val="20"/>
+        </w:rPr>
+        <w:t>нейросеть</w:t>
+      </w:r>
+      <w:bookmarkEnd w:id="6"/>
+      <w:proofErr w:type="spellEnd"/>
+    </w:p>
+    <w:p>
+      <w:r>
+        <w:t>--------</w:t>
+      </w:r>
+    </w:p>
+    <w:p>
+      <w:bookmarkStart w:id="7" w:name="_Toc227930992"/>
+      <w:r>
+        <w:t xml:space="preserve">2.2 Формальная </w:t>
+      </w:r>
+      <w:proofErr w:type="spellStart"/>
+      <w:r>
+        <w:t>нейросеть</w:t>
+      </w:r>
+      <w:bookmarkEnd w:id="7"/>
+      <w:proofErr w:type="spellEnd"/>
+    </w:p>
+    <w:p>
+      <w:pPr>
+        <w:jc w:val="both"/>
+        <w:rPr>
+          <w:lang w:val="en-US"/>
+        </w:rPr>
+      </w:pPr>
+      <w:r>
+        <w:t xml:space="preserve">Обучение формальной нейронной сети может быть реализовано различными способами. Для теста был выбран метод градиентного спуска (с </w:t>
+      </w:r>
+      <w:proofErr w:type="spellStart"/>
+      <w:r>
+        <w:t>батчами</w:t>
+      </w:r>
+      <w:proofErr w:type="spellEnd"/>
+      <w:r>
+        <w:t xml:space="preserve">, </w:t>
+      </w:r>
+      <w:proofErr w:type="spellStart"/>
+      <w:r>
+        <w:t>Batch</w:t>
+      </w:r>
+      <w:proofErr w:type="spellEnd"/>
+      <w:r>
+        <w:t> </w:t>
+      </w:r>
+      <w:proofErr w:type="spellStart"/>
+      <w:r>
+        <w:t>gradient</w:t>
+      </w:r>
+      <w:proofErr w:type="spellEnd"/>
+      <w:r>
+        <w:t> </w:t>
+      </w:r>
+      <w:proofErr w:type="spellStart"/>
+      <w:r>
+        <w:t>descent</w:t>
+      </w:r>
+      <w:proofErr w:type="spellEnd"/>
+      <w:r>
+        <w:t>), т.к. не требует вычисления градиентов после каждого обучающего экземпляра данных и позволяет балансировать количество</w:t>
+      </w:r>
+      <w:r>
+        <w:t xml:space="preserve"> вычислений и эффективность обу</w:t>
+      </w:r>
+      <w:r>
+        <w:t>чения.</w:t>
+      </w:r>
+      <w:r>
+        <w:br/>
+      </w:r>
+      <w:r>
+        <w:t xml:space="preserve">Конфигурация системы соответствовала рис. 1. Симулировалась одна эпоха на 6000- изображениях с </w:t>
+      </w:r>
+      <w:proofErr w:type="spellStart"/>
+      <w:r>
+        <w:rPr>
+          <w:lang w:val="en-US"/>
+        </w:rPr>
+        <w:t>batch_size</w:t>
+      </w:r>
+      <w:proofErr w:type="spellEnd"/>
+      <w:r>
+        <w:rPr>
+          <w:lang w:val="en-US"/>
+        </w:rPr>
+        <w:t xml:space="preserve">=2500. </w:t>
+      </w:r>
+    </w:p>
+    <w:p>
+      <w:pPr>
+        <w:jc w:val="both"/>
+      </w:pPr>
+      <w:r>
+        <w:t xml:space="preserve">Время выполнение составило </w:t>
+      </w:r>
+      <w:r>
+        <w:t>16.4 секунды, со средней потребляемой мощностью 0.2 Вт, когда энергия, затрачиваемая на одну эпоху, (для обучения до 85 и более процентом нужно больше</w:t>
+      </w:r>
+      <w:r>
+        <w:t xml:space="preserve"> 10 </w:t>
+      </w:r>
+      <w:r>
+        <w:t>эпох) составила:</w:t>
+      </w:r>
+    </w:p>
+    <w:p>
+      <w:pPr>
+        <w:jc w:val="both"/>
+      </w:pPr>
+      <m:oMathPara>
+        <m:oMath>
+          <m:r>
+            <w:rPr>
+              <w:rFonts w:ascii="Cambria Math" w:hAnsi="Cambria Math"/>
+            </w:rPr>
+            <m:t>E=0.</m:t>
+          </m:r>
+          <m:r>
+            <w:rPr>
+              <w:rFonts w:ascii="Cambria Math" w:hAnsi="Cambria Math"/>
+            </w:rPr>
+            <m:t>2</m:t>
+          </m:r>
+          <m:r>
+            <w:rPr>
+              <w:rFonts w:ascii="Cambria Math" w:hAnsi="Cambria Math"/>
+            </w:rPr>
+            <m:t xml:space="preserve"> Вт*</m:t>
+          </m:r>
+          <m:r>
+            <w:rPr>
+              <w:rFonts w:ascii="Cambria Math" w:hAnsi="Cambria Math"/>
+            </w:rPr>
+            <m:t>16.4</m:t>
+          </m:r>
+          <m:r>
+            <w:rPr>
+              <w:rFonts w:ascii="Cambria Math" w:hAnsi="Cambria Math"/>
+            </w:rPr>
+            <m:t xml:space="preserve"> с≈</m:t>
+          </m:r>
+          <m:r>
+            <w:rPr>
+              <w:rFonts w:ascii="Cambria Math" w:hAnsi="Cambria Math"/>
+            </w:rPr>
+            <m:t>3.3</m:t>
+          </m:r>
+          <m:r>
+            <w:rPr>
+              <w:rFonts w:ascii="Cambria Math" w:hAnsi="Cambria Math"/>
+            </w:rPr>
+            <m:t xml:space="preserve"> Дж</m:t>
+          </m:r>
+        </m:oMath>
+      </m:oMathPara>
+    </w:p>
+    <w:p>
+      <w:pPr>
+        <w:jc w:val="both"/>
+      </w:pPr>
+      <w:r>
+        <w:lastRenderedPageBreak/>
+        <w:t>Долгое время выполнения</w:t>
+      </w:r>
+      <w:r>
+        <w:t xml:space="preserve"> и низкая эффективность (</w:t>
+      </w:r>
+      <w:r>
+        <w:rPr>
+          <w:lang w:val="en-US"/>
+        </w:rPr>
+        <w:t>IPC</w:t>
+      </w:r>
+      <w:r>
+        <w:t>=0.11</w:t>
+      </w:r>
+      <w:r>
+        <w:t>)</w:t>
+      </w:r>
+      <w:r>
+        <w:t xml:space="preserve"> обусловлен</w:t>
+      </w:r>
+      <w:r>
+        <w:t>ы</w:t>
+      </w:r>
+      <w:r>
+        <w:t xml:space="preserve"> </w:t>
+      </w:r>
+      <w:r>
+        <w:t>плохой</w:t>
+      </w:r>
+      <w:r>
+        <w:t xml:space="preserve"> оптимизацией кода и характеристик системы. Большая часть времени по сути уходит ожидание данных из памяти, о чем говорит большое количество промахов по </w:t>
+      </w:r>
+      <w:r>
+        <w:rPr>
+          <w:lang w:val="en-US"/>
+        </w:rPr>
+        <w:t>L</w:t>
+      </w:r>
+      <w:r>
+        <w:t xml:space="preserve">1 </w:t>
+      </w:r>
+      <w:r>
+        <w:rPr>
+          <w:lang w:val="en-US"/>
+        </w:rPr>
+        <w:t>data</w:t>
+      </w:r>
+      <w:r>
+        <w:t xml:space="preserve"> </w:t>
+      </w:r>
+      <w:proofErr w:type="spellStart"/>
+      <w:r>
+        <w:t>кешу</w:t>
+      </w:r>
+      <w:proofErr w:type="spellEnd"/>
+      <w:r>
+        <w:t xml:space="preserve">. </w:t>
+      </w:r>
+    </w:p>
+    <w:p>
+      <w:pPr>
+        <w:jc w:val="both"/>
+      </w:pPr>
+      <w:r>
+        <w:t>Соответственно оптимизацию можно проводить в двух направлениях – эффективность кода и архитектуры системы.</w:t>
+      </w:r>
+    </w:p>
+    <w:p>
+      <w:pPr>
+        <w:jc w:val="both"/>
+      </w:pPr>
+      <w:r>
+        <w:br/>
+      </w:r>
+      <w:r>
+        <w:rPr>
+          <w:b/>
+          <w:i/>
+        </w:rPr>
+        <w:t>Оптимизация архитектуры</w:t>
+      </w:r>
+      <w:r>
+        <w:rPr>
+          <w:b/>
+          <w:i/>
+        </w:rPr>
+        <w:t xml:space="preserve">. </w:t>
+      </w:r>
+    </w:p>
+    <w:p>
+      <w:pPr>
+        <w:jc w:val="both"/>
+      </w:pPr>
+      <w:r>
+        <w:t xml:space="preserve">Наиболее прямолинейный вариант – это увеличить размер </w:t>
+      </w:r>
+      <w:proofErr w:type="spellStart"/>
+      <w:r>
+        <w:t>кешей</w:t>
+      </w:r>
+      <w:proofErr w:type="spellEnd"/>
+      <w:r>
+        <w:t xml:space="preserve"> и добавить </w:t>
+      </w:r>
+      <w:r>
+        <w:rPr>
+          <w:lang w:val="en-US"/>
+        </w:rPr>
+        <w:t>L</w:t>
+      </w:r>
+      <w:r>
+        <w:t xml:space="preserve">2 </w:t>
+      </w:r>
+      <w:proofErr w:type="spellStart"/>
+      <w:r>
+        <w:t>кеш</w:t>
+      </w:r>
+      <w:proofErr w:type="spellEnd"/>
+      <w:r>
+        <w:t xml:space="preserve">, что уменьшит количество промахов по </w:t>
+      </w:r>
+      <w:r>
+        <w:rPr>
+          <w:lang w:val="en-US"/>
+        </w:rPr>
+        <w:t>L</w:t>
+      </w:r>
+      <w:r>
+        <w:t xml:space="preserve">1 </w:t>
+      </w:r>
+      <w:proofErr w:type="spellStart"/>
+      <w:r>
+        <w:t>кешу</w:t>
+      </w:r>
+      <w:proofErr w:type="spellEnd"/>
+      <w:r>
+        <w:t xml:space="preserve"> и время получения данных в случае их появления.</w:t>
+      </w:r>
+    </w:p>
+    <w:p>
+      <w:pPr>
+        <w:jc w:val="center"/>
+      </w:pPr>
+      <w:r>
+        <w:drawing>
+          <wp:inline distT="0" distB="0" distL="0" distR="0" wp14:anchorId="069E290A" wp14:editId="20FBD382">
+            <wp:extent cx="4833514" cy="4159250"/>
+            <wp:effectExtent l="0" t="0" r="5715" b="0"/>
+            <wp:docPr id="1" name="Рисунок 1"/>
+            <wp:cNvGraphicFramePr>
+              <a:graphicFrameLocks xmlns:a="http://schemas.openxmlformats.org/drawingml/2006/main" noChangeAspect="1"/>
+            </wp:cNvGraphicFramePr>
+            <a:graphic xmlns:a="http://schemas.openxmlformats.org/drawingml/2006/main">
+              <a:graphicData uri="http://schemas.openxmlformats.org/drawingml/2006/picture">
+                <pic:pic xmlns:pic="http://schemas.openxmlformats.org/drawingml/2006/picture">
+                  <pic:nvPicPr>
+                    <pic:cNvPr id="1" name=""/>
+                    <pic:cNvPicPr/>
+                  </pic:nvPicPr>
+                  <pic:blipFill>
+                    <a:blip r:embed="rId6"/>
+                    <a:stretch>
+                      <a:fillRect/>
+                    </a:stretch>
+                  </pic:blipFill>
+                  <pic:spPr>
+                    <a:xfrm>
+                      <a:off x="0" y="0"/>
+                      <a:ext cx="4839576" cy="4164466"/>
+                    </a:xfrm>
+                    <a:prstGeom prst="rect">
+                      <a:avLst/>
+                    </a:prstGeom>
+                  </pic:spPr>
+                </pic:pic>
+              </a:graphicData>
+            </a:graphic>
+          </wp:inline>
+        </w:drawing>
+      </w:r>
+    </w:p>
+    <w:p>
+      <w:r>
+        <w:t xml:space="preserve">Время выполнение той же </w:t>
+      </w:r>
+      <w:r>
+        <w:t xml:space="preserve">самой </w:t>
+      </w:r>
+      <w:r>
+        <w:t>программы сократилось в 2.7 раз, до 6.17 секунд</w:t>
+      </w:r>
+      <w:r>
+        <w:t xml:space="preserve">, с </w:t>
+      </w:r>
+      <w:r>
+        <w:rPr>
+          <w:lang w:val="en-US"/>
+        </w:rPr>
+        <w:t>IPC</w:t>
+      </w:r>
+      <w:r>
+        <w:t xml:space="preserve"> = 0.3.</w:t>
+      </w:r>
+      <w:r>
+        <w:br/>
+      </w:r>
+    </w:p>
+    <w:p>
+      <w:r>
+        <w:br/>
+      </w:r>
+      <w:bookmarkStart w:id="8" w:name="_Toc227862251"/>
+      <w:bookmarkStart w:id="9" w:name="_Toc227930993"/>
+      <w:r>
+        <w:rPr>
+          <w:rStyle w:val="10"/>
+        </w:rPr>
+        <w:t>3</w:t>
+      </w:r>
+      <w:r>
+        <w:rPr>
+          <w:rStyle w:val="10"/>
+        </w:rPr>
+        <w:t xml:space="preserve">. </w:t>
+      </w:r>
+      <w:r>
+        <w:rPr>
+          <w:rStyle w:val="10"/>
+        </w:rPr>
+        <w:t>Симуляция аналогово</w:t>
+      </w:r>
+      <w:r>
+        <w:rPr>
+          <w:rStyle w:val="10"/>
+        </w:rPr>
+        <w:t>й импульсной нейронной сети</w:t>
+      </w:r>
+      <w:bookmarkEnd w:id="8"/>
+      <w:bookmarkEnd w:id="9"/>
+      <w:r>
+        <w:rPr>
+          <w:rStyle w:val="10"/>
+        </w:rPr>
+        <w:br/>
+      </w:r>
+    </w:p>
+    <w:p>
+      <w:pPr>
+        <w:rPr>
+          <w:b/>
+        </w:rPr>
+      </w:pPr>
+      <w:r>
+        <w:rPr>
+          <w:b/>
+        </w:rPr>
+        <w:t xml:space="preserve">Расчёт энергии затрачиваемой </w:t>
+      </w:r>
+      <w:proofErr w:type="spellStart"/>
+      <w:r>
+        <w:rPr>
+          <w:b/>
+        </w:rPr>
+        <w:t>кроссбар</w:t>
+      </w:r>
+      <w:proofErr w:type="spellEnd"/>
+      <w:r>
+        <w:rPr>
+          <w:b/>
+        </w:rPr>
+        <w:t>-массивом</w:t>
+      </w:r>
+    </w:p>
+    <w:p>
+      <w:r>
+        <w:t xml:space="preserve">Для одного элемента </w:t>
+      </w:r>
+      <w:proofErr w:type="spellStart"/>
+      <w:r>
+        <w:t>кроссбар</w:t>
+      </w:r>
+      <w:proofErr w:type="spellEnd"/>
+      <w:r>
+        <w:t>-массива (</w:t>
+      </w:r>
+      <w:proofErr w:type="spellStart"/>
+      <w:r>
+        <w:t>мемристора</w:t>
+      </w:r>
+      <w:proofErr w:type="spellEnd"/>
+      <w:r>
+        <w:t xml:space="preserve"> или соединительной линии) энергия за время одного импульса:</w:t>
       </w:r>
     </w:p>
     <w:p>
@@ -212,10 +2101,7 @@
     </w:p>
     <w:p>
       <w:r>
-        <w:t>Тогда, суммарная энергия для все</w:t>
-      </w:r>
-      <w:r>
-        <w:t xml:space="preserve">х </w:t>
+        <w:t xml:space="preserve">Тогда, суммарная энергия для всех </w:t>
       </w:r>
       <w:proofErr w:type="spellStart"/>
       <w:r>
@@ -223,10 +2109,7 @@
       </w:r>
       <w:proofErr w:type="spellEnd"/>
       <w:r>
-        <w:t xml:space="preserve"> элементов</w:t>
-      </w:r>
-      <w:r>
-        <w:t xml:space="preserve"> </w:t>
+        <w:t xml:space="preserve"> элементов </w:t>
       </w:r>
       <w:proofErr w:type="spellStart"/>
       <w:r>
@@ -1240,995 +3123,48 @@
       </m:oMathPara>
     </w:p>
     <w:p>
-      <w:pPr>
-        <w:rPr>
-          <w:lang w:val="en-US"/>
-        </w:rPr>
-      </w:pPr>
-    </w:p>
-    <w:p>
-      <w:pPr>
-        <w:rPr>
-          <w:lang w:val="en-US"/>
-        </w:rPr>
-      </w:pPr>
-    </w:p>
-    <w:p>
-      <w:r>
-        <w:rPr>
-          <w:i/>
-        </w:rPr>
-        <w:lastRenderedPageBreak/>
-        <w:t>Результаты моделирования</w:t>
-      </w:r>
-      <w:r>
-        <w:rPr>
-          <w:i/>
-        </w:rPr>
-        <w:t xml:space="preserve"> на </w:t>
-      </w:r>
-      <w:r>
-        <w:rPr>
-          <w:i/>
-        </w:rPr>
-        <w:t xml:space="preserve"> </w:t>
-      </w:r>
-      <w:r>
-        <w:rPr>
-          <w:b/>
-          <w:sz w:val="28"/>
-          <w:lang w:val="en-US"/>
-        </w:rPr>
-        <w:t>gem</w:t>
-      </w:r>
-      <w:r>
-        <w:rPr>
-          <w:b/>
-          <w:sz w:val="28"/>
-        </w:rPr>
-        <w:t xml:space="preserve">5  </w:t>
-      </w:r>
       <w:r>
         <w:br/>
       </w:r>
       <w:r>
-        <w:rPr>
-          <w:noProof/>
-          <w:lang w:eastAsia="ru-RU"/>
-        </w:rPr>
-        <w:drawing>
-          <wp:inline distT="0" distB="0" distL="0" distR="0" wp14:anchorId="2ECA0122" wp14:editId="6A09B468">
-            <wp:extent cx="5037826" cy="2667813"/>
-            <wp:effectExtent l="0" t="0" r="0" b="0"/>
-            <wp:docPr id="2" name="Рисунок 2"/>
-            <wp:cNvGraphicFramePr>
-              <a:graphicFrameLocks xmlns:a="http://schemas.openxmlformats.org/drawingml/2006/main" noChangeAspect="1"/>
-            </wp:cNvGraphicFramePr>
-            <a:graphic xmlns:a="http://schemas.openxmlformats.org/drawingml/2006/main">
-              <a:graphicData uri="http://schemas.openxmlformats.org/drawingml/2006/picture">
-                <pic:pic xmlns:pic="http://schemas.openxmlformats.org/drawingml/2006/picture">
-                  <pic:nvPicPr>
-                    <pic:cNvPr id="1" name=""/>
-                    <pic:cNvPicPr/>
-                  </pic:nvPicPr>
-                  <pic:blipFill>
-                    <a:blip r:embed="rId4"/>
-                    <a:stretch>
-                      <a:fillRect/>
-                    </a:stretch>
-                  </pic:blipFill>
-                  <pic:spPr>
-                    <a:xfrm>
-                      <a:off x="0" y="0"/>
-                      <a:ext cx="5055178" cy="2677002"/>
-                    </a:xfrm>
-                    <a:prstGeom prst="rect">
-                      <a:avLst/>
-                    </a:prstGeom>
-                  </pic:spPr>
-                </pic:pic>
-              </a:graphicData>
-            </a:graphic>
-          </wp:inline>
-        </w:drawing>
-      </w:r>
-    </w:p>
-    <w:p>
-      <w:pPr>
-        <w:rPr>
-          <w:rStyle w:val="a4"/>
-          <w:b w:val="0"/>
-          <w:bCs w:val="0"/>
-        </w:rPr>
-      </w:pPr>
+        <w:t>сгенерированные импульсы нейронами 247</w:t>
+      </w:r>
       <w:r>
         <w:br/>
-        <w:t xml:space="preserve">Рассчитанная симулятором энергия по </w:t>
-      </w:r>
-      <w:r>
-        <w:rPr>
-          <w:lang w:val="en-US"/>
-        </w:rPr>
-        <w:t>DRAM</w:t>
+        <w:t>количество сравнений с порогом 1250</w:t>
       </w:r>
       <w:r>
         <w:br/>
       </w:r>
+      <w:proofErr w:type="spellStart"/>
+      <w:r>
+        <w:t>Кроссбар</w:t>
+      </w:r>
+      <w:proofErr w:type="spellEnd"/>
+      <w:r>
+        <w:t xml:space="preserve"> суммарная 317722 нДж  кол во проходов 1250  средняя 254</w:t>
+      </w:r>
       <w:r>
         <w:br/>
       </w:r>
-      <m:oMathPara>
-        <m:oMath>
-          <m:sSub>
-            <m:sSubPr>
-              <m:ctrlPr>
-                <w:rPr>
-                  <w:rFonts w:ascii="Cambria Math" w:hAnsi="Cambria Math"/>
-                  <w:i/>
-                </w:rPr>
-              </m:ctrlPr>
-            </m:sSubPr>
-            <m:e>
-              <m:r>
-                <w:rPr>
-                  <w:rFonts w:ascii="Cambria Math" w:hAnsi="Cambria Math"/>
-                </w:rPr>
-                <m:t>E</m:t>
-              </m:r>
-            </m:e>
-            <m:sub>
-              <m:r>
-                <w:rPr>
-                  <w:rFonts w:ascii="Cambria Math" w:hAnsi="Cambria Math"/>
-                </w:rPr>
-                <m:t>memory</m:t>
-              </m:r>
-            </m:sub>
-          </m:sSub>
-          <m:r>
-            <w:rPr>
-              <w:rFonts w:ascii="Cambria Math" w:hAnsi="Cambria Math"/>
-            </w:rPr>
-            <m:t>=</m:t>
-          </m:r>
-          <m:r>
-            <m:rPr>
-              <m:sty m:val="p"/>
-            </m:rPr>
-            <w:rPr>
-              <w:rStyle w:val="a4"/>
-              <w:rFonts w:ascii="Cambria Math" w:hAnsi="Cambria Math" w:cs="Segoe UI"/>
-              <w:color w:val="0F1115"/>
-              <w:sz w:val="23"/>
-              <w:szCs w:val="23"/>
-              <w:shd w:val="clear" w:color="auto" w:fill="FFFFFF"/>
-            </w:rPr>
-            <m:t>1.956 Дж</m:t>
-          </m:r>
-        </m:oMath>
-      </m:oMathPara>
-    </w:p>
-    <w:p>
-      <w:pPr>
-        <w:rPr>
-          <w:rFonts w:ascii="Cambria Math" w:eastAsiaTheme="minorEastAsia" w:hAnsi="Cambria Math"/>
-          <w:oMath/>
-        </w:rPr>
-      </w:pPr>
-      <w:r>
-        <w:rPr>
-          <w:rStyle w:val="a4"/>
-          <w:rFonts w:eastAsiaTheme="minorEastAsia"/>
-          <w:b w:val="0"/>
-          <w:bCs w:val="0"/>
-        </w:rPr>
-        <w:t>Количество</w:t>
-      </w:r>
-      <w:r>
-        <w:rPr>
-          <w:rStyle w:val="a4"/>
-          <w:rFonts w:eastAsiaTheme="minorEastAsia"/>
-          <w:b w:val="0"/>
-          <w:bCs w:val="0"/>
-        </w:rPr>
-        <w:t xml:space="preserve"> </w:t>
-      </w:r>
-      <w:r>
-        <w:rPr>
-          <w:rStyle w:val="a4"/>
-          <w:rFonts w:eastAsiaTheme="minorEastAsia"/>
-          <w:b w:val="0"/>
-          <w:bCs w:val="0"/>
-          <w:lang w:val="en-US"/>
-        </w:rPr>
-        <w:t>ALU</w:t>
-      </w:r>
-      <w:r>
-        <w:rPr>
-          <w:rStyle w:val="a4"/>
-          <w:rFonts w:eastAsiaTheme="minorEastAsia"/>
-          <w:b w:val="0"/>
-          <w:bCs w:val="0"/>
-        </w:rPr>
-        <w:t xml:space="preserve"> </w:t>
-      </w:r>
-      <w:r>
-        <w:rPr>
-          <w:rStyle w:val="a4"/>
-          <w:rFonts w:eastAsiaTheme="minorEastAsia"/>
-          <w:b w:val="0"/>
-          <w:bCs w:val="0"/>
-        </w:rPr>
-        <w:t>инструкций</w:t>
-      </w:r>
-      <w:r>
-        <w:rPr>
-          <w:rStyle w:val="a4"/>
-          <w:rFonts w:eastAsiaTheme="minorEastAsia"/>
-          <w:b w:val="0"/>
-          <w:bCs w:val="0"/>
-        </w:rPr>
-        <w:t>:</w:t>
-      </w:r>
-      <w:r>
-        <w:rPr>
-          <w:rFonts w:eastAsiaTheme="minorEastAsia"/>
-        </w:rPr>
+      <w:r>
         <w:br/>
-      </w:r>
-      <m:oMathPara>
-        <m:oMath>
-          <m:r>
-            <w:rPr>
-              <w:rFonts w:ascii="Cambria Math" w:eastAsiaTheme="minorEastAsia" w:hAnsi="Cambria Math"/>
-              <w:color w:val="0F1115"/>
-              <w:lang w:val="en-US"/>
-            </w:rPr>
-            <m:t>Energy</m:t>
-          </m:r>
-          <m:r>
-            <w:rPr>
-              <w:rFonts w:ascii="Cambria Math" w:eastAsiaTheme="minorEastAsia" w:hAnsi="Cambria Math"/>
-              <w:color w:val="0F1115"/>
-            </w:rPr>
-            <m:t>_</m:t>
-          </m:r>
-          <m:r>
-            <w:rPr>
-              <w:rFonts w:ascii="Cambria Math" w:eastAsiaTheme="minorEastAsia" w:hAnsi="Cambria Math"/>
-              <w:color w:val="0F1115"/>
-              <w:lang w:val="en-US"/>
-            </w:rPr>
-            <m:t>int</m:t>
-          </m:r>
-          <m:r>
-            <w:rPr>
-              <w:rFonts w:ascii="Cambria Math" w:eastAsiaTheme="minorEastAsia" w:hAnsi="Cambria Math"/>
-              <w:color w:val="0F1115"/>
-            </w:rPr>
-            <m:t>_</m:t>
-          </m:r>
-          <m:r>
-            <w:rPr>
-              <w:rFonts w:ascii="Cambria Math" w:eastAsiaTheme="minorEastAsia" w:hAnsi="Cambria Math"/>
-              <w:color w:val="0F1115"/>
-              <w:lang w:val="en-US"/>
-            </w:rPr>
-            <m:t>add</m:t>
-          </m:r>
-          <m:r>
-            <w:rPr>
-              <w:rFonts w:ascii="Cambria Math" w:eastAsiaTheme="minorEastAsia" w:hAnsi="Cambria Math"/>
-              <w:color w:val="0F1115"/>
-            </w:rPr>
-            <m:t xml:space="preserve"> = 1.618</m:t>
-          </m:r>
-          <m:r>
-            <w:rPr>
-              <w:rFonts w:ascii="Cambria Math" w:eastAsiaTheme="minorEastAsia" w:hAnsi="Cambria Math"/>
-              <w:color w:val="0F1115"/>
-              <w:lang w:val="en-US"/>
-            </w:rPr>
-            <m:t>e</m:t>
-          </m:r>
-          <m:r>
-            <w:rPr>
-              <w:rFonts w:ascii="Cambria Math" w:eastAsiaTheme="minorEastAsia" w:hAnsi="Cambria Math"/>
-              <w:color w:val="0F1115"/>
-            </w:rPr>
-            <m:t xml:space="preserve">9 × 0.015 </m:t>
-          </m:r>
-          <m:r>
-            <w:rPr>
-              <w:rFonts w:ascii="Cambria Math" w:eastAsiaTheme="minorEastAsia" w:hAnsi="Cambria Math"/>
-              <w:color w:val="0F1115"/>
-              <w:lang w:val="en-US"/>
-            </w:rPr>
-            <m:t>pJ</m:t>
-          </m:r>
-          <m:r>
-            <w:rPr>
-              <w:rFonts w:ascii="Cambria Math" w:eastAsiaTheme="minorEastAsia" w:hAnsi="Cambria Math"/>
-              <w:color w:val="0F1115"/>
-            </w:rPr>
-            <m:t xml:space="preserve"> = 24.27 </m:t>
-          </m:r>
-          <m:r>
-            <w:rPr>
-              <w:rFonts w:ascii="Cambria Math" w:eastAsiaTheme="minorEastAsia" w:hAnsi="Cambria Math"/>
-              <w:color w:val="0F1115"/>
-              <w:lang w:val="en-US"/>
-            </w:rPr>
-            <m:t>pJ</m:t>
-          </m:r>
-          <m:r>
-            <w:rPr>
-              <w:rFonts w:ascii="Cambria Math" w:eastAsiaTheme="minorEastAsia" w:hAnsi="Cambria Math"/>
-              <w:color w:val="0F1115"/>
-            </w:rPr>
-            <m:t xml:space="preserve"> (</m:t>
-          </m:r>
-          <m:r>
-            <w:rPr>
-              <w:rFonts w:ascii="Cambria Math" w:eastAsiaTheme="minorEastAsia" w:hAnsi="Cambria Math"/>
-              <w:color w:val="0F1115"/>
-              <w:lang w:val="en-US"/>
-            </w:rPr>
-            <m:t>INT</m:t>
-          </m:r>
-          <m:r>
-            <w:rPr>
-              <w:rFonts w:ascii="Cambria Math" w:eastAsiaTheme="minorEastAsia" w:hAnsi="Cambria Math"/>
-              <w:color w:val="0F1115"/>
-            </w:rPr>
-            <m:t xml:space="preserve">16 </m:t>
-          </m:r>
-          <m:r>
-            <w:rPr>
-              <w:rFonts w:ascii="Cambria Math" w:eastAsiaTheme="minorEastAsia" w:hAnsi="Cambria Math"/>
-              <w:color w:val="0F1115"/>
-              <w:lang w:val="en-US"/>
-            </w:rPr>
-            <m:t>addition</m:t>
-          </m:r>
-          <m:r>
-            <w:rPr>
-              <w:rFonts w:ascii="Cambria Math" w:eastAsiaTheme="minorEastAsia" w:hAnsi="Cambria Math"/>
-              <w:color w:val="0F1115"/>
-            </w:rPr>
-            <m:t>)</m:t>
-          </m:r>
-        </m:oMath>
-      </m:oMathPara>
-    </w:p>
-    <w:p>
-      <w:pPr>
-        <w:tabs>
-          <w:tab w:val="left" w:pos="916"/>
-          <w:tab w:val="left" w:pos="1832"/>
-          <w:tab w:val="left" w:pos="2748"/>
-          <w:tab w:val="left" w:pos="3664"/>
-          <w:tab w:val="left" w:pos="4580"/>
-          <w:tab w:val="left" w:pos="5496"/>
-          <w:tab w:val="left" w:pos="6412"/>
-          <w:tab w:val="left" w:pos="7328"/>
-          <w:tab w:val="left" w:pos="8244"/>
-          <w:tab w:val="left" w:pos="9160"/>
-          <w:tab w:val="left" w:pos="10076"/>
-          <w:tab w:val="left" w:pos="10992"/>
-          <w:tab w:val="left" w:pos="11908"/>
-          <w:tab w:val="left" w:pos="12824"/>
-          <w:tab w:val="left" w:pos="13740"/>
-          <w:tab w:val="left" w:pos="14656"/>
-        </w:tabs>
-        <w:wordWrap w:val="0"/>
-        <w:spacing w:after="0" w:line="330" w:lineRule="atLeast"/>
-        <w:rPr>
-          <w:rFonts w:eastAsiaTheme="minorEastAsia"/>
-          <w:color w:val="0F1115"/>
-          <w:sz w:val="20"/>
-          <w:szCs w:val="20"/>
-          <w:lang w:val="en-US" w:eastAsia="ru-RU"/>
-        </w:rPr>
-      </w:pPr>
-      <m:oMathPara>
-        <m:oMath>
-          <m:r>
-            <w:rPr>
-              <w:rFonts w:ascii="Cambria Math" w:eastAsiaTheme="minorEastAsia" w:hAnsi="Cambria Math"/>
-              <w:color w:val="0F1115"/>
-              <w:sz w:val="20"/>
-              <w:szCs w:val="20"/>
-              <w:lang w:val="en-US" w:eastAsia="ru-RU"/>
-            </w:rPr>
-            <m:t>Energy_int_mul = 1.114e6 × 0.37 pJ = 0.412 pJ (INT16 multiplication)</m:t>
-          </m:r>
-        </m:oMath>
-      </m:oMathPara>
-    </w:p>
-    <w:p>
-      <w:pPr>
-        <w:tabs>
-          <w:tab w:val="left" w:pos="916"/>
-          <w:tab w:val="left" w:pos="1832"/>
-          <w:tab w:val="left" w:pos="2748"/>
-          <w:tab w:val="left" w:pos="3664"/>
-          <w:tab w:val="left" w:pos="4580"/>
-          <w:tab w:val="left" w:pos="5496"/>
-          <w:tab w:val="left" w:pos="6412"/>
-          <w:tab w:val="left" w:pos="7328"/>
-          <w:tab w:val="left" w:pos="8244"/>
-          <w:tab w:val="left" w:pos="9160"/>
-          <w:tab w:val="left" w:pos="10076"/>
-          <w:tab w:val="left" w:pos="10992"/>
-          <w:tab w:val="left" w:pos="11908"/>
-          <w:tab w:val="left" w:pos="12824"/>
-          <w:tab w:val="left" w:pos="13740"/>
-          <w:tab w:val="left" w:pos="14656"/>
-        </w:tabs>
-        <w:wordWrap w:val="0"/>
-        <w:spacing w:after="0" w:line="330" w:lineRule="atLeast"/>
-        <w:rPr>
-          <w:rFonts w:eastAsiaTheme="minorEastAsia"/>
-          <w:color w:val="0F1115"/>
-          <w:sz w:val="20"/>
-          <w:szCs w:val="20"/>
-          <w:lang w:val="en-US" w:eastAsia="ru-RU"/>
-        </w:rPr>
-      </w:pPr>
-      <m:oMathPara>
-        <m:oMath>
-          <m:r>
-            <w:rPr>
-              <w:rFonts w:ascii="Cambria Math" w:eastAsiaTheme="minorEastAsia" w:hAnsi="Cambria Math"/>
-              <w:color w:val="0F1115"/>
-              <w:sz w:val="20"/>
-              <w:szCs w:val="20"/>
-              <w:lang w:val="en-US" w:eastAsia="ru-RU"/>
-            </w:rPr>
-            <m:t>Total = 24.68 pJ</m:t>
-          </m:r>
-          <m:r>
-            <w:rPr>
-              <w:rFonts w:ascii="Cambria Math" w:eastAsia="Times New Roman" w:hAnsi="Cambria Math" w:cs="Courier New"/>
-              <w:color w:val="0F1115"/>
-              <w:sz w:val="20"/>
-              <w:szCs w:val="20"/>
-              <w:lang w:val="en-US" w:eastAsia="ru-RU"/>
-            </w:rPr>
-            <m:t xml:space="preserve"> </m:t>
-          </m:r>
-          <m:r>
-            <m:rPr>
-              <m:sty m:val="p"/>
-            </m:rPr>
-            <w:rPr>
-              <w:rFonts w:ascii="Consolas" w:eastAsia="Times New Roman" w:hAnsi="Consolas" w:cs="Courier New"/>
-              <w:color w:val="0F1115"/>
-              <w:sz w:val="20"/>
-              <w:szCs w:val="20"/>
-              <w:lang w:val="en-US" w:eastAsia="ru-RU"/>
-            </w:rPr>
-            <w:br/>
-          </m:r>
-        </m:oMath>
-      </m:oMathPara>
-    </w:p>
-    <w:p>
-      <w:pPr>
-        <w:tabs>
-          <w:tab w:val="left" w:pos="916"/>
-          <w:tab w:val="left" w:pos="1832"/>
-          <w:tab w:val="left" w:pos="2748"/>
-          <w:tab w:val="left" w:pos="3664"/>
-          <w:tab w:val="left" w:pos="4580"/>
-          <w:tab w:val="left" w:pos="5496"/>
-          <w:tab w:val="left" w:pos="6412"/>
-          <w:tab w:val="left" w:pos="7328"/>
-          <w:tab w:val="left" w:pos="8244"/>
-          <w:tab w:val="left" w:pos="9160"/>
-          <w:tab w:val="left" w:pos="10076"/>
-          <w:tab w:val="left" w:pos="10992"/>
-          <w:tab w:val="left" w:pos="11908"/>
-          <w:tab w:val="left" w:pos="12824"/>
-          <w:tab w:val="left" w:pos="13740"/>
-          <w:tab w:val="left" w:pos="14656"/>
-        </w:tabs>
-        <w:wordWrap w:val="0"/>
-        <w:spacing w:after="0" w:line="360" w:lineRule="auto"/>
-        <w:rPr>
-          <w:rFonts w:ascii="Cambria Math" w:eastAsia="Times New Roman" w:hAnsi="Cambria Math" w:cs="Courier New"/>
-          <w:color w:val="0F1115"/>
-          <w:sz w:val="20"/>
-          <w:szCs w:val="20"/>
-          <w:lang w:eastAsia="ru-RU"/>
-          <w:oMath/>
-        </w:rPr>
-      </w:pPr>
-      <w:r>
-        <w:rPr>
-          <w:rStyle w:val="a4"/>
-          <w:rFonts w:eastAsiaTheme="minorEastAsia"/>
-          <w:b w:val="0"/>
-          <w:bCs w:val="0"/>
-        </w:rPr>
-        <w:t>Количество</w:t>
-      </w:r>
-      <w:r>
-        <w:rPr>
-          <w:rStyle w:val="a4"/>
-          <w:rFonts w:eastAsiaTheme="minorEastAsia"/>
-          <w:b w:val="0"/>
-          <w:bCs w:val="0"/>
-        </w:rPr>
-        <w:t xml:space="preserve"> </w:t>
-      </w:r>
-      <w:r>
-        <w:rPr>
-          <w:rStyle w:val="a4"/>
-          <w:rFonts w:eastAsiaTheme="minorEastAsia"/>
-          <w:b w:val="0"/>
-          <w:bCs w:val="0"/>
-        </w:rPr>
-        <w:t>обращений</w:t>
-      </w:r>
-      <w:r>
-        <w:rPr>
-          <w:rStyle w:val="a4"/>
-          <w:rFonts w:eastAsiaTheme="minorEastAsia"/>
-          <w:b w:val="0"/>
-          <w:bCs w:val="0"/>
-        </w:rPr>
-        <w:t xml:space="preserve"> </w:t>
-      </w:r>
-      <w:r>
-        <w:rPr>
-          <w:rStyle w:val="a4"/>
-          <w:rFonts w:eastAsiaTheme="minorEastAsia"/>
-          <w:b w:val="0"/>
-          <w:bCs w:val="0"/>
-        </w:rPr>
-        <w:t>к</w:t>
-      </w:r>
-      <w:r>
-        <w:rPr>
-          <w:rStyle w:val="a4"/>
-          <w:rFonts w:eastAsiaTheme="minorEastAsia"/>
-          <w:b w:val="0"/>
-          <w:bCs w:val="0"/>
-        </w:rPr>
-        <w:t xml:space="preserve"> </w:t>
-      </w:r>
-      <w:r>
-        <w:rPr>
-          <w:rStyle w:val="a4"/>
-          <w:rFonts w:eastAsiaTheme="minorEastAsia"/>
-          <w:b w:val="0"/>
-          <w:bCs w:val="0"/>
-        </w:rPr>
-        <w:t>памяти</w:t>
-      </w:r>
-      <w:r>
-        <w:rPr>
-          <w:rStyle w:val="a4"/>
-          <w:rFonts w:eastAsiaTheme="minorEastAsia"/>
-          <w:b w:val="0"/>
-          <w:bCs w:val="0"/>
-        </w:rPr>
-        <w:t>:</w:t>
-      </w:r>
-      <w:r>
-        <w:rPr>
-          <w:rFonts w:ascii="Consolas" w:eastAsia="Times New Roman" w:hAnsi="Consolas" w:cs="Courier New"/>
-          <w:color w:val="0F1115"/>
-          <w:sz w:val="20"/>
-          <w:szCs w:val="20"/>
-          <w:lang w:eastAsia="ru-RU"/>
-        </w:rPr>
-        <w:br/>
-      </w:r>
-      <m:oMathPara>
-        <m:oMath>
-          <m:r>
-            <w:rPr>
-              <w:rFonts w:ascii="Cambria Math" w:eastAsia="Times New Roman" w:hAnsi="Cambria Math" w:cs="Courier New"/>
-              <w:color w:val="0F1115"/>
-              <w:sz w:val="20"/>
-              <w:szCs w:val="20"/>
-              <w:lang w:val="en-US" w:eastAsia="ru-RU"/>
-            </w:rPr>
-            <m:t>system</m:t>
-          </m:r>
-          <m:r>
-            <w:rPr>
-              <w:rFonts w:ascii="Cambria Math" w:eastAsia="Times New Roman" w:hAnsi="Cambria Math" w:cs="Courier New"/>
-              <w:color w:val="0F1115"/>
-              <w:sz w:val="20"/>
-              <w:szCs w:val="20"/>
-              <w:lang w:eastAsia="ru-RU"/>
-            </w:rPr>
-            <m:t>.</m:t>
-          </m:r>
-          <m:r>
-            <w:rPr>
-              <w:rFonts w:ascii="Cambria Math" w:eastAsia="Times New Roman" w:hAnsi="Cambria Math" w:cs="Courier New"/>
-              <w:color w:val="0F1115"/>
-              <w:sz w:val="20"/>
-              <w:szCs w:val="20"/>
-              <w:lang w:val="en-US" w:eastAsia="ru-RU"/>
-            </w:rPr>
-            <m:t>cpu</m:t>
-          </m:r>
-          <m:r>
-            <w:rPr>
-              <w:rFonts w:ascii="Cambria Math" w:eastAsia="Times New Roman" w:hAnsi="Cambria Math" w:cs="Courier New"/>
-              <w:color w:val="0F1115"/>
-              <w:sz w:val="20"/>
-              <w:szCs w:val="20"/>
-              <w:lang w:eastAsia="ru-RU"/>
-            </w:rPr>
-            <m:t>.</m:t>
-          </m:r>
-          <m:r>
-            <w:rPr>
-              <w:rFonts w:ascii="Cambria Math" w:eastAsia="Times New Roman" w:hAnsi="Cambria Math" w:cs="Courier New"/>
-              <w:color w:val="0F1115"/>
-              <w:sz w:val="20"/>
-              <w:szCs w:val="20"/>
-              <w:lang w:val="en-US" w:eastAsia="ru-RU"/>
-            </w:rPr>
-            <m:t>dcac</m:t>
-          </m:r>
-          <m:r>
-            <w:rPr>
-              <w:rFonts w:ascii="Cambria Math" w:eastAsia="Times New Roman" w:hAnsi="Cambria Math" w:cs="Courier New"/>
-              <w:color w:val="0F1115"/>
-              <w:sz w:val="20"/>
-              <w:szCs w:val="20"/>
-              <w:lang w:eastAsia="ru-RU"/>
-            </w:rPr>
-            <m:t>h</m:t>
-          </m:r>
-          <m:r>
-            <w:rPr>
-              <w:rFonts w:ascii="Cambria Math" w:eastAsia="Times New Roman" w:hAnsi="Cambria Math" w:cs="Courier New"/>
-              <w:color w:val="0F1115"/>
-              <w:sz w:val="20"/>
-              <w:szCs w:val="20"/>
-              <w:lang w:val="en-US" w:eastAsia="ru-RU"/>
-            </w:rPr>
-            <m:t>e</m:t>
-          </m:r>
-          <m:r>
-            <w:rPr>
-              <w:rFonts w:ascii="Cambria Math" w:eastAsia="Times New Roman" w:hAnsi="Cambria Math" w:cs="Courier New"/>
-              <w:color w:val="0F1115"/>
-              <w:sz w:val="20"/>
-              <w:szCs w:val="20"/>
-              <w:lang w:eastAsia="ru-RU"/>
-            </w:rPr>
-            <m:t>.</m:t>
-          </m:r>
-          <m:r>
-            <w:rPr>
-              <w:rFonts w:ascii="Cambria Math" w:eastAsia="Times New Roman" w:hAnsi="Cambria Math" w:cs="Courier New"/>
-              <w:color w:val="0F1115"/>
-              <w:sz w:val="20"/>
-              <w:szCs w:val="20"/>
-              <w:lang w:val="en-US" w:eastAsia="ru-RU"/>
-            </w:rPr>
-            <m:t>demandAccesses</m:t>
-          </m:r>
-          <m:r>
-            <w:rPr>
-              <w:rFonts w:ascii="Cambria Math" w:eastAsia="Times New Roman" w:hAnsi="Cambria Math" w:cs="Courier New"/>
-              <w:color w:val="0F1115"/>
-              <w:sz w:val="20"/>
-              <w:szCs w:val="20"/>
-              <w:lang w:eastAsia="ru-RU"/>
-            </w:rPr>
-            <m:t>::</m:t>
-          </m:r>
-          <m:r>
-            <w:rPr>
-              <w:rFonts w:ascii="Cambria Math" w:eastAsia="Times New Roman" w:hAnsi="Cambria Math" w:cs="Courier New"/>
-              <w:color w:val="0F1115"/>
-              <w:sz w:val="20"/>
-              <w:szCs w:val="20"/>
-              <w:lang w:val="en-US" w:eastAsia="ru-RU"/>
-            </w:rPr>
-            <m:t>total</m:t>
-          </m:r>
-          <m:r>
-            <w:rPr>
-              <w:rFonts w:ascii="Cambria Math" w:eastAsia="Times New Roman" w:hAnsi="Cambria Math" w:cs="Courier New"/>
-              <w:color w:val="0F1115"/>
-              <w:sz w:val="20"/>
-              <w:szCs w:val="20"/>
-              <w:lang w:eastAsia="ru-RU"/>
-            </w:rPr>
-            <m:t xml:space="preserve">  197453854</m:t>
-          </m:r>
-        </m:oMath>
-      </m:oMathPara>
-    </w:p>
-    <w:p>
-      <w:pPr>
-        <w:spacing w:line="360" w:lineRule="auto"/>
-        <w:jc w:val="center"/>
-        <w:rPr>
-          <w:rFonts w:ascii="Cambria Math" w:eastAsia="Times New Roman" w:hAnsi="Cambria Math" w:cs="Courier New"/>
-          <w:color w:val="0F1115"/>
-          <w:sz w:val="20"/>
-          <w:szCs w:val="20"/>
-          <w:lang w:val="en-US" w:eastAsia="ru-RU"/>
-          <w:oMath/>
-        </w:rPr>
-      </w:pPr>
-      <m:oMathPara>
-        <m:oMath>
-          <m:r>
-            <w:rPr>
-              <w:rFonts w:ascii="Cambria Math" w:eastAsia="Times New Roman" w:hAnsi="Cambria Math" w:cs="Courier New"/>
-              <w:color w:val="0F1115"/>
-              <w:sz w:val="20"/>
-              <w:szCs w:val="20"/>
-              <w:lang w:val="en-US" w:eastAsia="ru-RU"/>
-            </w:rPr>
-            <m:t xml:space="preserve">Energy_dcache_Accesses = 197453854 * 7.5 pJ = 1.48 </m:t>
-          </m:r>
-          <m:r>
-            <w:rPr>
-              <w:rFonts w:ascii="Cambria Math" w:eastAsia="Times New Roman" w:hAnsi="Cambria Math" w:cs="Courier New"/>
-              <w:color w:val="0F1115"/>
-              <w:sz w:val="20"/>
-              <w:szCs w:val="20"/>
-              <w:lang w:eastAsia="ru-RU"/>
-            </w:rPr>
-            <m:t>млДж</m:t>
-          </m:r>
-        </m:oMath>
-      </m:oMathPara>
-    </w:p>
-    <w:p>
-      <w:r>
-        <w:t>Э</w:t>
-      </w:r>
-      <w:r>
-        <w:t>нергопотребления процессора целиком оценить напрямую нельзя</w:t>
-      </w:r>
-      <w:r>
-        <w:t>, т.к. выполнение инструкций на уровне логического блока является малой частью общего потребления процессора.</w:t>
-      </w:r>
-    </w:p>
-    <w:p>
-      <w:r>
-        <w:t>О</w:t>
-      </w:r>
-      <w:r>
-        <w:t xml:space="preserve">ценка для ядра встроенного процессора (ARM </w:t>
+        <w:t xml:space="preserve">247 * 5 нДж + 1250 * 30 нДж + 317722 нДж = 356457 нДж = 0,356 </w:t>
       </w:r>
       <w:proofErr w:type="spellStart"/>
       <w:r>
-        <w:t>Cortex</w:t>
-      </w:r>
-      <w:proofErr w:type="spellEnd"/>
-      <w:r>
-        <w:t xml:space="preserve">-A, RISC-V) или мобильного ядра, работающего на 1 ГГц </w:t>
-      </w:r>
-      <w:r>
-        <w:t>–</w:t>
-      </w:r>
-      <w:r>
-        <w:t xml:space="preserve"> </w:t>
-      </w:r>
-      <w:r>
-        <w:rPr>
-          <w:b/>
-        </w:rPr>
-        <w:t>1-</w:t>
-      </w:r>
-      <w:r>
-        <w:rPr>
-          <w:b/>
-        </w:rPr>
-        <w:t>5 Вт</w:t>
-      </w:r>
-      <w:r>
-        <w:t> </w:t>
-      </w:r>
-    </w:p>
-    <w:p>
-      <w:pPr>
-        <w:rPr>
-          <w:b/>
-        </w:rPr>
-      </w:pPr>
-      <w:r>
-        <w:rPr>
-          <w:rFonts w:ascii="Segoe UI" w:hAnsi="Segoe UI" w:cs="Segoe UI"/>
-          <w:b/>
-          <w:color w:val="0F1115"/>
-          <w:shd w:val="clear" w:color="auto" w:fill="FFFFFF"/>
-        </w:rPr>
-        <w:t xml:space="preserve">Тогда грубо </w:t>
-      </w:r>
-      <w:r>
-        <w:rPr>
-          <w:rFonts w:ascii="Segoe UI" w:hAnsi="Segoe UI" w:cs="Segoe UI"/>
-          <w:b/>
-          <w:color w:val="0F1115"/>
-          <w:shd w:val="clear" w:color="auto" w:fill="FFFFFF"/>
-        </w:rPr>
-        <w:t>1-</w:t>
-      </w:r>
-      <w:r>
-        <w:rPr>
-          <w:rFonts w:ascii="Segoe UI" w:hAnsi="Segoe UI" w:cs="Segoe UI"/>
-          <w:b/>
-          <w:color w:val="0F1115"/>
-          <w:shd w:val="clear" w:color="auto" w:fill="FFFFFF"/>
-        </w:rPr>
-        <w:t xml:space="preserve">5Вт*2с (время симуляции) = </w:t>
-      </w:r>
-      <w:r>
-        <w:rPr>
-          <w:rFonts w:ascii="Segoe UI" w:hAnsi="Segoe UI" w:cs="Segoe UI"/>
-          <w:b/>
-          <w:color w:val="0F1115"/>
-          <w:shd w:val="clear" w:color="auto" w:fill="FFFFFF"/>
-        </w:rPr>
-        <w:t>2-</w:t>
-      </w:r>
-      <w:r>
-        <w:rPr>
-          <w:rFonts w:ascii="Segoe UI" w:hAnsi="Segoe UI" w:cs="Segoe UI"/>
-          <w:b/>
-          <w:color w:val="0F1115"/>
-          <w:shd w:val="clear" w:color="auto" w:fill="FFFFFF"/>
-        </w:rPr>
-        <w:t>10 Дж</w:t>
-      </w:r>
-      <w:r>
-        <w:rPr>
-          <w:b/>
-        </w:rPr>
-        <w:br/>
-      </w:r>
-    </w:p>
-    <w:p>
-      <w:r>
-        <w:rPr>
-          <w:i/>
-        </w:rPr>
-        <w:t>Результаты моделирования</w:t>
-      </w:r>
-      <w:r>
-        <w:rPr>
-          <w:i/>
-        </w:rPr>
-        <w:t xml:space="preserve"> </w:t>
-      </w:r>
-      <w:r>
-        <w:rPr>
-          <w:b/>
-          <w:sz w:val="28"/>
-          <w:lang w:val="en-US"/>
-        </w:rPr>
-        <w:t>gem</w:t>
-      </w:r>
-      <w:r>
-        <w:rPr>
-          <w:b/>
-          <w:sz w:val="28"/>
-        </w:rPr>
-        <w:t>5</w:t>
-      </w:r>
-      <w:r>
-        <w:rPr>
-          <w:b/>
-          <w:sz w:val="28"/>
-        </w:rPr>
-        <w:t xml:space="preserve"> + </w:t>
-      </w:r>
-      <w:proofErr w:type="spellStart"/>
-      <w:r>
-        <w:rPr>
-          <w:b/>
-          <w:sz w:val="28"/>
-          <w:lang w:val="en-US"/>
-        </w:rPr>
-        <w:t>mcpat</w:t>
+        <w:t>млДж</w:t>
       </w:r>
       <w:proofErr w:type="spellEnd"/>
     </w:p>
     <w:p/>
-    <w:p>
-      <w:r>
-        <w:br/>
-      </w:r>
-    </w:p>
+    <w:p/>
+    <w:p/>
+    <w:p/>
     <w:p/>
     <w:p>
-      <w:r>
-        <w:rPr>
-          <w:i/>
-        </w:rPr>
-        <w:t xml:space="preserve">Результаты </w:t>
-      </w:r>
-      <w:proofErr w:type="gramStart"/>
-      <w:r>
-        <w:rPr>
-          <w:i/>
-        </w:rPr>
-        <w:t>моделирования</w:t>
-      </w:r>
-      <w:r>
-        <w:rPr>
-          <w:i/>
-        </w:rPr>
-        <w:t xml:space="preserve">  </w:t>
-      </w:r>
-      <w:proofErr w:type="spellStart"/>
-      <w:r>
-        <w:rPr>
-          <w:b/>
-          <w:sz w:val="28"/>
-        </w:rPr>
-        <w:t>наш</w:t>
-      </w:r>
-      <w:proofErr w:type="gramEnd"/>
-      <w:r>
-        <w:rPr>
-          <w:b/>
-          <w:sz w:val="28"/>
-        </w:rPr>
-        <w:t>_симулятор</w:t>
-      </w:r>
-      <w:proofErr w:type="spellEnd"/>
-    </w:p>
-    <w:p>
-      <w:r>
-        <w:lastRenderedPageBreak/>
-        <w:t>сгенерированные импульсы нейронами 247</w:t>
-      </w:r>
-      <w:r>
-        <w:br/>
-        <w:t>количество сравнений с порогом 1250</w:t>
-      </w:r>
-      <w:r>
-        <w:br/>
-      </w:r>
-      <w:proofErr w:type="spellStart"/>
-      <w:r>
-        <w:t>Кроссбар</w:t>
-      </w:r>
-      <w:proofErr w:type="spellEnd"/>
-      <w:r>
-        <w:t xml:space="preserve"> суммарная 317722 нДж  кол во проходов 1250  средняя 254</w:t>
-      </w:r>
-      <w:r>
-        <w:br/>
-      </w:r>
-      <w:r>
-        <w:br/>
-        <w:t xml:space="preserve">247 * 5 нДж + 1250 * 30 нДж + 317722 нДж = 356457 нДж = 0,356 </w:t>
-      </w:r>
-      <w:proofErr w:type="spellStart"/>
-      <w:r>
-        <w:t>млДж</w:t>
-      </w:r>
-      <w:proofErr w:type="spellEnd"/>
-    </w:p>
-    <w:p>
-      <w:bookmarkStart w:id="0" w:name="_GoBack"/>
-      <w:bookmarkEnd w:id="0"/>
-    </w:p>
-    <w:p/>
-    <w:p>
-      <w:r>
-        <w:br/>
-      </w:r>
+      <w:bookmarkStart w:id="10" w:name="_GoBack"/>
+      <w:bookmarkEnd w:id="10"/>
     </w:p>
     <w:sectPr>
       <w:pgSz w:w="11906" w:h="16838"/>
@@ -2633,7 +3569,64 @@
   <w:style w:type="paragraph" w:default="1" w:styleId="a">
     <w:name w:val="Normal"/>
     <w:qFormat/>
-    <w:rsid w:val="007668BE"/>
+    <w:rsid w:val="007A7A31"/>
+  </w:style>
+  <w:style w:type="paragraph" w:styleId="1">
+    <w:name w:val="heading 1"/>
+    <w:basedOn w:val="a"/>
+    <w:next w:val="a"/>
+    <w:link w:val="10"/>
+    <w:uiPriority w:val="9"/>
+    <w:qFormat/>
+    <w:rsid w:val="009D3B02"/>
+    <w:pPr>
+      <w:keepNext/>
+      <w:keepLines/>
+      <w:spacing w:before="240" w:after="0"/>
+      <w:outlineLvl w:val="0"/>
+    </w:pPr>
+    <w:rPr>
+      <w:rFonts w:ascii="Times New Roman" w:eastAsiaTheme="majorEastAsia" w:hAnsi="Times New Roman" w:cstheme="majorBidi"/>
+      <w:b/>
+      <w:color w:val="000000" w:themeColor="text1"/>
+      <w:sz w:val="28"/>
+      <w:szCs w:val="32"/>
+    </w:rPr>
+  </w:style>
+  <w:style w:type="paragraph" w:styleId="2">
+    <w:name w:val="heading 2"/>
+    <w:basedOn w:val="a"/>
+    <w:next w:val="a"/>
+    <w:link w:val="20"/>
+    <w:uiPriority w:val="9"/>
+    <w:unhideWhenUsed/>
+    <w:qFormat/>
+    <w:rsid w:val="003811E8"/>
+    <w:pPr>
+      <w:outlineLvl w:val="1"/>
+    </w:pPr>
+  </w:style>
+  <w:style w:type="paragraph" w:styleId="3">
+    <w:name w:val="heading 3"/>
+    <w:basedOn w:val="a"/>
+    <w:next w:val="a"/>
+    <w:link w:val="30"/>
+    <w:uiPriority w:val="9"/>
+    <w:unhideWhenUsed/>
+    <w:qFormat/>
+    <w:rsid w:val="007A7A31"/>
+    <w:pPr>
+      <w:keepNext/>
+      <w:keepLines/>
+      <w:spacing w:before="40" w:after="0"/>
+      <w:outlineLvl w:val="2"/>
+    </w:pPr>
+    <w:rPr>
+      <w:rFonts w:asciiTheme="majorHAnsi" w:eastAsiaTheme="majorEastAsia" w:hAnsiTheme="majorHAnsi" w:cstheme="majorBidi"/>
+      <w:color w:val="1F3763" w:themeColor="accent1" w:themeShade="7F"/>
+      <w:sz w:val="24"/>
+      <w:szCs w:val="24"/>
+    </w:rPr>
   </w:style>
   <w:style w:type="character" w:default="1" w:styleId="a0">
     <w:name w:val="Default Paragraph Font"/>
@@ -2733,7 +3726,657 @@
       <w:lang w:eastAsia="ru-RU"/>
     </w:rPr>
   </w:style>
+  <w:style w:type="character" w:customStyle="1" w:styleId="10">
+    <w:name w:val="Заголовок 1 Знак"/>
+    <w:basedOn w:val="a0"/>
+    <w:link w:val="1"/>
+    <w:uiPriority w:val="9"/>
+    <w:rsid w:val="009D3B02"/>
+    <w:rPr>
+      <w:rFonts w:ascii="Times New Roman" w:eastAsiaTheme="majorEastAsia" w:hAnsi="Times New Roman" w:cstheme="majorBidi"/>
+      <w:b/>
+      <w:color w:val="000000" w:themeColor="text1"/>
+      <w:sz w:val="28"/>
+      <w:szCs w:val="32"/>
+    </w:rPr>
+  </w:style>
+  <w:style w:type="paragraph" w:styleId="a5">
+    <w:name w:val="TOC Heading"/>
+    <w:basedOn w:val="1"/>
+    <w:next w:val="a"/>
+    <w:uiPriority w:val="39"/>
+    <w:unhideWhenUsed/>
+    <w:qFormat/>
+    <w:rsid w:val="00FF3956"/>
+    <w:pPr>
+      <w:outlineLvl w:val="9"/>
+    </w:pPr>
+    <w:rPr>
+      <w:rFonts w:asciiTheme="majorHAnsi" w:hAnsiTheme="majorHAnsi"/>
+      <w:b w:val="0"/>
+      <w:color w:val="2F5496" w:themeColor="accent1" w:themeShade="BF"/>
+      <w:sz w:val="32"/>
+      <w:lang w:eastAsia="ru-RU"/>
+    </w:rPr>
+  </w:style>
+  <w:style w:type="paragraph" w:styleId="11">
+    <w:name w:val="toc 1"/>
+    <w:basedOn w:val="a"/>
+    <w:next w:val="a"/>
+    <w:autoRedefine/>
+    <w:uiPriority w:val="39"/>
+    <w:unhideWhenUsed/>
+    <w:rsid w:val="00FF3956"/>
+    <w:pPr>
+      <w:spacing w:after="100"/>
+    </w:pPr>
+  </w:style>
+  <w:style w:type="character" w:styleId="a6">
+    <w:name w:val="Hyperlink"/>
+    <w:basedOn w:val="a0"/>
+    <w:uiPriority w:val="99"/>
+    <w:unhideWhenUsed/>
+    <w:rsid w:val="00FF3956"/>
+    <w:rPr>
+      <w:color w:val="0563C1" w:themeColor="hyperlink"/>
+      <w:u w:val="single"/>
+    </w:rPr>
+  </w:style>
+  <w:style w:type="character" w:customStyle="1" w:styleId="20">
+    <w:name w:val="Заголовок 2 Знак"/>
+    <w:basedOn w:val="a0"/>
+    <w:link w:val="2"/>
+    <w:uiPriority w:val="9"/>
+    <w:rsid w:val="003811E8"/>
+  </w:style>
+  <w:style w:type="paragraph" w:styleId="21">
+    <w:name w:val="toc 2"/>
+    <w:basedOn w:val="a"/>
+    <w:next w:val="a"/>
+    <w:autoRedefine/>
+    <w:uiPriority w:val="39"/>
+    <w:unhideWhenUsed/>
+    <w:rsid w:val="007A7A31"/>
+    <w:pPr>
+      <w:spacing w:after="100"/>
+      <w:ind w:left="220"/>
+    </w:pPr>
+  </w:style>
+  <w:style w:type="character" w:customStyle="1" w:styleId="30">
+    <w:name w:val="Заголовок 3 Знак"/>
+    <w:basedOn w:val="a0"/>
+    <w:link w:val="3"/>
+    <w:uiPriority w:val="9"/>
+    <w:rsid w:val="007A7A31"/>
+    <w:rPr>
+      <w:rFonts w:asciiTheme="majorHAnsi" w:eastAsiaTheme="majorEastAsia" w:hAnsiTheme="majorHAnsi" w:cstheme="majorBidi"/>
+      <w:color w:val="1F3763" w:themeColor="accent1" w:themeShade="7F"/>
+      <w:sz w:val="24"/>
+      <w:szCs w:val="24"/>
+    </w:rPr>
+  </w:style>
+  <w:style w:type="paragraph" w:styleId="a7">
+    <w:name w:val="Balloon Text"/>
+    <w:basedOn w:val="a"/>
+    <w:link w:val="a8"/>
+    <w:uiPriority w:val="99"/>
+    <w:semiHidden/>
+    <w:unhideWhenUsed/>
+    <w:rsid w:val="007A7A31"/>
+    <w:pPr>
+      <w:spacing w:after="0" w:line="240" w:lineRule="auto"/>
+    </w:pPr>
+    <w:rPr>
+      <w:rFonts w:ascii="Segoe UI" w:hAnsi="Segoe UI" w:cs="Segoe UI"/>
+      <w:sz w:val="18"/>
+      <w:szCs w:val="18"/>
+    </w:rPr>
+  </w:style>
+  <w:style w:type="character" w:customStyle="1" w:styleId="a8">
+    <w:name w:val="Текст выноски Знак"/>
+    <w:basedOn w:val="a0"/>
+    <w:link w:val="a7"/>
+    <w:uiPriority w:val="99"/>
+    <w:semiHidden/>
+    <w:rsid w:val="007A7A31"/>
+    <w:rPr>
+      <w:rFonts w:ascii="Segoe UI" w:hAnsi="Segoe UI" w:cs="Segoe UI"/>
+      <w:sz w:val="18"/>
+      <w:szCs w:val="18"/>
+    </w:rPr>
+  </w:style>
 </w:styles>
+</file>
+
+<file path=word/glossary/document.xml><?xml version="1.0" encoding="utf-8"?>
+<w:glossaryDocument xmlns:wpc="http://schemas.microsoft.com/office/word/2010/wordprocessingCanvas" xmlns:cx="http://schemas.microsoft.com/office/drawing/2014/chartex" xmlns:cx1="http://schemas.microsoft.com/office/drawing/2015/9/8/chartex" xmlns:mc="http://schemas.openxmlformats.org/markup-compatibility/2006" xmlns:o="urn:schemas-microsoft-com:office:office" xmlns:r="http://schemas.openxmlformats.org/officeDocument/2006/relationships" xmlns:m="http://schemas.openxmlformats.org/officeDocument/2006/math" xmlns:v="urn:schemas-microsoft-com:vml" xmlns:wp14="http://schemas.microsoft.com/office/word/2010/wordprocessingDrawing" xmlns:wp="http://schemas.openxmlformats.org/drawingml/2006/wordprocessingDrawing" xmlns:w10="urn:schemas-microsoft-com:office:word" xmlns:w="http://schemas.openxmlformats.org/wordprocessingml/2006/main" xmlns:w14="http://schemas.microsoft.com/office/word/2010/wordml" xmlns:w15="http://schemas.microsoft.com/office/word/2012/wordml" xmlns:w16se="http://schemas.microsoft.com/office/word/2015/wordml/symex" xmlns:wpg="http://schemas.microsoft.com/office/word/2010/wordprocessingGroup" xmlns:wpi="http://schemas.microsoft.com/office/word/2010/wordprocessingInk" xmlns:wne="http://schemas.microsoft.com/office/word/2006/wordml" xmlns:wps="http://schemas.microsoft.com/office/word/2010/wordprocessingShape" mc:Ignorable="w14 w15 w16se wp14"/>
+</file>
+
+<file path=word/glossary/fontTable.xml><?xml version="1.0" encoding="utf-8"?>
+<w:fonts xmlns:mc="http://schemas.openxmlformats.org/markup-compatibility/2006" xmlns:r="http://schemas.openxmlformats.org/officeDocument/2006/relationships" xmlns:w="http://schemas.openxmlformats.org/wordprocessingml/2006/main" xmlns:w14="http://schemas.microsoft.com/office/word/2010/wordml" xmlns:w15="http://schemas.microsoft.com/office/word/2012/wordml" xmlns:w16se="http://schemas.microsoft.com/office/word/2015/wordml/symex" mc:Ignorable="w14 w15 w16se">
+  <w:font w:name="Calibri">
+    <w:panose1 w:val="020F0502020204030204"/>
+    <w:charset w:val="CC"/>
+    <w:family w:val="swiss"/>
+    <w:pitch w:val="variable"/>
+    <w:sig w:usb0="E4002EFF" w:usb1="C000247B" w:usb2="00000009" w:usb3="00000000" w:csb0="000001FF" w:csb1="00000000"/>
+  </w:font>
+  <w:font w:name="Times New Roman">
+    <w:panose1 w:val="02020603050405020304"/>
+    <w:charset w:val="CC"/>
+    <w:family w:val="roman"/>
+    <w:pitch w:val="variable"/>
+    <w:sig w:usb0="E0002EFF" w:usb1="C000785B" w:usb2="00000009" w:usb3="00000000" w:csb0="000001FF" w:csb1="00000000"/>
+  </w:font>
+  <w:font w:name="Calibri Light">
+    <w:panose1 w:val="020F0302020204030204"/>
+    <w:charset w:val="CC"/>
+    <w:family w:val="swiss"/>
+    <w:pitch w:val="variable"/>
+    <w:sig w:usb0="E4002EFF" w:usb1="C000247B" w:usb2="00000009" w:usb3="00000000" w:csb0="000001FF" w:csb1="00000000"/>
+  </w:font>
+  <w:font w:name="Courier New">
+    <w:panose1 w:val="02070309020205020404"/>
+    <w:charset w:val="CC"/>
+    <w:family w:val="modern"/>
+    <w:pitch w:val="fixed"/>
+    <w:sig w:usb0="E0002EFF" w:usb1="C0007843" w:usb2="00000009" w:usb3="00000000" w:csb0="000001FF" w:csb1="00000000"/>
+  </w:font>
+  <w:font w:name="Segoe UI">
+    <w:panose1 w:val="020B0502040204020203"/>
+    <w:charset w:val="CC"/>
+    <w:family w:val="swiss"/>
+    <w:pitch w:val="variable"/>
+    <w:sig w:usb0="E4002EFF" w:usb1="C000E47F" w:usb2="00000009" w:usb3="00000000" w:csb0="000001FF" w:csb1="00000000"/>
+  </w:font>
+  <w:font w:name="Cambria Math">
+    <w:panose1 w:val="02040503050406030204"/>
+    <w:charset w:val="CC"/>
+    <w:family w:val="roman"/>
+    <w:pitch w:val="variable"/>
+    <w:sig w:usb0="E00006FF" w:usb1="420024FF" w:usb2="02000000" w:usb3="00000000" w:csb0="0000019F" w:csb1="00000000"/>
+  </w:font>
+</w:fonts>
+</file>
+
+<file path=word/glossary/settings.xml><?xml version="1.0" encoding="utf-8"?>
+<w:settings xmlns:mc="http://schemas.openxmlformats.org/markup-compatibility/2006" xmlns:o="urn:schemas-microsoft-com:office:office" xmlns:r="http://schemas.openxmlformats.org/officeDocument/2006/relationships" xmlns:m="http://schemas.openxmlformats.org/officeDocument/2006/math" xmlns:v="urn:schemas-microsoft-com:vml" xmlns:w10="urn:schemas-microsoft-com:office:word" xmlns:w="http://schemas.openxmlformats.org/wordprocessingml/2006/main" xmlns:w14="http://schemas.microsoft.com/office/word/2010/wordml" xmlns:w15="http://schemas.microsoft.com/office/word/2012/wordml" xmlns:w16se="http://schemas.microsoft.com/office/word/2015/wordml/symex" xmlns:sl="http://schemas.openxmlformats.org/schemaLibrary/2006/main" mc:Ignorable="w14 w15 w16se">
+  <w:view w:val="normal"/>
+  <w:defaultTabStop w:val="708"/>
+  <w:characterSpacingControl w:val="doNotCompress"/>
+  <w:compat>
+    <w:useFELayout/>
+    <w:compatSetting w:name="compatibilityMode" w:uri="http://schemas.microsoft.com/office/word" w:val="15"/>
+    <w:compatSetting w:name="overrideTableStyleFontSizeAndJustification" w:uri="http://schemas.microsoft.com/office/word" w:val="1"/>
+    <w:compatSetting w:name="enableOpenTypeFeatures" w:uri="http://schemas.microsoft.com/office/word" w:val="1"/>
+    <w:compatSetting w:name="doNotFlipMirrorIndents" w:uri="http://schemas.microsoft.com/office/word" w:val="1"/>
+    <w:compatSetting w:name="differentiateMultirowTableHeaders" w:uri="http://schemas.microsoft.com/office/word" w:val="1"/>
+  </w:compat>
+  <w:rsids>
+    <w:rsidRoot w:val="00346D7A"/>
+    <w:rsid w:val="00346D7A"/>
+    <w:rsid w:val="00701652"/>
+  </w:rsids>
+  <m:mathPr>
+    <m:mathFont m:val="Cambria Math"/>
+    <m:brkBin m:val="before"/>
+    <m:brkBinSub m:val="--"/>
+    <m:smallFrac m:val="0"/>
+    <m:dispDef/>
+    <m:lMargin m:val="0"/>
+    <m:rMargin m:val="0"/>
+    <m:defJc m:val="centerGroup"/>
+    <m:wrapIndent m:val="1440"/>
+    <m:intLim m:val="subSup"/>
+    <m:naryLim m:val="undOvr"/>
+  </m:mathPr>
+  <w:themeFontLang w:val="ru-RU"/>
+  <w:clrSchemeMapping w:bg1="light1" w:t1="dark1" w:bg2="light2" w:t2="dark2" w:accent1="accent1" w:accent2="accent2" w:accent3="accent3" w:accent4="accent4" w:accent5="accent5" w:accent6="accent6" w:hyperlink="hyperlink" w:followedHyperlink="followedHyperlink"/>
+  <w:decimalSymbol w:val=","/>
+  <w:listSeparator w:val=";"/>
+  <w15:chartTrackingRefBased/>
+</w:settings>
+</file>
+
+<file path=word/glossary/styles.xml><?xml version="1.0" encoding="utf-8"?>
+<w:styles xmlns:mc="http://schemas.openxmlformats.org/markup-compatibility/2006" xmlns:r="http://schemas.openxmlformats.org/officeDocument/2006/relationships" xmlns:w="http://schemas.openxmlformats.org/wordprocessingml/2006/main" xmlns:w14="http://schemas.microsoft.com/office/word/2010/wordml" xmlns:w15="http://schemas.microsoft.com/office/word/2012/wordml" xmlns:w16se="http://schemas.microsoft.com/office/word/2015/wordml/symex" mc:Ignorable="w14 w15 w16se">
+  <w:docDefaults>
+    <w:rPrDefault>
+      <w:rPr>
+        <w:rFonts w:asciiTheme="minorHAnsi" w:eastAsiaTheme="minorEastAsia" w:hAnsiTheme="minorHAnsi" w:cstheme="minorBidi"/>
+        <w:sz w:val="22"/>
+        <w:szCs w:val="22"/>
+        <w:lang w:val="ru-RU" w:eastAsia="ru-RU" w:bidi="ar-SA"/>
+      </w:rPr>
+    </w:rPrDefault>
+    <w:pPrDefault>
+      <w:pPr>
+        <w:spacing w:after="160" w:line="259" w:lineRule="auto"/>
+      </w:pPr>
+    </w:pPrDefault>
+  </w:docDefaults>
+  <w:latentStyles w:defLockedState="0" w:defUIPriority="99" w:defSemiHidden="0" w:defUnhideWhenUsed="0" w:defQFormat="0" w:count="371">
+    <w:lsdException w:name="Normal" w:uiPriority="0" w:qFormat="1"/>
+    <w:lsdException w:name="heading 1" w:uiPriority="9" w:qFormat="1"/>
+    <w:lsdException w:name="heading 2" w:semiHidden="1" w:uiPriority="9" w:unhideWhenUsed="1" w:qFormat="1"/>
+    <w:lsdException w:name="heading 3" w:semiHidden="1" w:uiPriority="9" w:unhideWhenUsed="1" w:qFormat="1"/>
+    <w:lsdException w:name="heading 4" w:semiHidden="1" w:uiPriority="9" w:unhideWhenUsed="1" w:qFormat="1"/>
+    <w:lsdException w:name="heading 5" w:semiHidden="1" w:uiPriority="9" w:unhideWhenUsed="1" w:qFormat="1"/>
+    <w:lsdException w:name="heading 6" w:semiHidden="1" w:uiPriority="9" w:unhideWhenUsed="1" w:qFormat="1"/>
+    <w:lsdException w:name="heading 7" w:semiHidden="1" w:uiPriority="9" w:unhideWhenUsed="1" w:qFormat="1"/>
+    <w:lsdException w:name="heading 8" w:semiHidden="1" w:uiPriority="9" w:unhideWhenUsed="1" w:qFormat="1"/>
+    <w:lsdException w:name="heading 9" w:semiHidden="1" w:uiPriority="9" w:unhideWhenUsed="1" w:qFormat="1"/>
+    <w:lsdException w:name="index 1" w:semiHidden="1" w:unhideWhenUsed="1"/>
+    <w:lsdException w:name="index 2" w:semiHidden="1" w:unhideWhenUsed="1"/>
+    <w:lsdException w:name="index 3" w:semiHidden="1" w:unhideWhenUsed="1"/>
+    <w:lsdException w:name="index 4" w:semiHidden="1" w:unhideWhenUsed="1"/>
+    <w:lsdException w:name="index 5" w:semiHidden="1" w:unhideWhenUsed="1"/>
+    <w:lsdException w:name="index 6" w:semiHidden="1" w:unhideWhenUsed="1"/>
+    <w:lsdException w:name="index 7" w:semiHidden="1" w:unhideWhenUsed="1"/>
+    <w:lsdException w:name="index 8" w:semiHidden="1" w:unhideWhenUsed="1"/>
+    <w:lsdException w:name="index 9" w:semiHidden="1" w:unhideWhenUsed="1"/>
+    <w:lsdException w:name="toc 1" w:semiHidden="1" w:uiPriority="39" w:unhideWhenUsed="1"/>
+    <w:lsdException w:name="toc 2" w:semiHidden="1" w:uiPriority="39" w:unhideWhenUsed="1"/>
+    <w:lsdException w:name="toc 3" w:semiHidden="1" w:uiPriority="39" w:unhideWhenUsed="1"/>
+    <w:lsdException w:name="toc 4" w:semiHidden="1" w:uiPriority="39" w:unhideWhenUsed="1"/>
+    <w:lsdException w:name="toc 5" w:semiHidden="1" w:uiPriority="39" w:unhideWhenUsed="1"/>
+    <w:lsdException w:name="toc 6" w:semiHidden="1" w:uiPriority="39" w:unhideWhenUsed="1"/>
+    <w:lsdException w:name="toc 7" w:semiHidden="1" w:uiPriority="39" w:unhideWhenUsed="1"/>
+    <w:lsdException w:name="toc 8" w:semiHidden="1" w:uiPriority="39" w:unhideWhenUsed="1"/>
+    <w:lsdException w:name="toc 9" w:semiHidden="1" w:uiPriority="39" w:unhideWhenUsed="1"/>
+    <w:lsdException w:name="Normal Indent" w:semiHidden="1" w:unhideWhenUsed="1"/>
+    <w:lsdException w:name="footnote text" w:semiHidden="1" w:unhideWhenUsed="1"/>
+    <w:lsdException w:name="annotation text" w:semiHidden="1" w:unhideWhenUsed="1"/>
+    <w:lsdException w:name="header" w:semiHidden="1" w:unhideWhenUsed="1"/>
+    <w:lsdException w:name="footer" w:semiHidden="1" w:unhideWhenUsed="1"/>
+    <w:lsdException w:name="index heading" w:semiHidden="1" w:unhideWhenUsed="1"/>
+    <w:lsdException w:name="caption" w:semiHidden="1" w:uiPriority="35" w:unhideWhenUsed="1" w:qFormat="1"/>
+    <w:lsdException w:name="table of figures" w:semiHidden="1" w:unhideWhenUsed="1"/>
+    <w:lsdException w:name="envelope address" w:semiHidden="1" w:unhideWhenUsed="1"/>
+    <w:lsdException w:name="envelope return" w:semiHidden="1" w:unhideWhenUsed="1"/>
+    <w:lsdException w:name="footnote reference" w:semiHidden="1" w:unhideWhenUsed="1"/>
+    <w:lsdException w:name="annotation reference" w:semiHidden="1" w:unhideWhenUsed="1"/>
+    <w:lsdException w:name="line number" w:semiHidden="1" w:unhideWhenUsed="1"/>
+    <w:lsdException w:name="page number" w:semiHidden="1" w:unhideWhenUsed="1"/>
+    <w:lsdException w:name="endnote reference" w:semiHidden="1" w:unhideWhenUsed="1"/>
+    <w:lsdException w:name="endnote text" w:semiHidden="1" w:unhideWhenUsed="1"/>
+    <w:lsdException w:name="table of authorities" w:semiHidden="1" w:unhideWhenUsed="1"/>
+    <w:lsdException w:name="macro" w:semiHidden="1" w:unhideWhenUsed="1"/>
+    <w:lsdException w:name="toa heading" w:semiHidden="1" w:unhideWhenUsed="1"/>
+    <w:lsdException w:name="List" w:semiHidden="1" w:unhideWhenUsed="1"/>
+    <w:lsdException w:name="List Bullet" w:semiHidden="1" w:unhideWhenUsed="1"/>
+    <w:lsdException w:name="List Number" w:semiHidden="1" w:unhideWhenUsed="1"/>
+    <w:lsdException w:name="List 2" w:semiHidden="1" w:unhideWhenUsed="1"/>
+    <w:lsdException w:name="List 3" w:semiHidden="1" w:unhideWhenUsed="1"/>
+    <w:lsdException w:name="List 4" w:semiHidden="1" w:unhideWhenUsed="1"/>
+    <w:lsdException w:name="List 5" w:semiHidden="1" w:unhideWhenUsed="1"/>
+    <w:lsdException w:name="List Bullet 2" w:semiHidden="1" w:unhideWhenUsed="1"/>
+    <w:lsdException w:name="List Bullet 3" w:semiHidden="1" w:unhideWhenUsed="1"/>
+    <w:lsdException w:name="List Bullet 4" w:semiHidden="1" w:unhideWhenUsed="1"/>
+    <w:lsdException w:name="List Bullet 5" w:semiHidden="1" w:unhideWhenUsed="1"/>
+    <w:lsdException w:name="List Number 2" w:semiHidden="1" w:unhideWhenUsed="1"/>
+    <w:lsdException w:name="List Number 3" w:semiHidden="1" w:unhideWhenUsed="1"/>
+    <w:lsdException w:name="List Number 4" w:semiHidden="1" w:unhideWhenUsed="1"/>
+    <w:lsdException w:name="List Number 5" w:semiHidden="1" w:unhideWhenUsed="1"/>
+    <w:lsdException w:name="Title" w:uiPriority="10" w:qFormat="1"/>
+    <w:lsdException w:name="Closing" w:semiHidden="1" w:unhideWhenUsed="1"/>
+    <w:lsdException w:name="Signature" w:semiHidden="1" w:unhideWhenUsed="1"/>
+    <w:lsdException w:name="Default Paragraph Font" w:semiHidden="1" w:uiPriority="1" w:unhideWhenUsed="1"/>
+    <w:lsdException w:name="Body Text" w:semiHidden="1" w:unhideWhenUsed="1"/>
+    <w:lsdException w:name="Body Text Indent" w:semiHidden="1" w:unhideWhenUsed="1"/>
+    <w:lsdException w:name="List Continue" w:semiHidden="1" w:unhideWhenUsed="1"/>
+    <w:lsdException w:name="List Continue 2" w:semiHidden="1" w:unhideWhenUsed="1"/>
+    <w:lsdException w:name="List Continue 3" w:semiHidden="1" w:unhideWhenUsed="1"/>
+    <w:lsdException w:name="List Continue 4" w:semiHidden="1" w:unhideWhenUsed="1"/>
+    <w:lsdException w:name="List Continue 5" w:semiHidden="1" w:unhideWhenUsed="1"/>
+    <w:lsdException w:name="Message Header" w:semiHidden="1" w:unhideWhenUsed="1"/>
+    <w:lsdException w:name="Subtitle" w:uiPriority="11" w:qFormat="1"/>
+    <w:lsdException w:name="Salutation" w:semiHidden="1" w:unhideWhenUsed="1"/>
+    <w:lsdException w:name="Date" w:semiHidden="1" w:unhideWhenUsed="1"/>
+    <w:lsdException w:name="Body Text First Indent" w:semiHidden="1" w:unhideWhenUsed="1"/>
+    <w:lsdException w:name="Body Text First Indent 2" w:semiHidden="1" w:unhideWhenUsed="1"/>
+    <w:lsdException w:name="Note Heading" w:semiHidden="1" w:unhideWhenUsed="1"/>
+    <w:lsdException w:name="Body Text 2" w:semiHidden="1" w:unhideWhenUsed="1"/>
+    <w:lsdException w:name="Body Text 3" w:semiHidden="1" w:unhideWhenUsed="1"/>
+    <w:lsdException w:name="Body Text Indent 2" w:semiHidden="1" w:unhideWhenUsed="1"/>
+    <w:lsdException w:name="Body Text Indent 3" w:semiHidden="1" w:unhideWhenUsed="1"/>
+    <w:lsdException w:name="Block Text" w:semiHidden="1" w:unhideWhenUsed="1"/>
+    <w:lsdException w:name="Hyperlink" w:semiHidden="1" w:unhideWhenUsed="1"/>
+    <w:lsdException w:name="FollowedHyperlink" w:semiHidden="1" w:unhideWhenUsed="1"/>
+    <w:lsdException w:name="Strong" w:uiPriority="22" w:qFormat="1"/>
+    <w:lsdException w:name="Emphasis" w:uiPriority="20" w:qFormat="1"/>
+    <w:lsdException w:name="Document Map" w:semiHidden="1" w:unhideWhenUsed="1"/>
+    <w:lsdException w:name="Plain Text" w:semiHidden="1" w:unhideWhenUsed="1"/>
+    <w:lsdException w:name="E-mail Signature" w:semiHidden="1" w:unhideWhenUsed="1"/>
+    <w:lsdException w:name="HTML Top of Form" w:semiHidden="1" w:unhideWhenUsed="1"/>
+    <w:lsdException w:name="HTML Bottom of Form" w:semiHidden="1" w:unhideWhenUsed="1"/>
+    <w:lsdException w:name="Normal (Web)" w:semiHidden="1" w:unhideWhenUsed="1"/>
+    <w:lsdException w:name="HTML Acronym" w:semiHidden="1" w:unhideWhenUsed="1"/>
+    <w:lsdException w:name="HTML Address" w:semiHidden="1" w:unhideWhenUsed="1"/>
+    <w:lsdException w:name="HTML Cite" w:semiHidden="1" w:unhideWhenUsed="1"/>
+    <w:lsdException w:name="HTML Code" w:semiHidden="1" w:unhideWhenUsed="1"/>
+    <w:lsdException w:name="HTML Definition" w:semiHidden="1" w:unhideWhenUsed="1"/>
+    <w:lsdException w:name="HTML Keyboard" w:semiHidden="1" w:unhideWhenUsed="1"/>
+    <w:lsdException w:name="HTML Preformatted" w:semiHidden="1" w:unhideWhenUsed="1"/>
+    <w:lsdException w:name="HTML Sample" w:semiHidden="1" w:unhideWhenUsed="1"/>
+    <w:lsdException w:name="HTML Typewriter" w:semiHidden="1" w:unhideWhenUsed="1"/>
+    <w:lsdException w:name="HTML Variable" w:semiHidden="1" w:unhideWhenUsed="1"/>
+    <w:lsdException w:name="Normal Table" w:semiHidden="1" w:unhideWhenUsed="1"/>
+    <w:lsdException w:name="annotation subject" w:semiHidden="1" w:unhideWhenUsed="1"/>
+    <w:lsdException w:name="No List" w:semiHidden="1" w:unhideWhenUsed="1"/>
+    <w:lsdException w:name="Outline List 1" w:semiHidden="1" w:unhideWhenUsed="1"/>
+    <w:lsdException w:name="Outline List 2" w:semiHidden="1" w:unhideWhenUsed="1"/>
+    <w:lsdException w:name="Outline List 3" w:semiHidden="1" w:unhideWhenUsed="1"/>
+    <w:lsdException w:name="Table Simple 1" w:semiHidden="1" w:unhideWhenUsed="1"/>
+    <w:lsdException w:name="Table Simple 2" w:semiHidden="1" w:unhideWhenUsed="1"/>
+    <w:lsdException w:name="Table Simple 3" w:semiHidden="1" w:unhideWhenUsed="1"/>
+    <w:lsdException w:name="Table Classic 1" w:semiHidden="1" w:unhideWhenUsed="1"/>
+    <w:lsdException w:name="Table Classic 2" w:semiHidden="1" w:unhideWhenUsed="1"/>
+    <w:lsdException w:name="Table Classic 3" w:semiHidden="1" w:unhideWhenUsed="1"/>
+    <w:lsdException w:name="Table Classic 4" w:semiHidden="1" w:unhideWhenUsed="1"/>
+    <w:lsdException w:name="Table Colorful 1" w:semiHidden="1" w:unhideWhenUsed="1"/>
+    <w:lsdException w:name="Table Colorful 2" w:semiHidden="1" w:unhideWhenUsed="1"/>
+    <w:lsdException w:name="Table Colorful 3" w:semiHidden="1" w:unhideWhenUsed="1"/>
+    <w:lsdException w:name="Table Columns 1" w:semiHidden="1" w:unhideWhenUsed="1"/>
+    <w:lsdException w:name="Table Columns 2" w:semiHidden="1" w:unhideWhenUsed="1"/>
+    <w:lsdException w:name="Table Columns 3" w:semiHidden="1" w:unhideWhenUsed="1"/>
+    <w:lsdException w:name="Table Columns 4" w:semiHidden="1" w:unhideWhenUsed="1"/>
+    <w:lsdException w:name="Table Columns 5" w:semiHidden="1" w:unhideWhenUsed="1"/>
+    <w:lsdException w:name="Table Grid 1" w:semiHidden="1" w:unhideWhenUsed="1"/>
+    <w:lsdException w:name="Table Grid 2" w:semiHidden="1" w:unhideWhenUsed="1"/>
+    <w:lsdException w:name="Table Grid 3" w:semiHidden="1" w:unhideWhenUsed="1"/>
+    <w:lsdException w:name="Table Grid 4" w:semiHidden="1" w:unhideWhenUsed="1"/>
+    <w:lsdException w:name="Table Grid 5" w:semiHidden="1" w:unhideWhenUsed="1"/>
+    <w:lsdException w:name="Table Grid 6" w:semiHidden="1" w:unhideWhenUsed="1"/>
+    <w:lsdException w:name="Table Grid 7" w:semiHidden="1" w:unhideWhenUsed="1"/>
+    <w:lsdException w:name="Table Grid 8" w:semiHidden="1" w:unhideWhenUsed="1"/>
+    <w:lsdException w:name="Table List 1" w:semiHidden="1" w:unhideWhenUsed="1"/>
+    <w:lsdException w:name="Table List 2" w:semiHidden="1" w:unhideWhenUsed="1"/>
+    <w:lsdException w:name="Table List 3" w:semiHidden="1" w:unhideWhenUsed="1"/>
+    <w:lsdException w:name="Table List 4" w:semiHidden="1" w:unhideWhenUsed="1"/>
+    <w:lsdException w:name="Table List 5" w:semiHidden="1" w:unhideWhenUsed="1"/>
+    <w:lsdException w:name="Table List 6" w:semiHidden="1" w:unhideWhenUsed="1"/>
+    <w:lsdException w:name="Table List 7" w:semiHidden="1" w:unhideWhenUsed="1"/>
+    <w:lsdException w:name="Table List 8" w:semiHidden="1" w:unhideWhenUsed="1"/>
+    <w:lsdException w:name="Table 3D effects 1" w:semiHidden="1" w:unhideWhenUsed="1"/>
+    <w:lsdException w:name="Table 3D effects 2" w:semiHidden="1" w:unhideWhenUsed="1"/>
+    <w:lsdException w:name="Table 3D effects 3" w:semiHidden="1" w:unhideWhenUsed="1"/>
+    <w:lsdException w:name="Table Contemporary" w:semiHidden="1" w:unhideWhenUsed="1"/>
+    <w:lsdException w:name="Table Elegant" w:semiHidden="1" w:unhideWhenUsed="1"/>
+    <w:lsdException w:name="Table Professional" w:semiHidden="1" w:unhideWhenUsed="1"/>
+    <w:lsdException w:name="Table Subtle 1" w:semiHidden="1" w:unhideWhenUsed="1"/>
+    <w:lsdException w:name="Table Subtle 2" w:semiHidden="1" w:unhideWhenUsed="1"/>
+    <w:lsdException w:name="Table Web 1" w:semiHidden="1" w:unhideWhenUsed="1"/>
+    <w:lsdException w:name="Table Web 2" w:semiHidden="1" w:unhideWhenUsed="1"/>
+    <w:lsdException w:name="Table Web 3" w:semiHidden="1" w:unhideWhenUsed="1"/>
+    <w:lsdException w:name="Balloon Text" w:semiHidden="1" w:unhideWhenUsed="1"/>
+    <w:lsdException w:name="Table Grid" w:uiPriority="39"/>
+    <w:lsdException w:name="Table Theme" w:semiHidden="1" w:unhideWhenUsed="1"/>
+    <w:lsdException w:name="Placeholder Text" w:semiHidden="1"/>
+    <w:lsdException w:name="No Spacing" w:uiPriority="1" w:qFormat="1"/>
+    <w:lsdException w:name="Light Shading" w:uiPriority="60"/>
+    <w:lsdException w:name="Light List" w:uiPriority="61"/>
+    <w:lsdException w:name="Light Grid" w:uiPriority="62"/>
+    <w:lsdException w:name="Medium Shading 1" w:uiPriority="63"/>
+    <w:lsdException w:name="Medium Shading 2" w:uiPriority="64"/>
+    <w:lsdException w:name="Medium List 1" w:uiPriority="65"/>
+    <w:lsdException w:name="Medium List 2" w:uiPriority="66"/>
+    <w:lsdException w:name="Medium Grid 1" w:uiPriority="67"/>
+    <w:lsdException w:name="Medium Grid 2" w:uiPriority="68"/>
+    <w:lsdException w:name="Medium Grid 3" w:uiPriority="69"/>
+    <w:lsdException w:name="Dark List" w:uiPriority="70"/>
+    <w:lsdException w:name="Colorful Shading" w:uiPriority="71"/>
+    <w:lsdException w:name="Colorful List" w:uiPriority="72"/>
+    <w:lsdException w:name="Colorful Grid" w:uiPriority="73"/>
+    <w:lsdException w:name="Light Shading Accent 1" w:uiPriority="60"/>
+    <w:lsdException w:name="Light List Accent 1" w:uiPriority="61"/>
+    <w:lsdException w:name="Light Grid Accent 1" w:uiPriority="62"/>
+    <w:lsdException w:name="Medium Shading 1 Accent 1" w:uiPriority="63"/>
+    <w:lsdException w:name="Medium Shading 2 Accent 1" w:uiPriority="64"/>
+    <w:lsdException w:name="Medium List 1 Accent 1" w:uiPriority="65"/>
+    <w:lsdException w:name="Revision" w:semiHidden="1"/>
+    <w:lsdException w:name="List Paragraph" w:uiPriority="34" w:qFormat="1"/>
+    <w:lsdException w:name="Quote" w:uiPriority="29" w:qFormat="1"/>
+    <w:lsdException w:name="Intense Quote" w:uiPriority="30" w:qFormat="1"/>
+    <w:lsdException w:name="Medium List 2 Accent 1" w:uiPriority="66"/>
+    <w:lsdException w:name="Medium Grid 1 Accent 1" w:uiPriority="67"/>
+    <w:lsdException w:name="Medium Grid 2 Accent 1" w:uiPriority="68"/>
+    <w:lsdException w:name="Medium Grid 3 Accent 1" w:uiPriority="69"/>
+    <w:lsdException w:name="Dark List Accent 1" w:uiPriority="70"/>
+    <w:lsdException w:name="Colorful Shading Accent 1" w:uiPriority="71"/>
+    <w:lsdException w:name="Colorful List Accent 1" w:uiPriority="72"/>
+    <w:lsdException w:name="Colorful Grid Accent 1" w:uiPriority="73"/>
+    <w:lsdException w:name="Light Shading Accent 2" w:uiPriority="60"/>
+    <w:lsdException w:name="Light List Accent 2" w:uiPriority="61"/>
+    <w:lsdException w:name="Light Grid Accent 2" w:uiPriority="62"/>
+    <w:lsdException w:name="Medium Shading 1 Accent 2" w:uiPriority="63"/>
+    <w:lsdException w:name="Medium Shading 2 Accent 2" w:uiPriority="64"/>
+    <w:lsdException w:name="Medium List 1 Accent 2" w:uiPriority="65"/>
+    <w:lsdException w:name="Medium List 2 Accent 2" w:uiPriority="66"/>
+    <w:lsdException w:name="Medium Grid 1 Accent 2" w:uiPriority="67"/>
+    <w:lsdException w:name="Medium Grid 2 Accent 2" w:uiPriority="68"/>
+    <w:lsdException w:name="Medium Grid 3 Accent 2" w:uiPriority="69"/>
+    <w:lsdException w:name="Dark List Accent 2" w:uiPriority="70"/>
+    <w:lsdException w:name="Colorful Shading Accent 2" w:uiPriority="71"/>
+    <w:lsdException w:name="Colorful List Accent 2" w:uiPriority="72"/>
+    <w:lsdException w:name="Colorful Grid Accent 2" w:uiPriority="73"/>
+    <w:lsdException w:name="Light Shading Accent 3" w:uiPriority="60"/>
+    <w:lsdException w:name="Light List Accent 3" w:uiPriority="61"/>
+    <w:lsdException w:name="Light Grid Accent 3" w:uiPriority="62"/>
+    <w:lsdException w:name="Medium Shading 1 Accent 3" w:uiPriority="63"/>
+    <w:lsdException w:name="Medium Shading 2 Accent 3" w:uiPriority="64"/>
+    <w:lsdException w:name="Medium List 1 Accent 3" w:uiPriority="65"/>
+    <w:lsdException w:name="Medium List 2 Accent 3" w:uiPriority="66"/>
+    <w:lsdException w:name="Medium Grid 1 Accent 3" w:uiPriority="67"/>
+    <w:lsdException w:name="Medium Grid 2 Accent 3" w:uiPriority="68"/>
+    <w:lsdException w:name="Medium Grid 3 Accent 3" w:uiPriority="69"/>
+    <w:lsdException w:name="Dark List Accent 3" w:uiPriority="70"/>
+    <w:lsdException w:name="Colorful Shading Accent 3" w:uiPriority="71"/>
+    <w:lsdException w:name="Colorful List Accent 3" w:uiPriority="72"/>
+    <w:lsdException w:name="Colorful Grid Accent 3" w:uiPriority="73"/>
+    <w:lsdException w:name="Light Shading Accent 4" w:uiPriority="60"/>
+    <w:lsdException w:name="Light List Accent 4" w:uiPriority="61"/>
+    <w:lsdException w:name="Light Grid Accent 4" w:uiPriority="62"/>
+    <w:lsdException w:name="Medium Shading 1 Accent 4" w:uiPriority="63"/>
+    <w:lsdException w:name="Medium Shading 2 Accent 4" w:uiPriority="64"/>
+    <w:lsdException w:name="Medium List 1 Accent 4" w:uiPriority="65"/>
+    <w:lsdException w:name="Medium List 2 Accent 4" w:uiPriority="66"/>
+    <w:lsdException w:name="Medium Grid 1 Accent 4" w:uiPriority="67"/>
+    <w:lsdException w:name="Medium Grid 2 Accent 4" w:uiPriority="68"/>
+    <w:lsdException w:name="Medium Grid 3 Accent 4" w:uiPriority="69"/>
+    <w:lsdException w:name="Dark List Accent 4" w:uiPriority="70"/>
+    <w:lsdException w:name="Colorful Shading Accent 4" w:uiPriority="71"/>
+    <w:lsdException w:name="Colorful List Accent 4" w:uiPriority="72"/>
+    <w:lsdException w:name="Colorful Grid Accent 4" w:uiPriority="73"/>
+    <w:lsdException w:name="Light Shading Accent 5" w:uiPriority="60"/>
+    <w:lsdException w:name="Light List Accent 5" w:uiPriority="61"/>
+    <w:lsdException w:name="Light Grid Accent 5" w:uiPriority="62"/>
+    <w:lsdException w:name="Medium Shading 1 Accent 5" w:uiPriority="63"/>
+    <w:lsdException w:name="Medium Shading 2 Accent 5" w:uiPriority="64"/>
+    <w:lsdException w:name="Medium List 1 Accent 5" w:uiPriority="65"/>
+    <w:lsdException w:name="Medium List 2 Accent 5" w:uiPriority="66"/>
+    <w:lsdException w:name="Medium Grid 1 Accent 5" w:uiPriority="67"/>
+    <w:lsdException w:name="Medium Grid 2 Accent 5" w:uiPriority="68"/>
+    <w:lsdException w:name="Medium Grid 3 Accent 5" w:uiPriority="69"/>
+    <w:lsdException w:name="Dark List Accent 5" w:uiPriority="70"/>
+    <w:lsdException w:name="Colorful Shading Accent 5" w:uiPriority="71"/>
+    <w:lsdException w:name="Colorful List Accent 5" w:uiPriority="72"/>
+    <w:lsdException w:name="Colorful Grid Accent 5" w:uiPriority="73"/>
+    <w:lsdException w:name="Light Shading Accent 6" w:uiPriority="60"/>
+    <w:lsdException w:name="Light List Accent 6" w:uiPriority="61"/>
+    <w:lsdException w:name="Light Grid Accent 6" w:uiPriority="62"/>
+    <w:lsdException w:name="Medium Shading 1 Accent 6" w:uiPriority="63"/>
+    <w:lsdException w:name="Medium Shading 2 Accent 6" w:uiPriority="64"/>
+    <w:lsdException w:name="Medium List 1 Accent 6" w:uiPriority="65"/>
+    <w:lsdException w:name="Medium List 2 Accent 6" w:uiPriority="66"/>
+    <w:lsdException w:name="Medium Grid 1 Accent 6" w:uiPriority="67"/>
+    <w:lsdException w:name="Medium Grid 2 Accent 6" w:uiPriority="68"/>
+    <w:lsdException w:name="Medium Grid 3 Accent 6" w:uiPriority="69"/>
+    <w:lsdException w:name="Dark List Accent 6" w:uiPriority="70"/>
+    <w:lsdException w:name="Colorful Shading Accent 6" w:uiPriority="71"/>
+    <w:lsdException w:name="Colorful List Accent 6" w:uiPriority="72"/>
+    <w:lsdException w:name="Colorful Grid Accent 6" w:uiPriority="73"/>
+    <w:lsdException w:name="Subtle Emphasis" w:uiPriority="19" w:qFormat="1"/>
+    <w:lsdException w:name="Intense Emphasis" w:uiPriority="21" w:qFormat="1"/>
+    <w:lsdException w:name="Subtle Reference" w:uiPriority="31" w:qFormat="1"/>
+    <w:lsdException w:name="Intense Reference" w:uiPriority="32" w:qFormat="1"/>
+    <w:lsdException w:name="Book Title" w:uiPriority="33" w:qFormat="1"/>
+    <w:lsdException w:name="Bibliography" w:semiHidden="1" w:uiPriority="37" w:unhideWhenUsed="1"/>
+    <w:lsdException w:name="TOC Heading" w:semiHidden="1" w:uiPriority="39" w:unhideWhenUsed="1" w:qFormat="1"/>
+    <w:lsdException w:name="Plain Table 1" w:uiPriority="41"/>
+    <w:lsdException w:name="Plain Table 2" w:uiPriority="42"/>
+    <w:lsdException w:name="Plain Table 3" w:uiPriority="43"/>
+    <w:lsdException w:name="Plain Table 4" w:uiPriority="44"/>
+    <w:lsdException w:name="Plain Table 5" w:uiPriority="45"/>
+    <w:lsdException w:name="Grid Table Light" w:uiPriority="40"/>
+    <w:lsdException w:name="Grid Table 1 Light" w:uiPriority="46"/>
+    <w:lsdException w:name="Grid Table 2" w:uiPriority="47"/>
+    <w:lsdException w:name="Grid Table 3" w:uiPriority="48"/>
+    <w:lsdException w:name="Grid Table 4" w:uiPriority="49"/>
+    <w:lsdException w:name="Grid Table 5 Dark" w:uiPriority="50"/>
+    <w:lsdException w:name="Grid Table 6 Colorful" w:uiPriority="51"/>
+    <w:lsdException w:name="Grid Table 7 Colorful" w:uiPriority="52"/>
+    <w:lsdException w:name="Grid Table 1 Light Accent 1" w:uiPriority="46"/>
+    <w:lsdException w:name="Grid Table 2 Accent 1" w:uiPriority="47"/>
+    <w:lsdException w:name="Grid Table 3 Accent 1" w:uiPriority="48"/>
+    <w:lsdException w:name="Grid Table 4 Accent 1" w:uiPriority="49"/>
+    <w:lsdException w:name="Grid Table 5 Dark Accent 1" w:uiPriority="50"/>
+    <w:lsdException w:name="Grid Table 6 Colorful Accent 1" w:uiPriority="51"/>
+    <w:lsdException w:name="Grid Table 7 Colorful Accent 1" w:uiPriority="52"/>
+    <w:lsdException w:name="Grid Table 1 Light Accent 2" w:uiPriority="46"/>
+    <w:lsdException w:name="Grid Table 2 Accent 2" w:uiPriority="47"/>
+    <w:lsdException w:name="Grid Table 3 Accent 2" w:uiPriority="48"/>
+    <w:lsdException w:name="Grid Table 4 Accent 2" w:uiPriority="49"/>
+    <w:lsdException w:name="Grid Table 5 Dark Accent 2" w:uiPriority="50"/>
+    <w:lsdException w:name="Grid Table 6 Colorful Accent 2" w:uiPriority="51"/>
+    <w:lsdException w:name="Grid Table 7 Colorful Accent 2" w:uiPriority="52"/>
+    <w:lsdException w:name="Grid Table 1 Light Accent 3" w:uiPriority="46"/>
+    <w:lsdException w:name="Grid Table 2 Accent 3" w:uiPriority="47"/>
+    <w:lsdException w:name="Grid Table 3 Accent 3" w:uiPriority="48"/>
+    <w:lsdException w:name="Grid Table 4 Accent 3" w:uiPriority="49"/>
+    <w:lsdException w:name="Grid Table 5 Dark Accent 3" w:uiPriority="50"/>
+    <w:lsdException w:name="Grid Table 6 Colorful Accent 3" w:uiPriority="51"/>
+    <w:lsdException w:name="Grid Table 7 Colorful Accent 3" w:uiPriority="52"/>
+    <w:lsdException w:name="Grid Table 1 Light Accent 4" w:uiPriority="46"/>
+    <w:lsdException w:name="Grid Table 2 Accent 4" w:uiPriority="47"/>
+    <w:lsdException w:name="Grid Table 3 Accent 4" w:uiPriority="48"/>
+    <w:lsdException w:name="Grid Table 4 Accent 4" w:uiPriority="49"/>
+    <w:lsdException w:name="Grid Table 5 Dark Accent 4" w:uiPriority="50"/>
+    <w:lsdException w:name="Grid Table 6 Colorful Accent 4" w:uiPriority="51"/>
+    <w:lsdException w:name="Grid Table 7 Colorful Accent 4" w:uiPriority="52"/>
+    <w:lsdException w:name="Grid Table 1 Light Accent 5" w:uiPriority="46"/>
+    <w:lsdException w:name="Grid Table 2 Accent 5" w:uiPriority="47"/>
+    <w:lsdException w:name="Grid Table 3 Accent 5" w:uiPriority="48"/>
+    <w:lsdException w:name="Grid Table 4 Accent 5" w:uiPriority="49"/>
+    <w:lsdException w:name="Grid Table 5 Dark Accent 5" w:uiPriority="50"/>
+    <w:lsdException w:name="Grid Table 6 Colorful Accent 5" w:uiPriority="51"/>
+    <w:lsdException w:name="Grid Table 7 Colorful Accent 5" w:uiPriority="52"/>
+    <w:lsdException w:name="Grid Table 1 Light Accent 6" w:uiPriority="46"/>
+    <w:lsdException w:name="Grid Table 2 Accent 6" w:uiPriority="47"/>
+    <w:lsdException w:name="Grid Table 3 Accent 6" w:uiPriority="48"/>
+    <w:lsdException w:name="Grid Table 4 Accent 6" w:uiPriority="49"/>
+    <w:lsdException w:name="Grid Table 5 Dark Accent 6" w:uiPriority="50"/>
+    <w:lsdException w:name="Grid Table 6 Colorful Accent 6" w:uiPriority="51"/>
+    <w:lsdException w:name="Grid Table 7 Colorful Accent 6" w:uiPriority="52"/>
+    <w:lsdException w:name="List Table 1 Light" w:uiPriority="46"/>
+    <w:lsdException w:name="List Table 2" w:uiPriority="47"/>
+    <w:lsdException w:name="List Table 3" w:uiPriority="48"/>
+    <w:lsdException w:name="List Table 4" w:uiPriority="49"/>
+    <w:lsdException w:name="List Table 5 Dark" w:uiPriority="50"/>
+    <w:lsdException w:name="List Table 6 Colorful" w:uiPriority="51"/>
+    <w:lsdException w:name="List Table 7 Colorful" w:uiPriority="52"/>
+    <w:lsdException w:name="List Table 1 Light Accent 1" w:uiPriority="46"/>
+    <w:lsdException w:name="List Table 2 Accent 1" w:uiPriority="47"/>
+    <w:lsdException w:name="List Table 3 Accent 1" w:uiPriority="48"/>
+    <w:lsdException w:name="List Table 4 Accent 1" w:uiPriority="49"/>
+    <w:lsdException w:name="List Table 5 Dark Accent 1" w:uiPriority="50"/>
+    <w:lsdException w:name="List Table 6 Colorful Accent 1" w:uiPriority="51"/>
+    <w:lsdException w:name="List Table 7 Colorful Accent 1" w:uiPriority="52"/>
+    <w:lsdException w:name="List Table 1 Light Accent 2" w:uiPriority="46"/>
+    <w:lsdException w:name="List Table 2 Accent 2" w:uiPriority="47"/>
+    <w:lsdException w:name="List Table 3 Accent 2" w:uiPriority="48"/>
+    <w:lsdException w:name="List Table 4 Accent 2" w:uiPriority="49"/>
+    <w:lsdException w:name="List Table 5 Dark Accent 2" w:uiPriority="50"/>
+    <w:lsdException w:name="List Table 6 Colorful Accent 2" w:uiPriority="51"/>
+    <w:lsdException w:name="List Table 7 Colorful Accent 2" w:uiPriority="52"/>
+    <w:lsdException w:name="List Table 1 Light Accent 3" w:uiPriority="46"/>
+    <w:lsdException w:name="List Table 2 Accent 3" w:uiPriority="47"/>
+    <w:lsdException w:name="List Table 3 Accent 3" w:uiPriority="48"/>
+    <w:lsdException w:name="List Table 4 Accent 3" w:uiPriority="49"/>
+    <w:lsdException w:name="List Table 5 Dark Accent 3" w:uiPriority="50"/>
+    <w:lsdException w:name="List Table 6 Colorful Accent 3" w:uiPriority="51"/>
+    <w:lsdException w:name="List Table 7 Colorful Accent 3" w:uiPriority="52"/>
+    <w:lsdException w:name="List Table 1 Light Accent 4" w:uiPriority="46"/>
+    <w:lsdException w:name="List Table 2 Accent 4" w:uiPriority="47"/>
+    <w:lsdException w:name="List Table 3 Accent 4" w:uiPriority="48"/>
+    <w:lsdException w:name="List Table 4 Accent 4" w:uiPriority="49"/>
+    <w:lsdException w:name="List Table 5 Dark Accent 4" w:uiPriority="50"/>
+    <w:lsdException w:name="List Table 6 Colorful Accent 4" w:uiPriority="51"/>
+    <w:lsdException w:name="List Table 7 Colorful Accent 4" w:uiPriority="52"/>
+    <w:lsdException w:name="List Table 1 Light Accent 5" w:uiPriority="46"/>
+    <w:lsdException w:name="List Table 2 Accent 5" w:uiPriority="47"/>
+    <w:lsdException w:name="List Table 3 Accent 5" w:uiPriority="48"/>
+    <w:lsdException w:name="List Table 4 Accent 5" w:uiPriority="49"/>
+    <w:lsdException w:name="List Table 5 Dark Accent 5" w:uiPriority="50"/>
+    <w:lsdException w:name="List Table 6 Colorful Accent 5" w:uiPriority="51"/>
+    <w:lsdException w:name="List Table 7 Colorful Accent 5" w:uiPriority="52"/>
+    <w:lsdException w:name="List Table 1 Light Accent 6" w:uiPriority="46"/>
+    <w:lsdException w:name="List Table 2 Accent 6" w:uiPriority="47"/>
+    <w:lsdException w:name="List Table 3 Accent 6" w:uiPriority="48"/>
+    <w:lsdException w:name="List Table 4 Accent 6" w:uiPriority="49"/>
+    <w:lsdException w:name="List Table 5 Dark Accent 6" w:uiPriority="50"/>
+    <w:lsdException w:name="List Table 6 Colorful Accent 6" w:uiPriority="51"/>
+    <w:lsdException w:name="List Table 7 Colorful Accent 6" w:uiPriority="52"/>
+  </w:latentStyles>
+  <w:style w:type="paragraph" w:default="1" w:styleId="a">
+    <w:name w:val="Normal"/>
+    <w:qFormat/>
+  </w:style>
+  <w:style w:type="character" w:default="1" w:styleId="a0">
+    <w:name w:val="Default Paragraph Font"/>
+    <w:uiPriority w:val="1"/>
+    <w:semiHidden/>
+    <w:unhideWhenUsed/>
+  </w:style>
+  <w:style w:type="table" w:default="1" w:styleId="a1">
+    <w:name w:val="Normal Table"/>
+    <w:uiPriority w:val="99"/>
+    <w:semiHidden/>
+    <w:unhideWhenUsed/>
+    <w:tblPr>
+      <w:tblInd w:w="0" w:type="dxa"/>
+      <w:tblCellMar>
+        <w:top w:w="0" w:type="dxa"/>
+        <w:left w:w="108" w:type="dxa"/>
+        <w:bottom w:w="0" w:type="dxa"/>
+        <w:right w:w="108" w:type="dxa"/>
+      </w:tblCellMar>
+    </w:tblPr>
+  </w:style>
+  <w:style w:type="numbering" w:default="1" w:styleId="a2">
+    <w:name w:val="No List"/>
+    <w:uiPriority w:val="99"/>
+    <w:semiHidden/>
+    <w:unhideWhenUsed/>
+  </w:style>
+  <w:style w:type="character" w:styleId="a3">
+    <w:name w:val="Placeholder Text"/>
+    <w:basedOn w:val="a0"/>
+    <w:uiPriority w:val="99"/>
+    <w:semiHidden/>
+    <w:rsid w:val="00346D7A"/>
+    <w:rPr>
+      <w:color w:val="808080"/>
+    </w:rPr>
+  </w:style>
+</w:styles>
+</file>
+
+<file path=word/glossary/webSettings.xml><?xml version="1.0" encoding="utf-8"?>
+<w:webSettings xmlns:mc="http://schemas.openxmlformats.org/markup-compatibility/2006" xmlns:r="http://schemas.openxmlformats.org/officeDocument/2006/relationships" xmlns:w="http://schemas.openxmlformats.org/wordprocessingml/2006/main" xmlns:w14="http://schemas.microsoft.com/office/word/2010/wordml" xmlns:w15="http://schemas.microsoft.com/office/word/2012/wordml" xmlns:w16se="http://schemas.microsoft.com/office/word/2015/wordml/symex" mc:Ignorable="w14 w15 w16se">
+  <w:optimizeForBrowser/>
+  <w:allowPNG/>
+</w:webSettings>
 </file>
 
 <file path=word/theme/theme1.xml><?xml version="1.0" encoding="utf-8"?>
@@ -3029,4 +4672,16 @@
     </a:ext>
   </a:extLst>
 </a:theme>
+</file>
+
+<file path=customXml/item1.xml><?xml version="1.0" encoding="utf-8"?>
+<b:Sources xmlns:b="http://schemas.openxmlformats.org/officeDocument/2006/bibliography" xmlns="http://schemas.openxmlformats.org/officeDocument/2006/bibliography" SelectedStyle="\APASixthEditionOfficeOnline.xsl" StyleName="APA" Version="6"/>
+</file>
+
+<file path=customXml/itemProps1.xml><?xml version="1.0" encoding="utf-8"?>
+<ds:datastoreItem xmlns:ds="http://schemas.openxmlformats.org/officeDocument/2006/customXml" ds:itemID="{75485684-1DEB-488D-9CD6-B329372DC197}">
+  <ds:schemaRefs>
+    <ds:schemaRef ds:uri="http://schemas.openxmlformats.org/officeDocument/2006/bibliography"/>
+  </ds:schemaRefs>
+</ds:datastoreItem>
 </file>
--- a/gem5_snn/промежуточные результаты.docx
+++ b/gem5_snn/промежуточные результаты.docx
@@ -11,6 +11,13 @@
     </w:p>
     <w:sdt>
       <w:sdtPr>
+        <w:rPr>
+          <w:rFonts w:asciiTheme="minorHAnsi" w:eastAsiaTheme="minorHAnsi" w:hAnsiTheme="minorHAnsi" w:cstheme="minorBidi"/>
+          <w:color w:val="auto"/>
+          <w:sz w:val="22"/>
+          <w:szCs w:val="22"/>
+          <w:lang w:eastAsia="en-US"/>
+        </w:rPr>
         <w:id w:val="2059965780"/>
         <w:docPartObj>
           <w:docPartGallery w:val="Table of Contents"/>
@@ -19,13 +26,8 @@
       </w:sdtPr>
       <w:sdtEndPr>
         <w:rPr>
-          <w:rFonts w:asciiTheme="minorHAnsi" w:eastAsiaTheme="minorHAnsi" w:hAnsiTheme="minorHAnsi" w:cstheme="minorBidi"/>
           <w:b/>
           <w:bCs/>
-          <w:color w:val="auto"/>
-          <w:sz w:val="22"/>
-          <w:szCs w:val="22"/>
-          <w:lang w:eastAsia="en-US"/>
         </w:rPr>
       </w:sdtEndPr>
       <w:sdtContent>
@@ -853,16 +855,7 @@
           <w:b w:val="0"/>
           <w:bCs w:val="0"/>
         </w:rPr>
-        <w:t xml:space="preserve"> выполненных в процессе симуляции</w:t>
-      </w:r>
-      <w:r>
-        <w:rPr>
-          <w:rStyle w:val="a4"/>
-          <w:rFonts w:eastAsiaTheme="minorEastAsia"/>
-          <w:b w:val="0"/>
-          <w:bCs w:val="0"/>
-        </w:rPr>
-        <w:t>:</w:t>
+        <w:t xml:space="preserve"> выполненных в процессе симуляции:</w:t>
       </w:r>
       <w:r>
         <w:br/>
@@ -976,10 +969,7 @@
         <w:t>нергопотребления процессора целиком оценить напрямую нельзя</w:t>
       </w:r>
       <w:r>
-        <w:t>, т.к. выполнение инструкций на уровне логического блока является малой частью общего потребления процессора.</w:t>
-      </w:r>
-      <w:r>
-        <w:t xml:space="preserve"> </w:t>
+        <w:t xml:space="preserve">, т.к. выполнение инструкций на уровне логического блока является малой частью общего потребления процессора. </w:t>
       </w:r>
       <w:r>
         <w:t>Для оценки энергопотребления выбранной архитектуры</w:t>
@@ -1039,31 +1029,7 @@
             <w:rPr>
               <w:rFonts w:ascii="Cambria Math" w:hAnsi="Cambria Math"/>
             </w:rPr>
-            <m:t>E=0.176</m:t>
-          </m:r>
-          <m:r>
-            <w:rPr>
-              <w:rFonts w:ascii="Cambria Math" w:hAnsi="Cambria Math"/>
-            </w:rPr>
-            <m:t xml:space="preserve"> Вт</m:t>
-          </m:r>
-          <m:r>
-            <w:rPr>
-              <w:rFonts w:ascii="Cambria Math" w:hAnsi="Cambria Math"/>
-            </w:rPr>
-            <m:t xml:space="preserve">*2 </m:t>
-          </m:r>
-          <m:r>
-            <w:rPr>
-              <w:rFonts w:ascii="Cambria Math" w:hAnsi="Cambria Math"/>
-            </w:rPr>
-            <m:t>с</m:t>
-          </m:r>
-          <m:r>
-            <w:rPr>
-              <w:rFonts w:ascii="Cambria Math" w:hAnsi="Cambria Math"/>
-            </w:rPr>
-            <m:t>≈0.35 Дж</m:t>
+            <m:t>E=0.176 Вт*2 с≈0.35 Дж</m:t>
           </m:r>
         </m:oMath>
       </m:oMathPara>
@@ -1124,33 +1090,12 @@
             <w:rPr>
               <w:rFonts w:ascii="Cambria Math" w:hAnsi="Cambria Math"/>
             </w:rPr>
-            <m:t>=</m:t>
+            <m:t>=7.6e6</m:t>
           </m:r>
           <m:r>
-            <w:rPr>
-              <w:rFonts w:ascii="Cambria Math" w:hAnsi="Cambria Math"/>
-            </w:rPr>
-            <m:t>7</m:t>
-          </m:r>
-          <m:r>
-            <w:rPr>
-              <w:rFonts w:ascii="Cambria Math" w:hAnsi="Cambria Math"/>
-            </w:rPr>
-            <m:t>.</m:t>
-          </m:r>
-          <m:r>
-            <w:rPr>
-              <w:rFonts w:ascii="Cambria Math" w:hAnsi="Cambria Math"/>
-            </w:rPr>
-            <m:t>6</m:t>
-          </m:r>
-          <m:r>
-            <w:rPr>
-              <w:rFonts w:ascii="Cambria Math" w:hAnsi="Cambria Math"/>
-            </w:rPr>
-            <m:t>e6</m:t>
-          </m:r>
-          <m:r>
+            <m:rPr>
+              <m:sty m:val="p"/>
+            </m:rPr>
             <w:br/>
           </m:r>
         </m:oMath>
@@ -1228,10 +1173,7 @@
         <w:t xml:space="preserve">примерно </w:t>
       </w:r>
       <w:r>
-        <w:t>1-5 Вт</w:t>
-      </w:r>
-      <w:r>
-        <w:t xml:space="preserve"> </w:t>
+        <w:t xml:space="preserve">1-5 Вт </w:t>
       </w:r>
       <w:r>
         <w:t xml:space="preserve">при </w:t>
@@ -1403,45 +1345,12 @@
             <w:rPr>
               <w:rFonts w:ascii="Cambria Math" w:hAnsi="Cambria Math"/>
             </w:rPr>
-            <m:t>E=0.</m:t>
+            <m:t>E=0.15 Вт*0.08 с≈0.012 Дж</m:t>
           </m:r>
           <m:r>
-            <w:rPr>
-              <w:rFonts w:ascii="Cambria Math" w:hAnsi="Cambria Math"/>
-            </w:rPr>
-            <m:t>15</m:t>
-          </m:r>
-          <m:r>
-            <w:rPr>
-              <w:rFonts w:ascii="Cambria Math" w:hAnsi="Cambria Math"/>
-            </w:rPr>
-            <m:t xml:space="preserve"> Вт*</m:t>
-          </m:r>
-          <m:r>
-            <w:rPr>
-              <w:rFonts w:ascii="Cambria Math" w:hAnsi="Cambria Math"/>
-            </w:rPr>
-            <m:t>0.08</m:t>
-          </m:r>
-          <m:r>
-            <w:rPr>
-              <w:rFonts w:ascii="Cambria Math" w:hAnsi="Cambria Math"/>
-            </w:rPr>
-            <m:t xml:space="preserve"> с≈0.</m:t>
-          </m:r>
-          <m:r>
-            <w:rPr>
-              <w:rFonts w:ascii="Cambria Math" w:hAnsi="Cambria Math"/>
-            </w:rPr>
-            <m:t>012</m:t>
-          </m:r>
-          <m:r>
-            <w:rPr>
-              <w:rFonts w:ascii="Cambria Math" w:hAnsi="Cambria Math"/>
-            </w:rPr>
-            <m:t xml:space="preserve"> Дж</m:t>
-          </m:r>
-          <m:r>
+            <m:rPr>
+              <m:sty m:val="p"/>
+            </m:rPr>
             <w:rPr>
               <w:rFonts w:eastAsiaTheme="minorEastAsia"/>
               <w:noProof/>
@@ -1524,69 +1433,70 @@
     <w:p>
       <w:pPr>
         <w:jc w:val="both"/>
+      </w:pPr>
+      <w:r>
+        <w:t xml:space="preserve">Обучение формальной нейронной сети может быть реализовано различными способами. Для теста был выбран метод градиентного спуска (с </w:t>
+      </w:r>
+      <w:proofErr w:type="spellStart"/>
+      <w:r>
+        <w:t>батчами</w:t>
+      </w:r>
+      <w:proofErr w:type="spellEnd"/>
+      <w:r>
+        <w:t xml:space="preserve">, </w:t>
+      </w:r>
+      <w:proofErr w:type="spellStart"/>
+      <w:r>
+        <w:t>Batch</w:t>
+      </w:r>
+      <w:proofErr w:type="spellEnd"/>
+      <w:r>
+        <w:t> </w:t>
+      </w:r>
+      <w:proofErr w:type="spellStart"/>
+      <w:r>
+        <w:t>gradient</w:t>
+      </w:r>
+      <w:proofErr w:type="spellEnd"/>
+      <w:r>
+        <w:t> </w:t>
+      </w:r>
+      <w:proofErr w:type="spellStart"/>
+      <w:r>
+        <w:t>descent</w:t>
+      </w:r>
+      <w:proofErr w:type="spellEnd"/>
+      <w:r>
+        <w:t>), т.к. не требует вычисления градиентов после каждого обучающего экземпляра данных и позволяет балансировать количество</w:t>
+      </w:r>
+      <w:r>
+        <w:t xml:space="preserve"> вычислений и эффективность обу</w:t>
+      </w:r>
+      <w:r>
+        <w:t>чения.</w:t>
+      </w:r>
+      <w:r>
+        <w:br/>
+      </w:r>
+      <w:r>
+        <w:t xml:space="preserve">Конфигурация системы соответствовала рис. 1. Симулировалась одна эпоха на 6000- изображениях с </w:t>
+      </w:r>
+      <w:r>
         <w:rPr>
           <w:lang w:val="en-US"/>
         </w:rPr>
-      </w:pPr>
-      <w:r>
-        <w:t xml:space="preserve">Обучение формальной нейронной сети может быть реализовано различными способами. Для теста был выбран метод градиентного спуска (с </w:t>
-      </w:r>
-      <w:proofErr w:type="spellStart"/>
-      <w:r>
-        <w:t>батчами</w:t>
-      </w:r>
-      <w:proofErr w:type="spellEnd"/>
-      <w:r>
-        <w:t xml:space="preserve">, </w:t>
-      </w:r>
-      <w:proofErr w:type="spellStart"/>
-      <w:r>
-        <w:t>Batch</w:t>
-      </w:r>
-      <w:proofErr w:type="spellEnd"/>
-      <w:r>
-        <w:t> </w:t>
-      </w:r>
-      <w:proofErr w:type="spellStart"/>
-      <w:r>
-        <w:t>gradient</w:t>
-      </w:r>
-      <w:proofErr w:type="spellEnd"/>
-      <w:r>
-        <w:t> </w:t>
-      </w:r>
-      <w:proofErr w:type="spellStart"/>
-      <w:r>
-        <w:t>descent</w:t>
-      </w:r>
-      <w:proofErr w:type="spellEnd"/>
-      <w:r>
-        <w:t>), т.к. не требует вычисления градиентов после каждого обучающего экземпляра данных и позволяет балансировать количество</w:t>
-      </w:r>
-      <w:r>
-        <w:t xml:space="preserve"> вычислений и эффективность обу</w:t>
-      </w:r>
-      <w:r>
-        <w:t>чения.</w:t>
-      </w:r>
-      <w:r>
-        <w:br/>
-      </w:r>
-      <w:r>
-        <w:t xml:space="preserve">Конфигурация системы соответствовала рис. 1. Симулировалась одна эпоха на 6000- изображениях с </w:t>
-      </w:r>
-      <w:proofErr w:type="spellStart"/>
+        <w:t>batch</w:t>
+      </w:r>
+      <w:r>
+        <w:t>_</w:t>
+      </w:r>
       <w:r>
         <w:rPr>
           <w:lang w:val="en-US"/>
         </w:rPr>
-        <w:t>batch_size</w:t>
-      </w:r>
-      <w:proofErr w:type="spellEnd"/>
-      <w:r>
-        <w:rPr>
-          <w:lang w:val="en-US"/>
-        </w:rPr>
+        <w:t>size</w:t>
+      </w:r>
+      <w:r>
         <w:t xml:space="preserve">=2500. </w:t>
       </w:r>
     </w:p>
@@ -1617,43 +1527,7 @@
             <w:rPr>
               <w:rFonts w:ascii="Cambria Math" w:hAnsi="Cambria Math"/>
             </w:rPr>
-            <m:t>E=0.</m:t>
-          </m:r>
-          <m:r>
-            <w:rPr>
-              <w:rFonts w:ascii="Cambria Math" w:hAnsi="Cambria Math"/>
-            </w:rPr>
-            <m:t>2</m:t>
-          </m:r>
-          <m:r>
-            <w:rPr>
-              <w:rFonts w:ascii="Cambria Math" w:hAnsi="Cambria Math"/>
-            </w:rPr>
-            <m:t xml:space="preserve"> Вт*</m:t>
-          </m:r>
-          <m:r>
-            <w:rPr>
-              <w:rFonts w:ascii="Cambria Math" w:hAnsi="Cambria Math"/>
-            </w:rPr>
-            <m:t>16.4</m:t>
-          </m:r>
-          <m:r>
-            <w:rPr>
-              <w:rFonts w:ascii="Cambria Math" w:hAnsi="Cambria Math"/>
-            </w:rPr>
-            <m:t xml:space="preserve"> с≈</m:t>
-          </m:r>
-          <m:r>
-            <w:rPr>
-              <w:rFonts w:ascii="Cambria Math" w:hAnsi="Cambria Math"/>
-            </w:rPr>
-            <m:t>3.3</m:t>
-          </m:r>
-          <m:r>
-            <w:rPr>
-              <w:rFonts w:ascii="Cambria Math" w:hAnsi="Cambria Math"/>
-            </w:rPr>
-            <m:t xml:space="preserve"> Дж</m:t>
+            <m:t>E=0.2 Вт*16.4 с≈3.3 Дж</m:t>
           </m:r>
         </m:oMath>
       </m:oMathPara>
@@ -1808,6 +1682,10 @@
         <w:jc w:val="center"/>
       </w:pPr>
       <w:r>
+        <w:rPr>
+          <w:noProof/>
+          <w:lang w:eastAsia="ru-RU"/>
+        </w:rPr>
         <w:drawing>
           <wp:inline distT="0" distB="0" distL="0" distR="0" wp14:anchorId="069E290A" wp14:editId="20FBD382">
             <wp:extent cx="4833514" cy="4159250"/>
@@ -1881,19 +1759,7 @@
         <w:rPr>
           <w:rStyle w:val="10"/>
         </w:rPr>
-        <w:t>3</w:t>
-      </w:r>
-      <w:r>
-        <w:rPr>
-          <w:rStyle w:val="10"/>
-        </w:rPr>
-        <w:t xml:space="preserve">. </w:t>
-      </w:r>
-      <w:r>
-        <w:rPr>
-          <w:rStyle w:val="10"/>
-        </w:rPr>
-        <w:t>Симуляция аналогово</w:t>
+        <w:t>3. Симуляция аналогово</w:t>
       </w:r>
       <w:r>
         <w:rPr>
@@ -3126,45 +2992,345 @@
       <w:r>
         <w:br/>
       </w:r>
-      <w:r>
-        <w:t>сгенерированные импульсы нейронами 247</w:t>
+    </w:p>
+    <w:p>
+      <w:pPr>
+        <w:spacing w:after="0" w:line="240" w:lineRule="auto"/>
+        <w:jc w:val="center"/>
+        <w:rPr>
+          <w:rFonts w:ascii="Times New Roman" w:hAnsi="Times New Roman" w:cs="Times New Roman"/>
+          <w:sz w:val="28"/>
+          <w:szCs w:val="24"/>
+        </w:rPr>
+      </w:pPr>
+      <w:r>
+        <w:rPr>
+          <w:rFonts w:ascii="Times New Roman" w:hAnsi="Times New Roman" w:cs="Times New Roman"/>
+          <w:noProof/>
+          <w:sz w:val="28"/>
+          <w:szCs w:val="24"/>
+          <w:lang w:eastAsia="ru-RU"/>
+        </w:rPr>
+        <w:drawing>
+          <wp:inline distT="0" distB="0" distL="0" distR="0" wp14:anchorId="6ACAC76C" wp14:editId="771550B7">
+            <wp:extent cx="4086225" cy="3129228"/>
+            <wp:effectExtent l="0" t="0" r="0" b="0"/>
+            <wp:docPr id="56" name="Рисунок 56"/>
+            <wp:cNvGraphicFramePr>
+              <a:graphicFrameLocks xmlns:a="http://schemas.openxmlformats.org/drawingml/2006/main" noChangeAspect="1"/>
+            </wp:cNvGraphicFramePr>
+            <a:graphic xmlns:a="http://schemas.openxmlformats.org/drawingml/2006/main">
+              <a:graphicData uri="http://schemas.openxmlformats.org/drawingml/2006/picture">
+                <pic:pic xmlns:pic="http://schemas.openxmlformats.org/drawingml/2006/picture">
+                  <pic:nvPicPr>
+                    <pic:cNvPr id="56" name="Рисунок_2_1.jpg"/>
+                    <pic:cNvPicPr/>
+                  </pic:nvPicPr>
+                  <pic:blipFill>
+                    <a:blip r:embed="rId7" cstate="print">
+                      <a:extLst>
+                        <a:ext uri="{28A0092B-C50C-407E-A947-70E740481C1C}">
+                          <a14:useLocalDpi xmlns:a14="http://schemas.microsoft.com/office/drawing/2010/main" val="0"/>
+                        </a:ext>
+                      </a:extLst>
+                    </a:blip>
+                    <a:stretch>
+                      <a:fillRect/>
+                    </a:stretch>
+                  </pic:blipFill>
+                  <pic:spPr>
+                    <a:xfrm>
+                      <a:off x="0" y="0"/>
+                      <a:ext cx="4092953" cy="3134380"/>
+                    </a:xfrm>
+                    <a:prstGeom prst="rect">
+                      <a:avLst/>
+                    </a:prstGeom>
+                  </pic:spPr>
+                </pic:pic>
+              </a:graphicData>
+            </a:graphic>
+          </wp:inline>
+        </w:drawing>
+      </w:r>
+    </w:p>
+    <w:p>
+      <w:pPr>
+        <w:jc w:val="center"/>
+      </w:pPr>
+      <w:r>
+        <w:t>– Функциональная схема нейронного КМОП элемента</w:t>
+      </w:r>
+    </w:p>
+    <w:p>
+      <w:r>
+        <w:t xml:space="preserve">Средняя мощность такого элемента при интеграции импульсов и генерации выходного импульса составляет 5.6 мкВт (за период 20 </w:t>
+      </w:r>
+      <w:proofErr w:type="spellStart"/>
+      <w:r>
+        <w:t>нс</w:t>
+      </w:r>
+      <w:proofErr w:type="spellEnd"/>
+      <w:r>
+        <w:t>).</w:t>
+      </w:r>
+      <w:r>
+        <w:t xml:space="preserve"> За период </w:t>
+      </w:r>
+      <w:proofErr w:type="spellStart"/>
+      <w:r>
+        <w:t>рефрактерности</w:t>
+      </w:r>
+      <w:proofErr w:type="spellEnd"/>
+      <w:r>
+        <w:t xml:space="preserve"> 10.5 мкВт.</w:t>
       </w:r>
       <w:r>
         <w:br/>
-        <w:t>количество сравнений с порогом 1250</w:t>
+        <w:t xml:space="preserve">При симуляции </w:t>
+      </w:r>
+      <w:proofErr w:type="spellStart"/>
+      <w:r>
+        <w:t>инференс</w:t>
+      </w:r>
+      <w:proofErr w:type="spellEnd"/>
+      <w:r>
+        <w:t xml:space="preserve"> режима импульсной нейронной сети (50 изображений) нейронами было сгенерировано 247 импульсов, таким образом суммарная энергия затраченная нейронами за весь период </w:t>
+      </w:r>
+      <w:proofErr w:type="spellStart"/>
+      <w:r>
+        <w:t>инференса</w:t>
+      </w:r>
+      <w:proofErr w:type="spellEnd"/>
+      <w:r>
+        <w:t>:</w:t>
+      </w:r>
+    </w:p>
+    <w:p>
+      <m:oMathPara>
+        <m:oMath>
+          <m:sSub>
+            <m:sSubPr>
+              <m:ctrlPr>
+                <w:rPr>
+                  <w:rFonts w:ascii="Cambria Math" w:eastAsiaTheme="minorEastAsia" w:hAnsi="Cambria Math"/>
+                  <w:i/>
+                  <w:lang w:val="en-US"/>
+                </w:rPr>
+              </m:ctrlPr>
+            </m:sSubPr>
+            <m:e>
+              <m:r>
+                <w:rPr>
+                  <w:rFonts w:ascii="Cambria Math" w:eastAsiaTheme="minorEastAsia" w:hAnsi="Cambria Math"/>
+                  <w:lang w:val="en-US"/>
+                </w:rPr>
+                <m:t>E</m:t>
+              </m:r>
+            </m:e>
+            <m:sub>
+              <m:r>
+                <w:rPr>
+                  <w:rFonts w:ascii="Cambria Math" w:eastAsiaTheme="minorEastAsia" w:hAnsi="Cambria Math"/>
+                  <w:lang w:val="en-US"/>
+                </w:rPr>
+                <m:t>n</m:t>
+              </m:r>
+            </m:sub>
+          </m:sSub>
+          <m:r>
+            <w:rPr>
+              <w:rFonts w:ascii="Cambria Math" w:eastAsiaTheme="minorEastAsia" w:hAnsi="Cambria Math"/>
+              <w:lang w:val="en-US"/>
+            </w:rPr>
+            <m:t>=</m:t>
+          </m:r>
+          <m:r>
+            <w:rPr>
+              <w:rFonts w:ascii="Cambria Math" w:eastAsiaTheme="minorEastAsia" w:hAnsi="Cambria Math"/>
+              <w:lang w:val="en-US"/>
+            </w:rPr>
+            <m:t>(</m:t>
+          </m:r>
+          <m:r>
+            <w:rPr>
+              <w:rFonts w:ascii="Cambria Math" w:hAnsi="Cambria Math"/>
+            </w:rPr>
+            <m:t>5,6 мкВт</m:t>
+          </m:r>
+          <m:r>
+            <w:rPr>
+              <w:rFonts w:ascii="Cambria Math" w:hAnsi="Cambria Math"/>
+            </w:rPr>
+            <m:t>*10,5 мкВт)</m:t>
+          </m:r>
+          <m:r>
+            <w:rPr>
+              <w:rFonts w:ascii="Cambria Math" w:hAnsi="Cambria Math"/>
+            </w:rPr>
+            <m:t>*20 нс*247</m:t>
+          </m:r>
+          <m:r>
+            <w:rPr>
+              <w:rFonts w:ascii="Cambria Math" w:hAnsi="Cambria Math"/>
+            </w:rPr>
+            <m:t>=0,0</m:t>
+          </m:r>
+          <m:r>
+            <w:rPr>
+              <w:rFonts w:ascii="Cambria Math" w:hAnsi="Cambria Math"/>
+            </w:rPr>
+            <m:t>8</m:t>
+          </m:r>
+          <m:r>
+            <w:rPr>
+              <w:rFonts w:ascii="Cambria Math" w:hAnsi="Cambria Math"/>
+            </w:rPr>
+            <m:t xml:space="preserve"> нДж</m:t>
+          </m:r>
+        </m:oMath>
+      </m:oMathPara>
+    </w:p>
+    <w:p>
+      <w:r>
+        <w:t xml:space="preserve">Каждое изображение было представлено 25 раз, т.е. на </w:t>
+      </w:r>
+      <w:proofErr w:type="spellStart"/>
+      <w:r>
+        <w:t>кроссбар</w:t>
+      </w:r>
+      <w:proofErr w:type="spellEnd"/>
+      <w:r>
+        <w:t>-массив было подано 1250 наборов входных напряжений.</w:t>
       </w:r>
       <w:r>
         <w:br/>
       </w:r>
-      <w:proofErr w:type="spellStart"/>
-      <w:r>
-        <w:t>Кроссбар</w:t>
-      </w:r>
-      <w:proofErr w:type="spellEnd"/>
-      <w:r>
-        <w:t xml:space="preserve"> суммарная 317722 нДж  кол во проходов 1250  средняя 254</w:t>
-      </w:r>
-      <w:r>
-        <w:br/>
-      </w:r>
-      <w:r>
-        <w:br/>
-        <w:t xml:space="preserve">247 * 5 нДж + 1250 * 30 нДж + 317722 нДж = 356457 нДж = 0,356 </w:t>
-      </w:r>
-      <w:proofErr w:type="spellStart"/>
-      <w:r>
-        <w:t>млДж</w:t>
-      </w:r>
-      <w:proofErr w:type="spellEnd"/>
+      <m:oMathPara>
+        <m:oMath>
+          <m:sSub>
+            <m:sSubPr>
+              <m:ctrlPr>
+                <w:rPr>
+                  <w:rFonts w:ascii="Cambria Math" w:hAnsi="Cambria Math"/>
+                  <w:i/>
+                </w:rPr>
+              </m:ctrlPr>
+            </m:sSubPr>
+            <m:e>
+              <m:r>
+                <w:rPr>
+                  <w:rFonts w:ascii="Cambria Math" w:hAnsi="Cambria Math"/>
+                </w:rPr>
+                <m:t>E</m:t>
+              </m:r>
+            </m:e>
+            <m:sub>
+              <m:r>
+                <w:rPr>
+                  <w:rFonts w:ascii="Cambria Math" w:hAnsi="Cambria Math"/>
+                </w:rPr>
+                <m:t>cb</m:t>
+              </m:r>
+            </m:sub>
+          </m:sSub>
+          <m:r>
+            <w:rPr>
+              <w:rFonts w:ascii="Cambria Math" w:hAnsi="Cambria Math"/>
+            </w:rPr>
+            <m:t>=317*</m:t>
+          </m:r>
+          <m:sSup>
+            <m:sSupPr>
+              <m:ctrlPr>
+                <w:rPr>
+                  <w:rFonts w:ascii="Cambria Math" w:hAnsi="Cambria Math"/>
+                  <w:i/>
+                  <w:lang w:val="en-US"/>
+                </w:rPr>
+              </m:ctrlPr>
+            </m:sSupPr>
+            <m:e>
+              <m:r>
+                <w:rPr>
+                  <w:rFonts w:ascii="Cambria Math" w:hAnsi="Cambria Math"/>
+                </w:rPr>
+                <m:t>10</m:t>
+              </m:r>
+              <m:ctrlPr>
+                <w:rPr>
+                  <w:rFonts w:ascii="Cambria Math" w:hAnsi="Cambria Math"/>
+                  <w:i/>
+                </w:rPr>
+              </m:ctrlPr>
+            </m:e>
+            <m:sup>
+              <m:r>
+                <w:rPr>
+                  <w:rFonts w:ascii="Cambria Math" w:hAnsi="Cambria Math"/>
+                  <w:lang w:val="en-US"/>
+                </w:rPr>
+                <m:t>3</m:t>
+              </m:r>
+            </m:sup>
+          </m:sSup>
+          <m:r>
+            <w:rPr>
+              <w:rFonts w:ascii="Cambria Math" w:hAnsi="Cambria Math"/>
+            </w:rPr>
+            <m:t xml:space="preserve"> нДж</m:t>
+          </m:r>
+          <m:r>
+            <w:br/>
+          </m:r>
+        </m:oMath>
+      </m:oMathPara>
     </w:p>
     <w:p/>
-    <w:p/>
-    <w:p/>
-    <w:p/>
-    <w:p/>
     <w:p>
+      <w:r>
+        <w:lastRenderedPageBreak/>
+        <w:t xml:space="preserve">Для моделирования целесообразно выбрать систему, приближенную к реальной встраиваемой системе. Архитектура </w:t>
+      </w:r>
+      <w:r>
+        <w:rPr>
+          <w:lang w:val="en-US"/>
+        </w:rPr>
+        <w:t>RISC</w:t>
+      </w:r>
+      <w:r>
+        <w:t>-</w:t>
+      </w:r>
+      <w:r>
+        <w:rPr>
+          <w:lang w:val="en-US"/>
+        </w:rPr>
+        <w:t>V</w:t>
+      </w:r>
+      <w:r>
+        <w:t xml:space="preserve">, </w:t>
+      </w:r>
+      <w:proofErr w:type="spellStart"/>
+      <w:r>
+        <w:t>RISCVMatchedBoard</w:t>
+      </w:r>
+      <w:proofErr w:type="spellEnd"/>
+      <w:r>
+        <w:t xml:space="preserve"> использует реалистичную </w:t>
+      </w:r>
       <w:bookmarkStart w:id="10" w:name="_GoBack"/>
       <w:bookmarkEnd w:id="10"/>
+      <w:r>
+        <w:t xml:space="preserve">модель процессора </w:t>
+      </w:r>
+      <w:proofErr w:type="spellStart"/>
+      <w:r>
+        <w:t>SiFive</w:t>
+      </w:r>
+      <w:proofErr w:type="spellEnd"/>
+      <w:r>
+        <w:t xml:space="preserve"> U74</w:t>
+      </w:r>
     </w:p>
     <w:sectPr>
       <w:pgSz w:w="11906" w:h="16838"/>
@@ -3914,8 +4080,10 @@
   </w:compat>
   <w:rsids>
     <w:rsidRoot w:val="00346D7A"/>
+    <w:rsid w:val="0001724F"/>
     <w:rsid w:val="00346D7A"/>
     <w:rsid w:val="00701652"/>
+    <w:rsid w:val="00AB0933"/>
   </w:rsids>
   <m:mathPr>
     <m:mathFont m:val="Cambria Math"/>
@@ -4364,7 +4532,7 @@
     <w:basedOn w:val="a0"/>
     <w:uiPriority w:val="99"/>
     <w:semiHidden/>
-    <w:rsid w:val="00346D7A"/>
+    <w:rsid w:val="00AB0933"/>
     <w:rPr>
       <w:color w:val="808080"/>
     </w:rPr>
@@ -4679,7 +4847,7 @@
 </file>
 
 <file path=customXml/itemProps1.xml><?xml version="1.0" encoding="utf-8"?>
-<ds:datastoreItem xmlns:ds="http://schemas.openxmlformats.org/officeDocument/2006/customXml" ds:itemID="{75485684-1DEB-488D-9CD6-B329372DC197}">
+<ds:datastoreItem xmlns:ds="http://schemas.openxmlformats.org/officeDocument/2006/customXml" ds:itemID="{DB260864-9F7E-4569-BEB1-F66C25050A58}">
   <ds:schemaRefs>
     <ds:schemaRef ds:uri="http://schemas.openxmlformats.org/officeDocument/2006/bibliography"/>
   </ds:schemaRefs>
